--- a/TS Jatai Ghanam Project/TS 4.4/TS 4.4 Jatai Sanskrit Corrections.docx
+++ b/TS Jatai Ghanam Project/TS 4.4/TS 4.4 Jatai Sanskrit Corrections.docx
@@ -1,7 +1,4473 @@
 
 <file path=word/document.xml><?xml version="1.0" encoding="utf-8"?>
-<w:document xmlns:wpc="http://schemas.microsoft.com/office/word/2010/wordprocessingCanvas" xmlns:cx="http://schemas.microsoft.com/office/drawing/2014/chartex" xmlns:cx1="http://schemas.microsoft.com/office/drawing/2015/9/8/chartex" xmlns:cx2="http://schemas.microsoft.com/office/drawing/2015/10/21/chartex" xmlns:cx3="http://schemas.microsoft.com/office/drawing/2016/5/9/chartex" xmlns:cx4="http://schemas.microsoft.com/office/drawing/2016/5/10/chartex" xmlns:cx5="http://schemas.microsoft.com/office/drawing/2016/5/11/chartex" xmlns:cx6="http://schemas.microsoft.com/office/drawing/2016/5/12/chartex" xmlns:cx7="http://schemas.microsoft.com/office/drawing/2016/5/13/chartex" xmlns:cx8="http://schemas.microsoft.com/office/drawing/2016/5/14/chartex" xmlns:mc="http://schemas.openxmlformats.org/markup-compatibility/2006" xmlns:aink="http://schemas.microsoft.com/office/drawing/2016/ink" xmlns:am3d="http://schemas.microsoft.com/office/drawing/2017/model3d" xmlns:o="urn:schemas-microsoft-com:office:office" xmlns:oel="http://schemas.microsoft.com/office/2019/extlst" xmlns:r="http://schemas.openxmlformats.org/officeDocument/2006/relationships" xmlns:m="http://schemas.openxmlformats.org/officeDocument/2006/math" xmlns:v="urn:schemas-microsoft-com:vml" xmlns:wp14="http://schemas.microsoft.com/office/word/2010/wordprocessingDrawing" xmlns:wp="http://schemas.openxmlformats.org/drawingml/2006/wordprocessingDrawing" xmlns:w10="urn:schemas-microsoft-com:office:word" xmlns:w="http://schemas.openxmlformats.org/wordprocessingml/2006/main" xmlns:w14="http://schemas.microsoft.com/office/word/2010/wordml" xmlns:w15="http://schemas.microsoft.com/office/word/2012/wordml" xmlns:w16cex="http://schemas.microsoft.com/office/word/2018/wordml/cex" xmlns:w16cid="http://schemas.microsoft.com/office/word/2016/wordml/cid" xmlns:w16="http://schemas.microsoft.com/office/word/2018/wordml" xmlns:w16sdtdh="http://schemas.microsoft.com/office/word/2020/wordml/sdtdatahash" xmlns:w16se="http://schemas.microsoft.com/office/word/2015/wordml/symex" xmlns:wpg="http://schemas.microsoft.com/office/word/2010/wordprocessingGroup" xmlns:wpi="http://schemas.microsoft.com/office/word/2010/wordprocessingInk" xmlns:wne="http://schemas.microsoft.com/office/word/2006/wordml" xmlns:wps="http://schemas.microsoft.com/office/word/2010/wordprocessingShape" mc:Ignorable="w14 w15 w16se w16cid w16 w16cex w16sdtdh wp14">
+<w:document xmlns:wpc="http://schemas.microsoft.com/office/word/2010/wordprocessingCanvas" xmlns:cx="http://schemas.microsoft.com/office/drawing/2014/chartex" xmlns:cx1="http://schemas.microsoft.com/office/drawing/2015/9/8/chartex" xmlns:cx2="http://schemas.microsoft.com/office/drawing/2015/10/21/chartex" xmlns:cx3="http://schemas.microsoft.com/office/drawing/2016/5/9/chartex" xmlns:cx4="http://schemas.microsoft.com/office/drawing/2016/5/10/chartex" xmlns:cx5="http://schemas.microsoft.com/office/drawing/2016/5/11/chartex" xmlns:cx6="http://schemas.microsoft.com/office/drawing/2016/5/12/chartex" xmlns:cx7="http://schemas.microsoft.com/office/drawing/2016/5/13/chartex" xmlns:cx8="http://schemas.microsoft.com/office/drawing/2016/5/14/chartex" xmlns:mc="http://schemas.openxmlformats.org/markup-compatibility/2006" xmlns:aink="http://schemas.microsoft.com/office/drawing/2016/ink" xmlns:am3d="http://schemas.microsoft.com/office/drawing/2017/model3d" xmlns:o="urn:schemas-microsoft-com:office:office" xmlns:oel="http://schemas.microsoft.com/office/2019/extlst" xmlns:r="http://schemas.openxmlformats.org/officeDocument/2006/relationships" xmlns:m="http://schemas.openxmlformats.org/officeDocument/2006/math" xmlns:v="urn:schemas-microsoft-com:vml" xmlns:wp14="http://schemas.microsoft.com/office/word/2010/wordprocessingDrawing" xmlns:wp="http://schemas.openxmlformats.org/drawingml/2006/wordprocessingDrawing" xmlns:w10="urn:schemas-microsoft-com:office:word" xmlns:w="http://schemas.openxmlformats.org/wordprocessingml/2006/main" xmlns:w14="http://schemas.microsoft.com/office/word/2010/wordml" xmlns:w15="http://schemas.microsoft.com/office/word/2012/wordml" xmlns:w16cex="http://schemas.microsoft.com/office/word/2018/wordml/cex" xmlns:w16cid="http://schemas.microsoft.com/office/word/2016/wordml/cid" xmlns:w16="http://schemas.microsoft.com/office/word/2018/wordml" xmlns:w16du="http://schemas.microsoft.com/office/word/2023/wordml/word16du" xmlns:w16sdtdh="http://schemas.microsoft.com/office/word/2020/wordml/sdtdatahash" xmlns:w16sdtfl="http://schemas.microsoft.com/office/word/2024/wordml/sdtformatlock" xmlns:w16se="http://schemas.microsoft.com/office/word/2015/wordml/symex" xmlns:wpg="http://schemas.microsoft.com/office/word/2010/wordprocessingGroup" xmlns:wpi="http://schemas.microsoft.com/office/word/2010/wordprocessingInk" xmlns:wne="http://schemas.microsoft.com/office/word/2006/wordml" xmlns:wps="http://schemas.microsoft.com/office/word/2010/wordprocessingShape" mc:Ignorable="w14 w15 w16se w16cid w16 w16cex w16sdtdh w16sdtfl w16du wp14">
   <w:body>
+    <w:p>
+      <w:pPr>
+        <w:spacing w:before="0" w:line="240" w:lineRule="auto"/>
+        <w:jc w:val="center"/>
+        <w:rPr>
+          <w:b/>
+          <w:bCs/>
+          <w:sz w:val="32"/>
+          <w:szCs w:val="32"/>
+          <w:u w:val="single"/>
+        </w:rPr>
+      </w:pPr>
+      <w:r>
+        <w:rPr>
+          <w:b/>
+          <w:bCs/>
+          <w:sz w:val="32"/>
+          <w:szCs w:val="32"/>
+          <w:u w:val="single"/>
+        </w:rPr>
+        <w:t xml:space="preserve">TS </w:t>
+      </w:r>
+      <w:r>
+        <w:rPr>
+          <w:b/>
+          <w:bCs/>
+          <w:sz w:val="32"/>
+          <w:szCs w:val="32"/>
+          <w:u w:val="single"/>
+        </w:rPr>
+        <w:t xml:space="preserve">Jatai </w:t>
+      </w:r>
+      <w:r>
+        <w:rPr>
+          <w:b/>
+          <w:bCs/>
+          <w:sz w:val="32"/>
+          <w:szCs w:val="32"/>
+          <w:u w:val="single"/>
+        </w:rPr>
+        <w:t xml:space="preserve"> </w:t>
+      </w:r>
+      <w:r>
+        <w:rPr>
+          <w:b/>
+          <w:bCs/>
+          <w:sz w:val="32"/>
+          <w:szCs w:val="32"/>
+          <w:u w:val="single"/>
+        </w:rPr>
+        <w:t xml:space="preserve">– TS </w:t>
+      </w:r>
+      <w:r>
+        <w:rPr>
+          <w:b/>
+          <w:bCs/>
+          <w:sz w:val="32"/>
+          <w:szCs w:val="32"/>
+          <w:u w:val="single"/>
+        </w:rPr>
+        <w:t>4.4</w:t>
+      </w:r>
+      <w:r>
+        <w:rPr>
+          <w:b/>
+          <w:bCs/>
+          <w:sz w:val="32"/>
+          <w:szCs w:val="32"/>
+          <w:u w:val="single"/>
+        </w:rPr>
+        <w:t xml:space="preserve"> </w:t>
+      </w:r>
+      <w:r>
+        <w:rPr>
+          <w:b/>
+          <w:bCs/>
+          <w:sz w:val="32"/>
+          <w:szCs w:val="32"/>
+          <w:u w:val="single"/>
+        </w:rPr>
+        <w:t>Sanskrit</w:t>
+      </w:r>
+      <w:r>
+        <w:rPr>
+          <w:b/>
+          <w:bCs/>
+          <w:sz w:val="32"/>
+          <w:szCs w:val="32"/>
+          <w:u w:val="single"/>
+        </w:rPr>
+        <w:t xml:space="preserve"> Corrections –</w:t>
+      </w:r>
+      <w:r>
+        <w:rPr>
+          <w:b/>
+          <w:bCs/>
+          <w:sz w:val="32"/>
+          <w:szCs w:val="32"/>
+          <w:u w:val="single"/>
+        </w:rPr>
+        <w:t xml:space="preserve"> </w:t>
+      </w:r>
+      <w:r>
+        <w:rPr>
+          <w:b/>
+          <w:bCs/>
+          <w:sz w:val="32"/>
+          <w:szCs w:val="32"/>
+          <w:u w:val="single"/>
+        </w:rPr>
+        <w:t xml:space="preserve">Observed till </w:t>
+      </w:r>
+      <w:r>
+        <w:rPr>
+          <w:b/>
+          <w:bCs/>
+          <w:sz w:val="32"/>
+          <w:szCs w:val="32"/>
+          <w:u w:val="single"/>
+        </w:rPr>
+        <w:t>31st Oct 2026</w:t>
+      </w:r>
+    </w:p>
+    <w:p>
+      <w:pPr>
+        <w:spacing w:before="0" w:line="240" w:lineRule="auto"/>
+        <w:jc w:val="center"/>
+        <w:rPr>
+          <w:b/>
+          <w:bCs/>
+          <w:sz w:val="28"/>
+          <w:szCs w:val="32"/>
+        </w:rPr>
+      </w:pPr>
+      <w:r>
+        <w:rPr>
+          <w:b/>
+          <w:bCs/>
+          <w:sz w:val="28"/>
+          <w:szCs w:val="32"/>
+        </w:rPr>
+        <w:t>(ignore those which are already incorporated in your book’s version and date)</w:t>
+      </w:r>
+    </w:p>
+    <w:tbl>
+      <w:tblPr>
+        <w:tblW w:w="14537" w:type="dxa"/>
+        <w:tblInd w:w="-792" w:type="dxa"/>
+        <w:tblBorders>
+          <w:top w:val="single" w:sz="4" w:space="0" w:color="000000"/>
+          <w:left w:val="single" w:sz="4" w:space="0" w:color="000000"/>
+          <w:bottom w:val="single" w:sz="4" w:space="0" w:color="000000"/>
+          <w:right w:val="single" w:sz="4" w:space="0" w:color="000000"/>
+          <w:insideH w:val="single" w:sz="4" w:space="0" w:color="000000"/>
+          <w:insideV w:val="single" w:sz="4" w:space="0" w:color="000000"/>
+        </w:tblBorders>
+        <w:tblLook w:val="04A0" w:firstRow="1" w:lastRow="0" w:firstColumn="1" w:lastColumn="0" w:noHBand="0" w:noVBand="1"/>
+      </w:tblPr>
+      <w:tblGrid>
+        <w:gridCol w:w="7166"/>
+        <w:gridCol w:w="7371"/>
+      </w:tblGrid>
+      <w:tr>
+        <w:tc>
+          <w:tcPr>
+            <w:tcW w:w="7166" w:type="dxa"/>
+          </w:tcPr>
+          <w:p>
+            <w:pPr>
+              <w:spacing w:before="0" w:line="240" w:lineRule="auto"/>
+              <w:jc w:val="center"/>
+              <w:rPr>
+                <w:b/>
+                <w:sz w:val="32"/>
+                <w:szCs w:val="32"/>
+              </w:rPr>
+            </w:pPr>
+            <w:r>
+              <w:rPr>
+                <w:b/>
+                <w:sz w:val="32"/>
+                <w:szCs w:val="32"/>
+              </w:rPr>
+              <w:t>As Printed</w:t>
+            </w:r>
+          </w:p>
+        </w:tc>
+        <w:tc>
+          <w:tcPr>
+            <w:tcW w:w="7371" w:type="dxa"/>
+          </w:tcPr>
+          <w:p>
+            <w:pPr>
+              <w:spacing w:before="0" w:line="240" w:lineRule="auto"/>
+              <w:ind w:right="-18"/>
+              <w:jc w:val="center"/>
+              <w:rPr>
+                <w:b/>
+                <w:sz w:val="32"/>
+                <w:szCs w:val="32"/>
+              </w:rPr>
+            </w:pPr>
+            <w:r>
+              <w:rPr>
+                <w:b/>
+                <w:sz w:val="32"/>
+                <w:szCs w:val="32"/>
+              </w:rPr>
+              <w:t>To be read as or corrected as</w:t>
+            </w:r>
+            <w:r>
+              <w:rPr>
+                <w:b/>
+                <w:sz w:val="32"/>
+                <w:szCs w:val="32"/>
+              </w:rPr>
+              <w:t xml:space="preserve"> </w:t>
+            </w:r>
+          </w:p>
+        </w:tc>
+      </w:tr>
+      <w:tr>
+        <w:trPr>
+          <w:trHeight w:val="1182"/>
+        </w:trPr>
+        <w:tc>
+          <w:tcPr>
+            <w:tcW w:w="7166" w:type="dxa"/>
+            <w:tcBorders>
+              <w:top w:val="single" w:sz="4" w:space="0" w:color="000000"/>
+              <w:left w:val="single" w:sz="4" w:space="0" w:color="000000"/>
+              <w:bottom w:val="single" w:sz="4" w:space="0" w:color="000000"/>
+              <w:right w:val="single" w:sz="4" w:space="0" w:color="000000"/>
+            </w:tcBorders>
+          </w:tcPr>
+          <w:p>
+            <w:pPr>
+              <w:widowControl w:val="0"/>
+              <w:autoSpaceDE w:val="0"/>
+              <w:autoSpaceDN w:val="0"/>
+              <w:adjustRightInd w:val="0"/>
+              <w:spacing w:before="0" w:line="240" w:lineRule="auto"/>
+              <w:rPr>
+                <w:rFonts w:ascii="BRH Devanagari Extra" w:hAnsi="BRH Devanagari Extra" w:cs="BRH Devanagari Extra"/>
+                <w:color w:val="000000"/>
+                <w:sz w:val="32"/>
+                <w:szCs w:val="32"/>
+              </w:rPr>
+            </w:pPr>
+            <w:r>
+              <w:rPr>
+                <w:rFonts w:ascii="BRH Devanagari Extra" w:hAnsi="BRH Devanagari Extra" w:cs="BRH Devanagari Extra"/>
+                <w:color w:val="000000"/>
+                <w:sz w:val="32"/>
+                <w:szCs w:val="32"/>
+              </w:rPr>
+              <w:t>(</w:t>
+            </w:r>
+            <w:r>
+              <w:rPr>
+                <w:rFonts w:cs="BRH Devanagari Extra"/>
+                <w:color w:val="000000"/>
+                <w:szCs w:val="32"/>
+              </w:rPr>
+              <w:t>16</w:t>
+            </w:r>
+            <w:r>
+              <w:rPr>
+                <w:rFonts w:ascii="BRH Devanagari Extra" w:hAnsi="BRH Devanagari Extra" w:cs="BRH Devanagari Extra"/>
+                <w:color w:val="000000"/>
+                <w:sz w:val="32"/>
+                <w:szCs w:val="32"/>
+              </w:rPr>
+              <w:t>)</w:t>
+            </w:r>
+            <w:r>
+              <w:rPr>
+                <w:rFonts w:cs="BRH Devanagari Extra"/>
+                <w:color w:val="000000"/>
+                <w:szCs w:val="32"/>
+              </w:rPr>
+              <w:t>[P6</w:t>
+            </w:r>
+            <w:r>
+              <w:rPr>
+                <w:rFonts w:ascii="BRH Devanagari Extra" w:hAnsi="BRH Devanagari Extra" w:cs="BRH Devanagari Extra"/>
+                <w:color w:val="000000"/>
+                <w:sz w:val="32"/>
+                <w:szCs w:val="32"/>
+              </w:rPr>
+              <w:t xml:space="preserve">] </w:t>
+            </w:r>
+            <w:r>
+              <w:rPr>
+                <w:rFonts w:cs="BRH Devanagari Extra"/>
+                <w:color w:val="000000"/>
+                <w:szCs w:val="32"/>
+              </w:rPr>
+              <w:t>4</w:t>
+            </w:r>
+            <w:r>
+              <w:rPr>
+                <w:rFonts w:ascii="BRH Devanagari Extra" w:hAnsi="BRH Devanagari Extra" w:cs="BRH Devanagari Extra"/>
+                <w:color w:val="000000"/>
+                <w:sz w:val="32"/>
+                <w:szCs w:val="32"/>
+              </w:rPr>
+              <w:t>.</w:t>
+            </w:r>
+            <w:r>
+              <w:rPr>
+                <w:rFonts w:cs="BRH Devanagari Extra"/>
+                <w:color w:val="000000"/>
+                <w:szCs w:val="32"/>
+              </w:rPr>
+              <w:t>4</w:t>
+            </w:r>
+            <w:r>
+              <w:rPr>
+                <w:rFonts w:ascii="BRH Devanagari Extra" w:hAnsi="BRH Devanagari Extra" w:cs="BRH Devanagari Extra"/>
+                <w:color w:val="000000"/>
+                <w:sz w:val="32"/>
+                <w:szCs w:val="32"/>
+              </w:rPr>
+              <w:t>.</w:t>
+            </w:r>
+            <w:r>
+              <w:rPr>
+                <w:rFonts w:cs="BRH Devanagari Extra"/>
+                <w:color w:val="000000"/>
+                <w:szCs w:val="32"/>
+              </w:rPr>
+              <w:t>2</w:t>
+            </w:r>
+            <w:r>
+              <w:rPr>
+                <w:rFonts w:ascii="BRH Devanagari Extra" w:hAnsi="BRH Devanagari Extra" w:cs="BRH Devanagari Extra"/>
+                <w:color w:val="000000"/>
+                <w:sz w:val="32"/>
+                <w:szCs w:val="32"/>
+              </w:rPr>
+              <w:t>.</w:t>
+            </w:r>
+            <w:r>
+              <w:rPr>
+                <w:rFonts w:cs="BRH Devanagari Extra"/>
+                <w:color w:val="000000"/>
+                <w:szCs w:val="32"/>
+              </w:rPr>
+              <w:t>3</w:t>
+            </w:r>
+            <w:r>
+              <w:rPr>
+                <w:rFonts w:ascii="BRH Devanagari Extra" w:hAnsi="BRH Devanagari Extra" w:cs="BRH Devanagari Extra"/>
+                <w:color w:val="000000"/>
+                <w:sz w:val="32"/>
+                <w:szCs w:val="32"/>
+              </w:rPr>
+              <w:t>(</w:t>
+            </w:r>
+            <w:r>
+              <w:rPr>
+                <w:rFonts w:cs="BRH Devanagari Extra"/>
+                <w:color w:val="000000"/>
+                <w:szCs w:val="32"/>
+              </w:rPr>
+              <w:t>11</w:t>
+            </w:r>
+            <w:r>
+              <w:rPr>
+                <w:rFonts w:ascii="BRH Devanagari Extra" w:hAnsi="BRH Devanagari Extra" w:cs="BRH Devanagari Extra"/>
+                <w:color w:val="000000"/>
+                <w:sz w:val="32"/>
+                <w:szCs w:val="32"/>
+              </w:rPr>
+              <w:t>)-  AurÉþjÉrÉliÉÏ |</w:t>
+            </w:r>
+          </w:p>
+          <w:p>
+            <w:pPr>
+              <w:widowControl w:val="0"/>
+              <w:autoSpaceDE w:val="0"/>
+              <w:autoSpaceDN w:val="0"/>
+              <w:adjustRightInd w:val="0"/>
+              <w:spacing w:before="0" w:line="240" w:lineRule="auto"/>
+              <w:rPr>
+                <w:rFonts w:cs="BRH Malayalam Extra"/>
+                <w:color w:val="FF0000"/>
+                <w:szCs w:val="40"/>
+              </w:rPr>
+            </w:pPr>
+            <w:r>
+              <w:rPr>
+                <w:rFonts w:ascii="BRH Devanagari Extra" w:hAnsi="BRH Devanagari Extra" w:cs="BRH Devanagari Extra"/>
+                <w:color w:val="000000"/>
+                <w:sz w:val="32"/>
+                <w:szCs w:val="32"/>
+              </w:rPr>
+              <w:t>AurÉþjÉrÉliÉÏ</w:t>
+            </w:r>
+            <w:r>
+              <w:rPr>
+                <w:rFonts w:ascii="BRH Malayalam Extra" w:hAnsi="BRH Malayalam Extra" w:cs="BRH Devanagari Extra"/>
+                <w:color w:val="000000"/>
+                <w:szCs w:val="32"/>
+              </w:rPr>
+              <w:t>–</w:t>
+            </w:r>
+            <w:r>
+              <w:rPr>
+                <w:rFonts w:ascii="BRH Devanagari Extra" w:hAnsi="BRH Devanagari Extra" w:cs="BRH Devanagari Extra"/>
+                <w:color w:val="000000"/>
+                <w:sz w:val="32"/>
+                <w:szCs w:val="32"/>
+              </w:rPr>
+              <w:t xml:space="preserve"> C</w:t>
+            </w:r>
+            <w:r>
+              <w:rPr>
+                <w:rFonts w:ascii="BRH Devanagari Extra" w:hAnsi="BRH Devanagari Extra" w:cs="BRH Devanagari Extra"/>
+                <w:color w:val="000000"/>
+                <w:sz w:val="32"/>
+                <w:szCs w:val="32"/>
+                <w:highlight w:val="yellow"/>
+              </w:rPr>
+              <w:t>ÌiÉrÉ</w:t>
+            </w:r>
+            <w:r>
+              <w:rPr>
+                <w:rFonts w:ascii="BRH Devanagari Extra" w:hAnsi="BRH Devanagari Extra" w:cs="BRH Devanagari Extra"/>
+                <w:color w:val="000000"/>
+                <w:sz w:val="32"/>
+                <w:szCs w:val="32"/>
+              </w:rPr>
+              <w:t xml:space="preserve">urÉþjÉrÉliÉÏ | </w:t>
+            </w:r>
+          </w:p>
+        </w:tc>
+        <w:tc>
+          <w:tcPr>
+            <w:tcW w:w="7371" w:type="dxa"/>
+            <w:tcBorders>
+              <w:top w:val="single" w:sz="4" w:space="0" w:color="000000"/>
+              <w:left w:val="single" w:sz="4" w:space="0" w:color="000000"/>
+              <w:bottom w:val="single" w:sz="4" w:space="0" w:color="000000"/>
+              <w:right w:val="single" w:sz="4" w:space="0" w:color="000000"/>
+            </w:tcBorders>
+          </w:tcPr>
+          <w:p>
+            <w:pPr>
+              <w:widowControl w:val="0"/>
+              <w:autoSpaceDE w:val="0"/>
+              <w:autoSpaceDN w:val="0"/>
+              <w:adjustRightInd w:val="0"/>
+              <w:spacing w:before="0" w:line="240" w:lineRule="auto"/>
+              <w:rPr>
+                <w:rFonts w:ascii="BRH Devanagari Extra" w:hAnsi="BRH Devanagari Extra" w:cs="BRH Devanagari Extra"/>
+                <w:color w:val="000000"/>
+                <w:sz w:val="32"/>
+                <w:szCs w:val="32"/>
+              </w:rPr>
+            </w:pPr>
+            <w:r>
+              <w:rPr>
+                <w:rFonts w:ascii="BRH Devanagari Extra" w:hAnsi="BRH Devanagari Extra" w:cs="BRH Devanagari Extra"/>
+                <w:color w:val="000000"/>
+                <w:sz w:val="32"/>
+                <w:szCs w:val="32"/>
+              </w:rPr>
+              <w:t>(</w:t>
+            </w:r>
+            <w:r>
+              <w:rPr>
+                <w:rFonts w:cs="BRH Devanagari Extra"/>
+                <w:color w:val="000000"/>
+                <w:szCs w:val="32"/>
+              </w:rPr>
+              <w:t>16</w:t>
+            </w:r>
+            <w:r>
+              <w:rPr>
+                <w:rFonts w:ascii="BRH Devanagari Extra" w:hAnsi="BRH Devanagari Extra" w:cs="BRH Devanagari Extra"/>
+                <w:color w:val="000000"/>
+                <w:sz w:val="32"/>
+                <w:szCs w:val="32"/>
+              </w:rPr>
+              <w:t>)</w:t>
+            </w:r>
+            <w:r>
+              <w:rPr>
+                <w:rFonts w:cs="BRH Devanagari Extra"/>
+                <w:color w:val="000000"/>
+                <w:szCs w:val="32"/>
+              </w:rPr>
+              <w:t>[P6</w:t>
+            </w:r>
+            <w:r>
+              <w:rPr>
+                <w:rFonts w:ascii="BRH Devanagari Extra" w:hAnsi="BRH Devanagari Extra" w:cs="BRH Devanagari Extra"/>
+                <w:color w:val="000000"/>
+                <w:sz w:val="32"/>
+                <w:szCs w:val="32"/>
+              </w:rPr>
+              <w:t xml:space="preserve">] </w:t>
+            </w:r>
+            <w:r>
+              <w:rPr>
+                <w:rFonts w:cs="BRH Devanagari Extra"/>
+                <w:color w:val="000000"/>
+                <w:szCs w:val="32"/>
+              </w:rPr>
+              <w:t>4</w:t>
+            </w:r>
+            <w:r>
+              <w:rPr>
+                <w:rFonts w:ascii="BRH Devanagari Extra" w:hAnsi="BRH Devanagari Extra" w:cs="BRH Devanagari Extra"/>
+                <w:color w:val="000000"/>
+                <w:sz w:val="32"/>
+                <w:szCs w:val="32"/>
+              </w:rPr>
+              <w:t>.</w:t>
+            </w:r>
+            <w:r>
+              <w:rPr>
+                <w:rFonts w:cs="BRH Devanagari Extra"/>
+                <w:color w:val="000000"/>
+                <w:szCs w:val="32"/>
+              </w:rPr>
+              <w:t>4</w:t>
+            </w:r>
+            <w:r>
+              <w:rPr>
+                <w:rFonts w:ascii="BRH Devanagari Extra" w:hAnsi="BRH Devanagari Extra" w:cs="BRH Devanagari Extra"/>
+                <w:color w:val="000000"/>
+                <w:sz w:val="32"/>
+                <w:szCs w:val="32"/>
+              </w:rPr>
+              <w:t>.</w:t>
+            </w:r>
+            <w:r>
+              <w:rPr>
+                <w:rFonts w:cs="BRH Devanagari Extra"/>
+                <w:color w:val="000000"/>
+                <w:szCs w:val="32"/>
+              </w:rPr>
+              <w:t>2</w:t>
+            </w:r>
+            <w:r>
+              <w:rPr>
+                <w:rFonts w:ascii="BRH Devanagari Extra" w:hAnsi="BRH Devanagari Extra" w:cs="BRH Devanagari Extra"/>
+                <w:color w:val="000000"/>
+                <w:sz w:val="32"/>
+                <w:szCs w:val="32"/>
+              </w:rPr>
+              <w:t>.</w:t>
+            </w:r>
+            <w:r>
+              <w:rPr>
+                <w:rFonts w:cs="BRH Devanagari Extra"/>
+                <w:color w:val="000000"/>
+                <w:szCs w:val="32"/>
+              </w:rPr>
+              <w:t>3</w:t>
+            </w:r>
+            <w:r>
+              <w:rPr>
+                <w:rFonts w:ascii="BRH Devanagari Extra" w:hAnsi="BRH Devanagari Extra" w:cs="BRH Devanagari Extra"/>
+                <w:color w:val="000000"/>
+                <w:sz w:val="32"/>
+                <w:szCs w:val="32"/>
+              </w:rPr>
+              <w:t>(</w:t>
+            </w:r>
+            <w:r>
+              <w:rPr>
+                <w:rFonts w:cs="BRH Devanagari Extra"/>
+                <w:color w:val="000000"/>
+                <w:szCs w:val="32"/>
+              </w:rPr>
+              <w:t>11</w:t>
+            </w:r>
+            <w:r>
+              <w:rPr>
+                <w:rFonts w:ascii="BRH Devanagari Extra" w:hAnsi="BRH Devanagari Extra" w:cs="BRH Devanagari Extra"/>
+                <w:color w:val="000000"/>
+                <w:sz w:val="32"/>
+                <w:szCs w:val="32"/>
+              </w:rPr>
+              <w:t>)-  AurÉþjÉrÉliÉÏ |</w:t>
+            </w:r>
+          </w:p>
+          <w:p>
+            <w:pPr>
+              <w:widowControl w:val="0"/>
+              <w:autoSpaceDE w:val="0"/>
+              <w:autoSpaceDN w:val="0"/>
+              <w:adjustRightInd w:val="0"/>
+              <w:spacing w:before="0" w:line="240" w:lineRule="auto"/>
+              <w:rPr>
+                <w:rFonts w:cs="BRH Malayalam Extra"/>
+                <w:color w:val="FF0000"/>
+                <w:szCs w:val="40"/>
+              </w:rPr>
+            </w:pPr>
+            <w:r>
+              <w:rPr>
+                <w:rFonts w:ascii="BRH Devanagari Extra" w:hAnsi="BRH Devanagari Extra" w:cs="BRH Devanagari Extra"/>
+                <w:color w:val="000000"/>
+                <w:sz w:val="32"/>
+                <w:szCs w:val="32"/>
+              </w:rPr>
+              <w:t>AurÉþjÉrÉliÉÏ</w:t>
+            </w:r>
+            <w:r>
+              <w:rPr>
+                <w:rFonts w:ascii="BRH Malayalam Extra" w:hAnsi="BRH Malayalam Extra" w:cs="BRH Devanagari Extra"/>
+                <w:color w:val="000000"/>
+                <w:szCs w:val="32"/>
+              </w:rPr>
+              <w:t>–</w:t>
+            </w:r>
+            <w:r>
+              <w:rPr>
+                <w:rFonts w:ascii="BRH Devanagari Extra" w:hAnsi="BRH Devanagari Extra" w:cs="BRH Devanagari Extra"/>
+                <w:color w:val="000000"/>
+                <w:sz w:val="32"/>
+                <w:szCs w:val="32"/>
+              </w:rPr>
+              <w:t xml:space="preserve"> C</w:t>
+            </w:r>
+            <w:r>
+              <w:rPr>
+                <w:rFonts w:ascii="BRH Devanagari Extra" w:hAnsi="BRH Devanagari Extra" w:cs="BRH Devanagari Extra"/>
+                <w:color w:val="000000"/>
+                <w:sz w:val="32"/>
+                <w:szCs w:val="32"/>
+                <w:highlight w:val="green"/>
+              </w:rPr>
+              <w:t>irÉ</w:t>
+            </w:r>
+            <w:r>
+              <w:rPr>
+                <w:rFonts w:ascii="BRH Devanagari Extra" w:hAnsi="BRH Devanagari Extra" w:cs="BRH Devanagari Extra"/>
+                <w:color w:val="000000"/>
+                <w:sz w:val="32"/>
+                <w:szCs w:val="32"/>
+              </w:rPr>
+              <w:t xml:space="preserve">urÉþjÉrÉliÉÏ | </w:t>
+            </w:r>
+          </w:p>
+        </w:tc>
+      </w:tr>
+      <w:tr>
+        <w:trPr>
+          <w:trHeight w:val="2262"/>
+        </w:trPr>
+        <w:tc>
+          <w:tcPr>
+            <w:tcW w:w="7166" w:type="dxa"/>
+            <w:tcBorders>
+              <w:top w:val="single" w:sz="4" w:space="0" w:color="000000"/>
+              <w:left w:val="single" w:sz="4" w:space="0" w:color="000000"/>
+              <w:bottom w:val="single" w:sz="4" w:space="0" w:color="000000"/>
+              <w:right w:val="single" w:sz="4" w:space="0" w:color="000000"/>
+            </w:tcBorders>
+          </w:tcPr>
+          <w:p>
+            <w:pPr>
+              <w:widowControl w:val="0"/>
+              <w:autoSpaceDE w:val="0"/>
+              <w:autoSpaceDN w:val="0"/>
+              <w:adjustRightInd w:val="0"/>
+              <w:spacing w:before="0" w:line="240" w:lineRule="auto"/>
+              <w:rPr>
+                <w:rFonts w:ascii="BRH Devanagari Extra" w:hAnsi="BRH Devanagari Extra" w:cs="BRH Devanagari Extra"/>
+                <w:color w:val="000000"/>
+                <w:sz w:val="32"/>
+                <w:szCs w:val="32"/>
+              </w:rPr>
+            </w:pPr>
+            <w:r>
+              <w:rPr>
+                <w:rFonts w:ascii="BRH Devanagari Extra" w:hAnsi="BRH Devanagari Extra" w:cs="BRH Devanagari Extra"/>
+                <w:color w:val="000000"/>
+                <w:sz w:val="32"/>
+                <w:szCs w:val="32"/>
+              </w:rPr>
+              <w:t>(</w:t>
+            </w:r>
+            <w:r>
+              <w:rPr>
+                <w:rFonts w:cs="BRH Devanagari Extra"/>
+                <w:color w:val="000000"/>
+                <w:szCs w:val="32"/>
+              </w:rPr>
+              <w:t>2</w:t>
+            </w:r>
+            <w:r>
+              <w:rPr>
+                <w:rFonts w:ascii="BRH Devanagari Extra" w:hAnsi="BRH Devanagari Extra" w:cs="BRH Devanagari Extra"/>
+                <w:color w:val="000000"/>
+                <w:sz w:val="32"/>
+                <w:szCs w:val="32"/>
+              </w:rPr>
+              <w:t>)</w:t>
+            </w:r>
+            <w:r>
+              <w:rPr>
+                <w:rFonts w:cs="BRH Devanagari Extra"/>
+                <w:color w:val="000000"/>
+                <w:szCs w:val="32"/>
+              </w:rPr>
+              <w:t>[P11</w:t>
+            </w:r>
+            <w:r>
+              <w:rPr>
+                <w:rFonts w:ascii="BRH Devanagari Extra" w:hAnsi="BRH Devanagari Extra" w:cs="BRH Devanagari Extra"/>
+                <w:color w:val="000000"/>
+                <w:sz w:val="32"/>
+                <w:szCs w:val="32"/>
+              </w:rPr>
+              <w:t xml:space="preserve">] </w:t>
+            </w:r>
+            <w:r>
+              <w:rPr>
+                <w:rFonts w:cs="BRH Devanagari Extra"/>
+                <w:color w:val="000000"/>
+                <w:szCs w:val="32"/>
+              </w:rPr>
+              <w:t>4</w:t>
+            </w:r>
+            <w:r>
+              <w:rPr>
+                <w:rFonts w:ascii="BRH Devanagari Extra" w:hAnsi="BRH Devanagari Extra" w:cs="BRH Devanagari Extra"/>
+                <w:color w:val="000000"/>
+                <w:sz w:val="32"/>
+                <w:szCs w:val="32"/>
+              </w:rPr>
+              <w:t>.</w:t>
+            </w:r>
+            <w:r>
+              <w:rPr>
+                <w:rFonts w:cs="BRH Devanagari Extra"/>
+                <w:color w:val="000000"/>
+                <w:szCs w:val="32"/>
+              </w:rPr>
+              <w:t>4</w:t>
+            </w:r>
+            <w:r>
+              <w:rPr>
+                <w:rFonts w:ascii="BRH Devanagari Extra" w:hAnsi="BRH Devanagari Extra" w:cs="BRH Devanagari Extra"/>
+                <w:color w:val="000000"/>
+                <w:sz w:val="32"/>
+                <w:szCs w:val="32"/>
+              </w:rPr>
+              <w:t>.</w:t>
+            </w:r>
+            <w:r>
+              <w:rPr>
+                <w:rFonts w:cs="BRH Devanagari Extra"/>
+                <w:color w:val="000000"/>
+                <w:szCs w:val="32"/>
+              </w:rPr>
+              <w:t>4</w:t>
+            </w:r>
+            <w:r>
+              <w:rPr>
+                <w:rFonts w:ascii="BRH Devanagari Extra" w:hAnsi="BRH Devanagari Extra" w:cs="BRH Devanagari Extra"/>
+                <w:color w:val="000000"/>
+                <w:sz w:val="32"/>
+                <w:szCs w:val="32"/>
+              </w:rPr>
+              <w:t>.</w:t>
+            </w:r>
+            <w:r>
+              <w:rPr>
+                <w:rFonts w:cs="BRH Devanagari Extra"/>
+                <w:color w:val="000000"/>
+                <w:szCs w:val="32"/>
+              </w:rPr>
+              <w:t>2</w:t>
+            </w:r>
+            <w:r>
+              <w:rPr>
+                <w:rFonts w:ascii="BRH Devanagari Extra" w:hAnsi="BRH Devanagari Extra" w:cs="BRH Devanagari Extra"/>
+                <w:color w:val="000000"/>
+                <w:sz w:val="32"/>
+                <w:szCs w:val="32"/>
+              </w:rPr>
+              <w:t>(</w:t>
+            </w:r>
+            <w:r>
+              <w:rPr>
+                <w:rFonts w:cs="BRH Devanagari Extra"/>
+                <w:color w:val="000000"/>
+                <w:szCs w:val="32"/>
+              </w:rPr>
+              <w:t>2</w:t>
+            </w:r>
+            <w:r>
+              <w:rPr>
+                <w:rFonts w:ascii="BRH Devanagari Extra" w:hAnsi="BRH Devanagari Extra" w:cs="BRH Devanagari Extra"/>
+                <w:color w:val="000000"/>
+                <w:sz w:val="32"/>
+                <w:szCs w:val="32"/>
+              </w:rPr>
+              <w:t>)-  kÉå</w:t>
+            </w:r>
+            <w:r>
+              <w:rPr>
+                <w:rFonts w:ascii="BRH Malayalam Extra" w:hAnsi="BRH Malayalam Extra" w:cs="BRH Devanagari Extra"/>
+                <w:color w:val="000000"/>
+                <w:szCs w:val="32"/>
+              </w:rPr>
+              <w:t>–</w:t>
+            </w:r>
+            <w:r>
+              <w:rPr>
+                <w:rFonts w:ascii="BRH Devanagari Extra" w:hAnsi="BRH Devanagari Extra" w:cs="BRH Devanagari Extra"/>
+                <w:color w:val="000000"/>
+                <w:sz w:val="32"/>
+                <w:szCs w:val="32"/>
+              </w:rPr>
+              <w:t>lÉÑqÉç | C</w:t>
+            </w:r>
+            <w:r>
+              <w:rPr>
+                <w:rFonts w:ascii="BRH Malayalam Extra" w:hAnsi="BRH Malayalam Extra" w:cs="BRH Devanagari Extra"/>
+                <w:color w:val="000000"/>
+                <w:szCs w:val="32"/>
+                <w:highlight w:val="yellow"/>
+              </w:rPr>
+              <w:t>–</w:t>
+            </w:r>
+            <w:r>
+              <w:rPr>
+                <w:rFonts w:ascii="BRH Devanagari Extra" w:hAnsi="BRH Devanagari Extra" w:cs="BRH Devanagari Extra"/>
+                <w:color w:val="000000"/>
+                <w:sz w:val="32"/>
+                <w:szCs w:val="32"/>
+                <w:highlight w:val="yellow"/>
+              </w:rPr>
+              <w:t>uÉ</w:t>
+            </w:r>
+            <w:r>
+              <w:rPr>
+                <w:rFonts w:ascii="BRH Devanagari Extra" w:hAnsi="BRH Devanagari Extra" w:cs="BRH Devanagari Extra"/>
+                <w:color w:val="000000"/>
+                <w:sz w:val="32"/>
+                <w:szCs w:val="32"/>
+              </w:rPr>
+              <w:t xml:space="preserve"> |</w:t>
+            </w:r>
+          </w:p>
+          <w:p>
+            <w:pPr>
+              <w:widowControl w:val="0"/>
+              <w:autoSpaceDE w:val="0"/>
+              <w:autoSpaceDN w:val="0"/>
+              <w:adjustRightInd w:val="0"/>
+              <w:spacing w:before="0" w:line="240" w:lineRule="auto"/>
+              <w:rPr>
+                <w:rFonts w:ascii="BRH Devanagari Extra" w:hAnsi="BRH Devanagari Extra" w:cs="BRH Devanagari Extra"/>
+                <w:color w:val="000000"/>
+                <w:sz w:val="32"/>
+                <w:szCs w:val="32"/>
+              </w:rPr>
+            </w:pPr>
+            <w:r>
+              <w:rPr>
+                <w:rFonts w:ascii="BRH Devanagari Extra" w:hAnsi="BRH Devanagari Extra" w:cs="BRH Devanagari Extra"/>
+                <w:color w:val="000000"/>
+                <w:sz w:val="32"/>
+                <w:szCs w:val="32"/>
+              </w:rPr>
+              <w:t>kÉå</w:t>
+            </w:r>
+            <w:r>
+              <w:rPr>
+                <w:rFonts w:ascii="BRH Malayalam Extra" w:hAnsi="BRH Malayalam Extra" w:cs="BRH Devanagari Extra"/>
+                <w:color w:val="000000"/>
+                <w:szCs w:val="32"/>
+              </w:rPr>
+              <w:t>–</w:t>
+            </w:r>
+            <w:r>
+              <w:rPr>
+                <w:rFonts w:ascii="BRH Devanagari Extra" w:hAnsi="BRH Devanagari Extra" w:cs="BRH Devanagari Extra"/>
+                <w:color w:val="000000"/>
+                <w:sz w:val="32"/>
+                <w:szCs w:val="32"/>
+              </w:rPr>
+              <w:t>lÉÑ ÍqÉ</w:t>
+            </w:r>
+            <w:r>
+              <w:rPr>
+                <w:rFonts w:ascii="BRH Malayalam Extra" w:hAnsi="BRH Malayalam Extra" w:cs="BRH Devanagari Extra"/>
+                <w:color w:val="000000"/>
+                <w:szCs w:val="32"/>
+              </w:rPr>
+              <w:t>–</w:t>
+            </w:r>
+            <w:r>
+              <w:rPr>
+                <w:rFonts w:ascii="BRH Devanagari Extra" w:hAnsi="BRH Devanagari Extra" w:cs="BRH Devanagari Extra"/>
+                <w:color w:val="000000"/>
+                <w:sz w:val="32"/>
+                <w:szCs w:val="32"/>
+              </w:rPr>
+              <w:t>uÉå</w:t>
+            </w:r>
+            <w:r>
+              <w:rPr>
+                <w:rFonts w:ascii="BRH Devanagari Extra" w:hAnsi="BRH Devanagari Extra" w:cs="BRH Devanagari Extra"/>
+                <w:color w:val="000000"/>
+                <w:sz w:val="32"/>
+                <w:szCs w:val="32"/>
+                <w:highlight w:val="yellow"/>
+              </w:rPr>
+              <w:t>uÉ</w:t>
+            </w:r>
+            <w:r>
+              <w:rPr>
+                <w:rFonts w:ascii="BRH Devanagari Extra" w:hAnsi="BRH Devanagari Extra" w:cs="BRH Devanagari Extra"/>
+                <w:color w:val="000000"/>
+                <w:sz w:val="32"/>
+                <w:szCs w:val="32"/>
+              </w:rPr>
+              <w:t xml:space="preserve"> kÉå</w:t>
+            </w:r>
+            <w:r>
+              <w:rPr>
+                <w:rFonts w:ascii="BRH Malayalam Extra" w:hAnsi="BRH Malayalam Extra" w:cs="BRH Devanagari Extra"/>
+                <w:color w:val="000000"/>
+                <w:szCs w:val="32"/>
+              </w:rPr>
+              <w:t>–</w:t>
+            </w:r>
+            <w:r>
+              <w:rPr>
+                <w:rFonts w:ascii="BRH Devanagari Extra" w:hAnsi="BRH Devanagari Extra" w:cs="BRH Devanagari Extra"/>
+                <w:color w:val="000000"/>
+                <w:sz w:val="32"/>
+                <w:szCs w:val="32"/>
+              </w:rPr>
+              <w:t>lÉÑqÉç kÉå</w:t>
+            </w:r>
+            <w:r>
+              <w:rPr>
+                <w:rFonts w:ascii="BRH Malayalam Extra" w:hAnsi="BRH Malayalam Extra" w:cs="BRH Devanagari Extra"/>
+                <w:color w:val="000000"/>
+                <w:szCs w:val="32"/>
+              </w:rPr>
+              <w:t>–</w:t>
+            </w:r>
+            <w:r>
+              <w:rPr>
+                <w:rFonts w:ascii="BRH Devanagari Extra" w:hAnsi="BRH Devanagari Extra" w:cs="BRH Devanagari Extra"/>
+                <w:color w:val="000000"/>
+                <w:sz w:val="32"/>
+                <w:szCs w:val="32"/>
+              </w:rPr>
+              <w:t xml:space="preserve">lÉÑ </w:t>
+            </w:r>
+            <w:r>
+              <w:rPr>
+                <w:rFonts w:ascii="BRH Devanagari Extra" w:hAnsi="BRH Devanagari Extra" w:cs="BRH Devanagari Extra"/>
+                <w:color w:val="000000"/>
+                <w:sz w:val="32"/>
+                <w:szCs w:val="32"/>
+                <w:highlight w:val="yellow"/>
+              </w:rPr>
+              <w:t>ÍqÉ</w:t>
+            </w:r>
+            <w:r>
+              <w:rPr>
+                <w:rFonts w:ascii="BRH Malayalam Extra" w:hAnsi="BRH Malayalam Extra" w:cs="BRH Devanagari Extra"/>
+                <w:color w:val="000000"/>
+                <w:szCs w:val="32"/>
+              </w:rPr>
+              <w:t>–</w:t>
+            </w:r>
+            <w:r>
+              <w:rPr>
+                <w:rFonts w:ascii="BRH Devanagari Extra" w:hAnsi="BRH Devanagari Extra" w:cs="BRH Devanagari Extra"/>
+                <w:color w:val="000000"/>
+                <w:sz w:val="32"/>
+                <w:szCs w:val="32"/>
+              </w:rPr>
+              <w:t xml:space="preserve">uÉ | </w:t>
+            </w:r>
+          </w:p>
+          <w:p>
+            <w:pPr>
+              <w:widowControl w:val="0"/>
+              <w:autoSpaceDE w:val="0"/>
+              <w:autoSpaceDN w:val="0"/>
+              <w:adjustRightInd w:val="0"/>
+              <w:spacing w:before="0" w:line="240" w:lineRule="auto"/>
+              <w:rPr>
+                <w:rFonts w:ascii="BRH Devanagari Extra" w:hAnsi="BRH Devanagari Extra" w:cs="BRH Devanagari Extra"/>
+                <w:color w:val="000000"/>
+                <w:sz w:val="32"/>
+                <w:szCs w:val="32"/>
+              </w:rPr>
+            </w:pPr>
+            <w:r>
+              <w:rPr>
+                <w:rFonts w:ascii="BRH Devanagari Extra" w:hAnsi="BRH Devanagari Extra" w:cs="BRH Devanagari Extra"/>
+                <w:color w:val="000000"/>
+                <w:sz w:val="32"/>
+                <w:szCs w:val="32"/>
+              </w:rPr>
+              <w:t>(</w:t>
+            </w:r>
+            <w:r>
+              <w:rPr>
+                <w:rFonts w:cs="BRH Devanagari Extra"/>
+                <w:color w:val="000000"/>
+                <w:szCs w:val="32"/>
+              </w:rPr>
+              <w:t>3</w:t>
+            </w:r>
+            <w:r>
+              <w:rPr>
+                <w:rFonts w:ascii="BRH Devanagari Extra" w:hAnsi="BRH Devanagari Extra" w:cs="BRH Devanagari Extra"/>
+                <w:color w:val="000000"/>
+                <w:sz w:val="32"/>
+                <w:szCs w:val="32"/>
+              </w:rPr>
+              <w:t>)</w:t>
+            </w:r>
+            <w:r>
+              <w:rPr>
+                <w:rFonts w:cs="BRH Devanagari Extra"/>
+                <w:color w:val="000000"/>
+                <w:szCs w:val="32"/>
+              </w:rPr>
+              <w:t>[P11</w:t>
+            </w:r>
+            <w:r>
+              <w:rPr>
+                <w:rFonts w:ascii="BRH Devanagari Extra" w:hAnsi="BRH Devanagari Extra" w:cs="BRH Devanagari Extra"/>
+                <w:color w:val="000000"/>
+                <w:sz w:val="32"/>
+                <w:szCs w:val="32"/>
+              </w:rPr>
+              <w:t xml:space="preserve">] </w:t>
+            </w:r>
+            <w:r>
+              <w:rPr>
+                <w:rFonts w:cs="BRH Devanagari Extra"/>
+                <w:color w:val="000000"/>
+                <w:szCs w:val="32"/>
+              </w:rPr>
+              <w:t>4</w:t>
+            </w:r>
+            <w:r>
+              <w:rPr>
+                <w:rFonts w:ascii="BRH Devanagari Extra" w:hAnsi="BRH Devanagari Extra" w:cs="BRH Devanagari Extra"/>
+                <w:color w:val="000000"/>
+                <w:sz w:val="32"/>
+                <w:szCs w:val="32"/>
+              </w:rPr>
+              <w:t>.</w:t>
+            </w:r>
+            <w:r>
+              <w:rPr>
+                <w:rFonts w:cs="BRH Devanagari Extra"/>
+                <w:color w:val="000000"/>
+                <w:szCs w:val="32"/>
+              </w:rPr>
+              <w:t>4</w:t>
+            </w:r>
+            <w:r>
+              <w:rPr>
+                <w:rFonts w:ascii="BRH Devanagari Extra" w:hAnsi="BRH Devanagari Extra" w:cs="BRH Devanagari Extra"/>
+                <w:color w:val="000000"/>
+                <w:sz w:val="32"/>
+                <w:szCs w:val="32"/>
+              </w:rPr>
+              <w:t>.</w:t>
+            </w:r>
+            <w:r>
+              <w:rPr>
+                <w:rFonts w:cs="BRH Devanagari Extra"/>
+                <w:color w:val="000000"/>
+                <w:szCs w:val="32"/>
+              </w:rPr>
+              <w:t>4</w:t>
+            </w:r>
+            <w:r>
+              <w:rPr>
+                <w:rFonts w:ascii="BRH Devanagari Extra" w:hAnsi="BRH Devanagari Extra" w:cs="BRH Devanagari Extra"/>
+                <w:color w:val="000000"/>
+                <w:sz w:val="32"/>
+                <w:szCs w:val="32"/>
+              </w:rPr>
+              <w:t>.</w:t>
+            </w:r>
+            <w:r>
+              <w:rPr>
+                <w:rFonts w:cs="BRH Devanagari Extra"/>
+                <w:color w:val="000000"/>
+                <w:szCs w:val="32"/>
+              </w:rPr>
+              <w:t>2</w:t>
+            </w:r>
+            <w:r>
+              <w:rPr>
+                <w:rFonts w:ascii="BRH Devanagari Extra" w:hAnsi="BRH Devanagari Extra" w:cs="BRH Devanagari Extra"/>
+                <w:color w:val="000000"/>
+                <w:sz w:val="32"/>
+                <w:szCs w:val="32"/>
+              </w:rPr>
+              <w:t>(</w:t>
+            </w:r>
+            <w:r>
+              <w:rPr>
+                <w:rFonts w:cs="BRH Devanagari Extra"/>
+                <w:color w:val="000000"/>
+                <w:szCs w:val="32"/>
+              </w:rPr>
+              <w:t>3</w:t>
+            </w:r>
+            <w:r>
+              <w:rPr>
+                <w:rFonts w:ascii="BRH Devanagari Extra" w:hAnsi="BRH Devanagari Extra" w:cs="BRH Devanagari Extra"/>
+                <w:color w:val="000000"/>
+                <w:sz w:val="32"/>
+                <w:szCs w:val="32"/>
+              </w:rPr>
+              <w:t>)-  C</w:t>
+            </w:r>
+            <w:r>
+              <w:rPr>
+                <w:rFonts w:ascii="BRH Malayalam Extra" w:hAnsi="BRH Malayalam Extra" w:cs="BRH Devanagari Extra"/>
+                <w:color w:val="000000"/>
+                <w:szCs w:val="32"/>
+                <w:highlight w:val="yellow"/>
+              </w:rPr>
+              <w:t>–</w:t>
+            </w:r>
+            <w:r>
+              <w:rPr>
+                <w:rFonts w:ascii="BRH Devanagari Extra" w:hAnsi="BRH Devanagari Extra" w:cs="BRH Devanagari Extra"/>
+                <w:color w:val="000000"/>
+                <w:sz w:val="32"/>
+                <w:szCs w:val="32"/>
+                <w:highlight w:val="yellow"/>
+              </w:rPr>
+              <w:t>uÉ</w:t>
+            </w:r>
+            <w:r>
+              <w:rPr>
+                <w:rFonts w:ascii="BRH Devanagari Extra" w:hAnsi="BRH Devanagari Extra" w:cs="BRH Devanagari Extra"/>
+                <w:color w:val="000000"/>
+                <w:sz w:val="32"/>
+                <w:szCs w:val="32"/>
+              </w:rPr>
+              <w:t xml:space="preserve"> | AÉ</w:t>
+            </w:r>
+            <w:r>
+              <w:rPr>
+                <w:rFonts w:ascii="BRH Malayalam Extra" w:hAnsi="BRH Malayalam Extra" w:cs="BRH Devanagari Extra"/>
+                <w:color w:val="000000"/>
+                <w:szCs w:val="32"/>
+              </w:rPr>
+              <w:t>–</w:t>
+            </w:r>
+            <w:r>
+              <w:rPr>
+                <w:rFonts w:ascii="BRH Devanagari Extra" w:hAnsi="BRH Devanagari Extra" w:cs="BRH Devanagari Extra"/>
+                <w:color w:val="000000"/>
+                <w:sz w:val="32"/>
+                <w:szCs w:val="32"/>
+              </w:rPr>
+              <w:t>rÉ</w:t>
+            </w:r>
+            <w:r>
+              <w:rPr>
+                <w:rFonts w:ascii="BRH Malayalam Extra" w:hAnsi="BRH Malayalam Extra" w:cs="BRH Devanagari Extra"/>
+                <w:color w:val="000000"/>
+                <w:szCs w:val="32"/>
+              </w:rPr>
+              <w:t>–</w:t>
+            </w:r>
+            <w:r>
+              <w:rPr>
+                <w:rFonts w:ascii="BRH Devanagari Extra" w:hAnsi="BRH Devanagari Extra" w:cs="BRH Devanagari Extra"/>
+                <w:color w:val="000000"/>
+                <w:sz w:val="32"/>
+                <w:szCs w:val="32"/>
+              </w:rPr>
+              <w:t>iÉÏqÉç |</w:t>
+            </w:r>
+          </w:p>
+          <w:p>
+            <w:pPr>
+              <w:widowControl w:val="0"/>
+              <w:autoSpaceDE w:val="0"/>
+              <w:autoSpaceDN w:val="0"/>
+              <w:adjustRightInd w:val="0"/>
+              <w:spacing w:before="0" w:line="240" w:lineRule="auto"/>
+              <w:rPr>
+                <w:rFonts w:ascii="BRH Devanagari Extra" w:hAnsi="BRH Devanagari Extra" w:cs="BRH Devanagari Extra"/>
+                <w:color w:val="000000"/>
+                <w:sz w:val="32"/>
+                <w:szCs w:val="32"/>
+              </w:rPr>
+            </w:pPr>
+            <w:r>
+              <w:rPr>
+                <w:rFonts w:ascii="BRH Devanagari Extra" w:hAnsi="BRH Devanagari Extra" w:cs="BRH Devanagari Extra"/>
+                <w:color w:val="000000"/>
+                <w:sz w:val="32"/>
+                <w:szCs w:val="32"/>
+              </w:rPr>
+              <w:t>C</w:t>
+            </w:r>
+            <w:r>
+              <w:rPr>
+                <w:rFonts w:ascii="BRH Malayalam Extra" w:hAnsi="BRH Malayalam Extra" w:cs="BRH Devanagari Extra"/>
+                <w:color w:val="000000"/>
+                <w:szCs w:val="32"/>
+                <w:highlight w:val="yellow"/>
+              </w:rPr>
+              <w:t>–</w:t>
+            </w:r>
+            <w:r>
+              <w:rPr>
+                <w:rFonts w:ascii="BRH Devanagari Extra" w:hAnsi="BRH Devanagari Extra" w:cs="BRH Devanagari Extra"/>
+                <w:color w:val="000000"/>
+                <w:sz w:val="32"/>
+                <w:szCs w:val="32"/>
+                <w:highlight w:val="yellow"/>
+              </w:rPr>
+              <w:t>uÉ</w:t>
+            </w:r>
+            <w:r>
+              <w:rPr>
+                <w:rFonts w:ascii="BRH Devanagari Extra" w:hAnsi="BRH Devanagari Extra" w:cs="BRH Devanagari Extra"/>
+                <w:color w:val="000000"/>
+                <w:sz w:val="32"/>
+                <w:szCs w:val="32"/>
+              </w:rPr>
+              <w:t>ÉrÉ</w:t>
+            </w:r>
+            <w:r>
+              <w:rPr>
+                <w:rFonts w:ascii="BRH Malayalam Extra" w:hAnsi="BRH Malayalam Extra" w:cs="BRH Devanagari Extra"/>
+                <w:color w:val="000000"/>
+                <w:szCs w:val="32"/>
+              </w:rPr>
+              <w:t>–</w:t>
+            </w:r>
+            <w:r>
+              <w:rPr>
+                <w:rFonts w:ascii="BRH Devanagari Extra" w:hAnsi="BRH Devanagari Extra" w:cs="BRH Devanagari Extra"/>
+                <w:color w:val="000000"/>
+                <w:sz w:val="32"/>
+                <w:szCs w:val="32"/>
+              </w:rPr>
+              <w:t>iÉÏ qÉÉþrÉ</w:t>
+            </w:r>
+            <w:r>
+              <w:rPr>
+                <w:rFonts w:ascii="BRH Malayalam Extra" w:hAnsi="BRH Malayalam Extra" w:cs="BRH Devanagari Extra"/>
+                <w:color w:val="000000"/>
+                <w:szCs w:val="32"/>
+              </w:rPr>
+              <w:t>–</w:t>
+            </w:r>
+            <w:r>
+              <w:rPr>
+                <w:rFonts w:ascii="BRH Devanagari Extra" w:hAnsi="BRH Devanagari Extra" w:cs="BRH Devanagari Extra"/>
+                <w:color w:val="000000"/>
+                <w:sz w:val="32"/>
+                <w:szCs w:val="32"/>
+              </w:rPr>
+              <w:t xml:space="preserve">iÉÏ </w:t>
+            </w:r>
+            <w:r>
+              <w:rPr>
+                <w:rFonts w:ascii="BRH Devanagari Extra" w:hAnsi="BRH Devanagari Extra" w:cs="BRH Devanagari Extra"/>
+                <w:color w:val="000000"/>
+                <w:sz w:val="32"/>
+                <w:szCs w:val="32"/>
+                <w:highlight w:val="yellow"/>
+              </w:rPr>
+              <w:t>ÍqÉ</w:t>
+            </w:r>
+            <w:r>
+              <w:rPr>
+                <w:rFonts w:ascii="BRH Malayalam Extra" w:hAnsi="BRH Malayalam Extra" w:cs="BRH Devanagari Extra"/>
+                <w:color w:val="000000"/>
+                <w:szCs w:val="32"/>
+              </w:rPr>
+              <w:t>–</w:t>
+            </w:r>
+            <w:r>
+              <w:rPr>
+                <w:rFonts w:ascii="BRH Devanagari Extra" w:hAnsi="BRH Devanagari Extra" w:cs="BRH Devanagari Extra"/>
+                <w:color w:val="000000"/>
+                <w:sz w:val="32"/>
+                <w:szCs w:val="32"/>
+              </w:rPr>
+              <w:t>uÉåuÉÉ rÉ</w:t>
+            </w:r>
+            <w:r>
+              <w:rPr>
+                <w:rFonts w:ascii="BRH Malayalam Extra" w:hAnsi="BRH Malayalam Extra" w:cs="BRH Devanagari Extra"/>
+                <w:color w:val="000000"/>
+                <w:szCs w:val="32"/>
+              </w:rPr>
+              <w:t>–</w:t>
+            </w:r>
+            <w:r>
+              <w:rPr>
+                <w:rFonts w:ascii="BRH Devanagari Extra" w:hAnsi="BRH Devanagari Extra" w:cs="BRH Devanagari Extra"/>
+                <w:color w:val="000000"/>
+                <w:sz w:val="32"/>
+                <w:szCs w:val="32"/>
+              </w:rPr>
+              <w:t xml:space="preserve">iÉÏqÉç | </w:t>
+            </w:r>
+          </w:p>
+          <w:p>
+            <w:pPr>
+              <w:widowControl w:val="0"/>
+              <w:autoSpaceDE w:val="0"/>
+              <w:autoSpaceDN w:val="0"/>
+              <w:adjustRightInd w:val="0"/>
+              <w:spacing w:before="0" w:line="240" w:lineRule="auto"/>
+              <w:rPr>
+                <w:rFonts w:cs="BRH Malayalam Extra"/>
+                <w:color w:val="FF0000"/>
+                <w:szCs w:val="40"/>
+              </w:rPr>
+            </w:pPr>
+          </w:p>
+        </w:tc>
+        <w:tc>
+          <w:tcPr>
+            <w:tcW w:w="7371" w:type="dxa"/>
+            <w:tcBorders>
+              <w:top w:val="single" w:sz="4" w:space="0" w:color="000000"/>
+              <w:left w:val="single" w:sz="4" w:space="0" w:color="000000"/>
+              <w:bottom w:val="single" w:sz="4" w:space="0" w:color="000000"/>
+              <w:right w:val="single" w:sz="4" w:space="0" w:color="000000"/>
+            </w:tcBorders>
+          </w:tcPr>
+          <w:p>
+            <w:pPr>
+              <w:widowControl w:val="0"/>
+              <w:autoSpaceDE w:val="0"/>
+              <w:autoSpaceDN w:val="0"/>
+              <w:adjustRightInd w:val="0"/>
+              <w:spacing w:before="0" w:line="240" w:lineRule="auto"/>
+              <w:rPr>
+                <w:rFonts w:ascii="BRH Devanagari Extra" w:hAnsi="BRH Devanagari Extra" w:cs="BRH Devanagari Extra"/>
+                <w:color w:val="000000"/>
+                <w:sz w:val="32"/>
+                <w:szCs w:val="32"/>
+              </w:rPr>
+            </w:pPr>
+            <w:r>
+              <w:rPr>
+                <w:rFonts w:ascii="BRH Devanagari Extra" w:hAnsi="BRH Devanagari Extra" w:cs="BRH Devanagari Extra"/>
+                <w:color w:val="000000"/>
+                <w:sz w:val="32"/>
+                <w:szCs w:val="32"/>
+              </w:rPr>
+              <w:t>(</w:t>
+            </w:r>
+            <w:r>
+              <w:rPr>
+                <w:rFonts w:cs="BRH Devanagari Extra"/>
+                <w:color w:val="000000"/>
+                <w:szCs w:val="32"/>
+              </w:rPr>
+              <w:t>2</w:t>
+            </w:r>
+            <w:r>
+              <w:rPr>
+                <w:rFonts w:ascii="BRH Devanagari Extra" w:hAnsi="BRH Devanagari Extra" w:cs="BRH Devanagari Extra"/>
+                <w:color w:val="000000"/>
+                <w:sz w:val="32"/>
+                <w:szCs w:val="32"/>
+              </w:rPr>
+              <w:t>)</w:t>
+            </w:r>
+            <w:r>
+              <w:rPr>
+                <w:rFonts w:cs="BRH Devanagari Extra"/>
+                <w:color w:val="000000"/>
+                <w:szCs w:val="32"/>
+              </w:rPr>
+              <w:t>[P11</w:t>
+            </w:r>
+            <w:r>
+              <w:rPr>
+                <w:rFonts w:ascii="BRH Devanagari Extra" w:hAnsi="BRH Devanagari Extra" w:cs="BRH Devanagari Extra"/>
+                <w:color w:val="000000"/>
+                <w:sz w:val="32"/>
+                <w:szCs w:val="32"/>
+              </w:rPr>
+              <w:t xml:space="preserve">] </w:t>
+            </w:r>
+            <w:r>
+              <w:rPr>
+                <w:rFonts w:cs="BRH Devanagari Extra"/>
+                <w:color w:val="000000"/>
+                <w:szCs w:val="32"/>
+              </w:rPr>
+              <w:t>4</w:t>
+            </w:r>
+            <w:r>
+              <w:rPr>
+                <w:rFonts w:ascii="BRH Devanagari Extra" w:hAnsi="BRH Devanagari Extra" w:cs="BRH Devanagari Extra"/>
+                <w:color w:val="000000"/>
+                <w:sz w:val="32"/>
+                <w:szCs w:val="32"/>
+              </w:rPr>
+              <w:t>.</w:t>
+            </w:r>
+            <w:r>
+              <w:rPr>
+                <w:rFonts w:cs="BRH Devanagari Extra"/>
+                <w:color w:val="000000"/>
+                <w:szCs w:val="32"/>
+              </w:rPr>
+              <w:t>4</w:t>
+            </w:r>
+            <w:r>
+              <w:rPr>
+                <w:rFonts w:ascii="BRH Devanagari Extra" w:hAnsi="BRH Devanagari Extra" w:cs="BRH Devanagari Extra"/>
+                <w:color w:val="000000"/>
+                <w:sz w:val="32"/>
+                <w:szCs w:val="32"/>
+              </w:rPr>
+              <w:t>.</w:t>
+            </w:r>
+            <w:r>
+              <w:rPr>
+                <w:rFonts w:cs="BRH Devanagari Extra"/>
+                <w:color w:val="000000"/>
+                <w:szCs w:val="32"/>
+              </w:rPr>
+              <w:t>4</w:t>
+            </w:r>
+            <w:r>
+              <w:rPr>
+                <w:rFonts w:ascii="BRH Devanagari Extra" w:hAnsi="BRH Devanagari Extra" w:cs="BRH Devanagari Extra"/>
+                <w:color w:val="000000"/>
+                <w:sz w:val="32"/>
+                <w:szCs w:val="32"/>
+              </w:rPr>
+              <w:t>.</w:t>
+            </w:r>
+            <w:r>
+              <w:rPr>
+                <w:rFonts w:cs="BRH Devanagari Extra"/>
+                <w:color w:val="000000"/>
+                <w:szCs w:val="32"/>
+              </w:rPr>
+              <w:t>2</w:t>
+            </w:r>
+            <w:r>
+              <w:rPr>
+                <w:rFonts w:ascii="BRH Devanagari Extra" w:hAnsi="BRH Devanagari Extra" w:cs="BRH Devanagari Extra"/>
+                <w:color w:val="000000"/>
+                <w:sz w:val="32"/>
+                <w:szCs w:val="32"/>
+              </w:rPr>
+              <w:t>(</w:t>
+            </w:r>
+            <w:r>
+              <w:rPr>
+                <w:rFonts w:cs="BRH Devanagari Extra"/>
+                <w:color w:val="000000"/>
+                <w:szCs w:val="32"/>
+              </w:rPr>
+              <w:t>2</w:t>
+            </w:r>
+            <w:r>
+              <w:rPr>
+                <w:rFonts w:ascii="BRH Devanagari Extra" w:hAnsi="BRH Devanagari Extra" w:cs="BRH Devanagari Extra"/>
+                <w:color w:val="000000"/>
+                <w:sz w:val="32"/>
+                <w:szCs w:val="32"/>
+              </w:rPr>
+              <w:t>)-  kÉå</w:t>
+            </w:r>
+            <w:r>
+              <w:rPr>
+                <w:rFonts w:ascii="BRH Malayalam Extra" w:hAnsi="BRH Malayalam Extra" w:cs="BRH Devanagari Extra"/>
+                <w:color w:val="000000"/>
+                <w:szCs w:val="32"/>
+              </w:rPr>
+              <w:t>–</w:t>
+            </w:r>
+            <w:r>
+              <w:rPr>
+                <w:rFonts w:ascii="BRH Devanagari Extra" w:hAnsi="BRH Devanagari Extra" w:cs="BRH Devanagari Extra"/>
+                <w:color w:val="000000"/>
+                <w:sz w:val="32"/>
+                <w:szCs w:val="32"/>
+              </w:rPr>
+              <w:t>lÉÑqÉç | C</w:t>
+            </w:r>
+            <w:r>
+              <w:rPr>
+                <w:rFonts w:ascii="BRH Malayalam Extra" w:hAnsi="BRH Malayalam Extra" w:cs="BRH Devanagari Extra"/>
+                <w:color w:val="000000"/>
+                <w:szCs w:val="32"/>
+                <w:highlight w:val="green"/>
+              </w:rPr>
+              <w:t>–</w:t>
+            </w:r>
+            <w:r>
+              <w:rPr>
+                <w:rFonts w:ascii="BRH Devanagari Extra" w:hAnsi="BRH Devanagari Extra" w:cs="BRH Devanagari Extra"/>
+                <w:color w:val="000000"/>
+                <w:sz w:val="32"/>
+                <w:szCs w:val="32"/>
+                <w:highlight w:val="green"/>
+              </w:rPr>
+              <w:t>uÉ</w:t>
+            </w:r>
+            <w:r>
+              <w:rPr>
+                <w:rFonts w:ascii="BRH Malayalam Extra" w:hAnsi="BRH Malayalam Extra" w:cs="BRH Devanagari Extra"/>
+                <w:color w:val="000000"/>
+                <w:szCs w:val="32"/>
+                <w:highlight w:val="green"/>
+              </w:rPr>
+              <w:t>–</w:t>
+            </w:r>
+            <w:r>
+              <w:rPr>
+                <w:rFonts w:ascii="BRH Devanagari Extra" w:hAnsi="BRH Devanagari Extra" w:cs="BRH Devanagari Extra"/>
+                <w:color w:val="000000"/>
+                <w:sz w:val="32"/>
+                <w:szCs w:val="32"/>
+              </w:rPr>
+              <w:t xml:space="preserve"> |</w:t>
+            </w:r>
+          </w:p>
+          <w:p>
+            <w:pPr>
+              <w:widowControl w:val="0"/>
+              <w:autoSpaceDE w:val="0"/>
+              <w:autoSpaceDN w:val="0"/>
+              <w:adjustRightInd w:val="0"/>
+              <w:spacing w:before="0" w:line="240" w:lineRule="auto"/>
+              <w:rPr>
+                <w:rFonts w:ascii="BRH Devanagari Extra" w:hAnsi="BRH Devanagari Extra" w:cs="BRH Devanagari Extra"/>
+                <w:color w:val="000000"/>
+                <w:sz w:val="32"/>
+                <w:szCs w:val="32"/>
+              </w:rPr>
+            </w:pPr>
+            <w:r>
+              <w:rPr>
+                <w:rFonts w:ascii="BRH Devanagari Extra" w:hAnsi="BRH Devanagari Extra" w:cs="BRH Devanagari Extra"/>
+                <w:color w:val="000000"/>
+                <w:sz w:val="32"/>
+                <w:szCs w:val="32"/>
+              </w:rPr>
+              <w:t>kÉå</w:t>
+            </w:r>
+            <w:r>
+              <w:rPr>
+                <w:rFonts w:ascii="BRH Malayalam Extra" w:hAnsi="BRH Malayalam Extra" w:cs="BRH Devanagari Extra"/>
+                <w:color w:val="000000"/>
+                <w:szCs w:val="32"/>
+              </w:rPr>
+              <w:t>–</w:t>
+            </w:r>
+            <w:r>
+              <w:rPr>
+                <w:rFonts w:ascii="BRH Devanagari Extra" w:hAnsi="BRH Devanagari Extra" w:cs="BRH Devanagari Extra"/>
+                <w:color w:val="000000"/>
+                <w:sz w:val="32"/>
+                <w:szCs w:val="32"/>
+              </w:rPr>
+              <w:t>lÉÑ ÍqÉ</w:t>
+            </w:r>
+            <w:r>
+              <w:rPr>
+                <w:rFonts w:ascii="BRH Malayalam Extra" w:hAnsi="BRH Malayalam Extra" w:cs="BRH Devanagari Extra"/>
+                <w:color w:val="000000"/>
+                <w:szCs w:val="32"/>
+              </w:rPr>
+              <w:t>–</w:t>
+            </w:r>
+            <w:r>
+              <w:rPr>
+                <w:rFonts w:ascii="BRH Devanagari Extra" w:hAnsi="BRH Devanagari Extra" w:cs="BRH Devanagari Extra"/>
+                <w:color w:val="000000"/>
+                <w:sz w:val="32"/>
+                <w:szCs w:val="32"/>
+              </w:rPr>
+              <w:t>uÉ</w:t>
+            </w:r>
+            <w:r>
+              <w:rPr>
+                <w:rFonts w:ascii="BRH Devanagari Extra" w:hAnsi="BRH Devanagari Extra" w:cs="BRH Devanagari Extra"/>
+                <w:color w:val="000000"/>
+                <w:sz w:val="32"/>
+                <w:szCs w:val="32"/>
+                <w:highlight w:val="green"/>
+              </w:rPr>
+              <w:t>åuÉ</w:t>
+            </w:r>
+            <w:r>
+              <w:rPr>
+                <w:rFonts w:ascii="BRH Devanagari Extra" w:hAnsi="BRH Devanagari Extra" w:cs="BRH Devanagari Extra"/>
+                <w:color w:val="000000"/>
+                <w:sz w:val="32"/>
+                <w:szCs w:val="32"/>
+              </w:rPr>
+              <w:t>þ kÉå</w:t>
+            </w:r>
+            <w:r>
+              <w:rPr>
+                <w:rFonts w:ascii="BRH Malayalam Extra" w:hAnsi="BRH Malayalam Extra" w:cs="BRH Devanagari Extra"/>
+                <w:color w:val="000000"/>
+                <w:szCs w:val="32"/>
+              </w:rPr>
+              <w:t>–</w:t>
+            </w:r>
+            <w:r>
+              <w:rPr>
+                <w:rFonts w:ascii="BRH Devanagari Extra" w:hAnsi="BRH Devanagari Extra" w:cs="BRH Devanagari Extra"/>
+                <w:color w:val="000000"/>
+                <w:sz w:val="32"/>
+                <w:szCs w:val="32"/>
+              </w:rPr>
+              <w:t>lÉÑqÉç kÉå</w:t>
+            </w:r>
+            <w:r>
+              <w:rPr>
+                <w:rFonts w:ascii="BRH Malayalam Extra" w:hAnsi="BRH Malayalam Extra" w:cs="BRH Devanagari Extra"/>
+                <w:color w:val="000000"/>
+                <w:szCs w:val="32"/>
+              </w:rPr>
+              <w:t>–</w:t>
+            </w:r>
+            <w:r>
+              <w:rPr>
+                <w:rFonts w:ascii="BRH Devanagari Extra" w:hAnsi="BRH Devanagari Extra" w:cs="BRH Devanagari Extra"/>
+                <w:color w:val="000000"/>
+                <w:sz w:val="32"/>
+                <w:szCs w:val="32"/>
+              </w:rPr>
+              <w:t xml:space="preserve">lÉÑ </w:t>
+            </w:r>
+            <w:r>
+              <w:rPr>
+                <w:rFonts w:ascii="BRH Devanagari Extra" w:hAnsi="BRH Devanagari Extra" w:cs="BRH Devanagari Extra"/>
+                <w:color w:val="000000"/>
+                <w:sz w:val="32"/>
+                <w:szCs w:val="32"/>
+                <w:highlight w:val="green"/>
+              </w:rPr>
+              <w:t>ÍqÉ</w:t>
+            </w:r>
+            <w:r>
+              <w:rPr>
+                <w:rFonts w:ascii="BRH Devanagari Extra" w:hAnsi="BRH Devanagari Extra" w:cs="BRH Devanagari Extra"/>
+                <w:color w:val="000000"/>
+                <w:sz w:val="32"/>
+                <w:szCs w:val="32"/>
+              </w:rPr>
+              <w:t xml:space="preserve">þuÉ | </w:t>
+            </w:r>
+          </w:p>
+          <w:p>
+            <w:pPr>
+              <w:widowControl w:val="0"/>
+              <w:autoSpaceDE w:val="0"/>
+              <w:autoSpaceDN w:val="0"/>
+              <w:adjustRightInd w:val="0"/>
+              <w:spacing w:before="0" w:line="240" w:lineRule="auto"/>
+              <w:rPr>
+                <w:rFonts w:ascii="BRH Devanagari Extra" w:hAnsi="BRH Devanagari Extra" w:cs="BRH Devanagari Extra"/>
+                <w:color w:val="000000"/>
+                <w:sz w:val="32"/>
+                <w:szCs w:val="32"/>
+              </w:rPr>
+            </w:pPr>
+            <w:r>
+              <w:rPr>
+                <w:rFonts w:ascii="BRH Devanagari Extra" w:hAnsi="BRH Devanagari Extra" w:cs="BRH Devanagari Extra"/>
+                <w:color w:val="000000"/>
+                <w:sz w:val="32"/>
+                <w:szCs w:val="32"/>
+              </w:rPr>
+              <w:t>(</w:t>
+            </w:r>
+            <w:r>
+              <w:rPr>
+                <w:rFonts w:cs="BRH Devanagari Extra"/>
+                <w:color w:val="000000"/>
+                <w:szCs w:val="32"/>
+              </w:rPr>
+              <w:t>3</w:t>
+            </w:r>
+            <w:r>
+              <w:rPr>
+                <w:rFonts w:ascii="BRH Devanagari Extra" w:hAnsi="BRH Devanagari Extra" w:cs="BRH Devanagari Extra"/>
+                <w:color w:val="000000"/>
+                <w:sz w:val="32"/>
+                <w:szCs w:val="32"/>
+              </w:rPr>
+              <w:t>)</w:t>
+            </w:r>
+            <w:r>
+              <w:rPr>
+                <w:rFonts w:cs="BRH Devanagari Extra"/>
+                <w:color w:val="000000"/>
+                <w:szCs w:val="32"/>
+              </w:rPr>
+              <w:t>[P11</w:t>
+            </w:r>
+            <w:r>
+              <w:rPr>
+                <w:rFonts w:ascii="BRH Devanagari Extra" w:hAnsi="BRH Devanagari Extra" w:cs="BRH Devanagari Extra"/>
+                <w:color w:val="000000"/>
+                <w:sz w:val="32"/>
+                <w:szCs w:val="32"/>
+              </w:rPr>
+              <w:t xml:space="preserve">] </w:t>
+            </w:r>
+            <w:r>
+              <w:rPr>
+                <w:rFonts w:cs="BRH Devanagari Extra"/>
+                <w:color w:val="000000"/>
+                <w:szCs w:val="32"/>
+              </w:rPr>
+              <w:t>4</w:t>
+            </w:r>
+            <w:r>
+              <w:rPr>
+                <w:rFonts w:ascii="BRH Devanagari Extra" w:hAnsi="BRH Devanagari Extra" w:cs="BRH Devanagari Extra"/>
+                <w:color w:val="000000"/>
+                <w:sz w:val="32"/>
+                <w:szCs w:val="32"/>
+              </w:rPr>
+              <w:t>.</w:t>
+            </w:r>
+            <w:r>
+              <w:rPr>
+                <w:rFonts w:cs="BRH Devanagari Extra"/>
+                <w:color w:val="000000"/>
+                <w:szCs w:val="32"/>
+              </w:rPr>
+              <w:t>4</w:t>
+            </w:r>
+            <w:r>
+              <w:rPr>
+                <w:rFonts w:ascii="BRH Devanagari Extra" w:hAnsi="BRH Devanagari Extra" w:cs="BRH Devanagari Extra"/>
+                <w:color w:val="000000"/>
+                <w:sz w:val="32"/>
+                <w:szCs w:val="32"/>
+              </w:rPr>
+              <w:t>.</w:t>
+            </w:r>
+            <w:r>
+              <w:rPr>
+                <w:rFonts w:cs="BRH Devanagari Extra"/>
+                <w:color w:val="000000"/>
+                <w:szCs w:val="32"/>
+              </w:rPr>
+              <w:t>4</w:t>
+            </w:r>
+            <w:r>
+              <w:rPr>
+                <w:rFonts w:ascii="BRH Devanagari Extra" w:hAnsi="BRH Devanagari Extra" w:cs="BRH Devanagari Extra"/>
+                <w:color w:val="000000"/>
+                <w:sz w:val="32"/>
+                <w:szCs w:val="32"/>
+              </w:rPr>
+              <w:t>.</w:t>
+            </w:r>
+            <w:r>
+              <w:rPr>
+                <w:rFonts w:cs="BRH Devanagari Extra"/>
+                <w:color w:val="000000"/>
+                <w:szCs w:val="32"/>
+              </w:rPr>
+              <w:t>2</w:t>
+            </w:r>
+            <w:r>
+              <w:rPr>
+                <w:rFonts w:ascii="BRH Devanagari Extra" w:hAnsi="BRH Devanagari Extra" w:cs="BRH Devanagari Extra"/>
+                <w:color w:val="000000"/>
+                <w:sz w:val="32"/>
+                <w:szCs w:val="32"/>
+              </w:rPr>
+              <w:t>(</w:t>
+            </w:r>
+            <w:r>
+              <w:rPr>
+                <w:rFonts w:cs="BRH Devanagari Extra"/>
+                <w:color w:val="000000"/>
+                <w:szCs w:val="32"/>
+              </w:rPr>
+              <w:t>3</w:t>
+            </w:r>
+            <w:r>
+              <w:rPr>
+                <w:rFonts w:ascii="BRH Devanagari Extra" w:hAnsi="BRH Devanagari Extra" w:cs="BRH Devanagari Extra"/>
+                <w:color w:val="000000"/>
+                <w:sz w:val="32"/>
+                <w:szCs w:val="32"/>
+              </w:rPr>
+              <w:t>)-  C</w:t>
+            </w:r>
+            <w:r>
+              <w:rPr>
+                <w:rFonts w:ascii="BRH Malayalam Extra" w:hAnsi="BRH Malayalam Extra" w:cs="BRH Devanagari Extra"/>
+                <w:color w:val="000000"/>
+                <w:szCs w:val="32"/>
+                <w:highlight w:val="yellow"/>
+              </w:rPr>
+              <w:t>–</w:t>
+            </w:r>
+            <w:r>
+              <w:rPr>
+                <w:rFonts w:ascii="BRH Devanagari Extra" w:hAnsi="BRH Devanagari Extra" w:cs="BRH Devanagari Extra"/>
+                <w:color w:val="000000"/>
+                <w:sz w:val="32"/>
+                <w:szCs w:val="32"/>
+                <w:highlight w:val="green"/>
+              </w:rPr>
+              <w:t>uÉ</w:t>
+            </w:r>
+            <w:r>
+              <w:rPr>
+                <w:rFonts w:ascii="BRH Malayalam Extra" w:hAnsi="BRH Malayalam Extra" w:cs="BRH Devanagari Extra"/>
+                <w:color w:val="000000"/>
+                <w:szCs w:val="32"/>
+                <w:highlight w:val="green"/>
+              </w:rPr>
+              <w:t>–</w:t>
+            </w:r>
+            <w:r>
+              <w:rPr>
+                <w:rFonts w:ascii="BRH Devanagari Extra" w:hAnsi="BRH Devanagari Extra" w:cs="BRH Devanagari Extra"/>
+                <w:color w:val="000000"/>
+                <w:sz w:val="32"/>
+                <w:szCs w:val="32"/>
+              </w:rPr>
+              <w:t xml:space="preserve"> | AÉ</w:t>
+            </w:r>
+            <w:r>
+              <w:rPr>
+                <w:rFonts w:ascii="BRH Malayalam Extra" w:hAnsi="BRH Malayalam Extra" w:cs="BRH Devanagari Extra"/>
+                <w:color w:val="000000"/>
+                <w:szCs w:val="32"/>
+              </w:rPr>
+              <w:t>–</w:t>
+            </w:r>
+            <w:r>
+              <w:rPr>
+                <w:rFonts w:ascii="BRH Devanagari Extra" w:hAnsi="BRH Devanagari Extra" w:cs="BRH Devanagari Extra"/>
+                <w:color w:val="000000"/>
+                <w:sz w:val="32"/>
+                <w:szCs w:val="32"/>
+              </w:rPr>
+              <w:t>rÉ</w:t>
+            </w:r>
+            <w:r>
+              <w:rPr>
+                <w:rFonts w:ascii="BRH Malayalam Extra" w:hAnsi="BRH Malayalam Extra" w:cs="BRH Devanagari Extra"/>
+                <w:color w:val="000000"/>
+                <w:szCs w:val="32"/>
+              </w:rPr>
+              <w:t>–</w:t>
+            </w:r>
+            <w:r>
+              <w:rPr>
+                <w:rFonts w:ascii="BRH Devanagari Extra" w:hAnsi="BRH Devanagari Extra" w:cs="BRH Devanagari Extra"/>
+                <w:color w:val="000000"/>
+                <w:sz w:val="32"/>
+                <w:szCs w:val="32"/>
+              </w:rPr>
+              <w:t>iÉÏqÉç |</w:t>
+            </w:r>
+          </w:p>
+          <w:p>
+            <w:pPr>
+              <w:widowControl w:val="0"/>
+              <w:autoSpaceDE w:val="0"/>
+              <w:autoSpaceDN w:val="0"/>
+              <w:adjustRightInd w:val="0"/>
+              <w:spacing w:before="0" w:line="240" w:lineRule="auto"/>
+              <w:rPr>
+                <w:rFonts w:ascii="BRH Devanagari Extra" w:hAnsi="BRH Devanagari Extra" w:cs="BRH Devanagari Extra"/>
+                <w:color w:val="000000"/>
+                <w:sz w:val="32"/>
+                <w:szCs w:val="32"/>
+              </w:rPr>
+            </w:pPr>
+            <w:r>
+              <w:rPr>
+                <w:rFonts w:ascii="BRH Devanagari Extra" w:hAnsi="BRH Devanagari Extra" w:cs="BRH Devanagari Extra"/>
+                <w:color w:val="000000"/>
+                <w:sz w:val="32"/>
+                <w:szCs w:val="32"/>
+              </w:rPr>
+              <w:t>C</w:t>
+            </w:r>
+            <w:r>
+              <w:rPr>
+                <w:rFonts w:ascii="BRH Malayalam Extra" w:hAnsi="BRH Malayalam Extra" w:cs="BRH Devanagari Extra"/>
+                <w:color w:val="000000"/>
+                <w:szCs w:val="32"/>
+                <w:highlight w:val="yellow"/>
+              </w:rPr>
+              <w:t>–</w:t>
+            </w:r>
+            <w:r>
+              <w:rPr>
+                <w:rFonts w:ascii="BRH Devanagari Extra" w:hAnsi="BRH Devanagari Extra" w:cs="BRH Devanagari Extra"/>
+                <w:color w:val="000000"/>
+                <w:sz w:val="32"/>
+                <w:szCs w:val="32"/>
+                <w:highlight w:val="green"/>
+              </w:rPr>
+              <w:t>uÉÉ</w:t>
+            </w:r>
+            <w:r>
+              <w:rPr>
+                <w:rFonts w:ascii="BRH Malayalam Extra" w:hAnsi="BRH Malayalam Extra" w:cs="BRH Devanagari Extra"/>
+                <w:color w:val="000000"/>
+                <w:szCs w:val="32"/>
+              </w:rPr>
+              <w:t>–</w:t>
+            </w:r>
+            <w:r>
+              <w:rPr>
+                <w:rFonts w:ascii="BRH Devanagari Extra" w:hAnsi="BRH Devanagari Extra" w:cs="BRH Devanagari Extra"/>
+                <w:color w:val="000000"/>
+                <w:sz w:val="32"/>
+                <w:szCs w:val="32"/>
+              </w:rPr>
+              <w:t>rÉ</w:t>
+            </w:r>
+            <w:r>
+              <w:rPr>
+                <w:rFonts w:ascii="BRH Malayalam Extra" w:hAnsi="BRH Malayalam Extra" w:cs="BRH Devanagari Extra"/>
+                <w:color w:val="000000"/>
+                <w:szCs w:val="32"/>
+              </w:rPr>
+              <w:t>–</w:t>
+            </w:r>
+            <w:r>
+              <w:rPr>
+                <w:rFonts w:ascii="BRH Devanagari Extra" w:hAnsi="BRH Devanagari Extra" w:cs="BRH Devanagari Extra"/>
+                <w:color w:val="000000"/>
+                <w:sz w:val="32"/>
+                <w:szCs w:val="32"/>
+              </w:rPr>
+              <w:t>iÉÏ qÉÉþrÉ</w:t>
+            </w:r>
+            <w:r>
+              <w:rPr>
+                <w:rFonts w:ascii="BRH Malayalam Extra" w:hAnsi="BRH Malayalam Extra" w:cs="BRH Devanagari Extra"/>
+                <w:color w:val="000000"/>
+                <w:szCs w:val="32"/>
+              </w:rPr>
+              <w:t>–</w:t>
+            </w:r>
+            <w:r>
+              <w:rPr>
+                <w:rFonts w:ascii="BRH Devanagari Extra" w:hAnsi="BRH Devanagari Extra" w:cs="BRH Devanagari Extra"/>
+                <w:color w:val="000000"/>
+                <w:sz w:val="32"/>
+                <w:szCs w:val="32"/>
+              </w:rPr>
+              <w:t xml:space="preserve">iÉÏ </w:t>
+            </w:r>
+            <w:r>
+              <w:rPr>
+                <w:rFonts w:ascii="BRH Devanagari Extra" w:hAnsi="BRH Devanagari Extra" w:cs="BRH Devanagari Extra"/>
+                <w:color w:val="000000"/>
+                <w:sz w:val="32"/>
+                <w:szCs w:val="32"/>
+                <w:highlight w:val="green"/>
+              </w:rPr>
+              <w:t>ÍqÉ</w:t>
+            </w:r>
+            <w:r>
+              <w:rPr>
+                <w:rFonts w:ascii="BRH Devanagari Extra" w:hAnsi="BRH Devanagari Extra" w:cs="BRH Devanagari Extra"/>
+                <w:color w:val="000000"/>
+                <w:sz w:val="32"/>
+                <w:szCs w:val="32"/>
+              </w:rPr>
+              <w:t>þuÉåuÉÉ rÉ</w:t>
+            </w:r>
+            <w:r>
+              <w:rPr>
+                <w:rFonts w:ascii="BRH Malayalam Extra" w:hAnsi="BRH Malayalam Extra" w:cs="BRH Devanagari Extra"/>
+                <w:color w:val="000000"/>
+                <w:szCs w:val="32"/>
+              </w:rPr>
+              <w:t>–</w:t>
+            </w:r>
+            <w:r>
+              <w:rPr>
+                <w:rFonts w:ascii="BRH Devanagari Extra" w:hAnsi="BRH Devanagari Extra" w:cs="BRH Devanagari Extra"/>
+                <w:color w:val="000000"/>
+                <w:sz w:val="32"/>
+                <w:szCs w:val="32"/>
+              </w:rPr>
+              <w:t xml:space="preserve">iÉÏqÉç | </w:t>
+            </w:r>
+          </w:p>
+          <w:p>
+            <w:pPr>
+              <w:widowControl w:val="0"/>
+              <w:autoSpaceDE w:val="0"/>
+              <w:autoSpaceDN w:val="0"/>
+              <w:adjustRightInd w:val="0"/>
+              <w:spacing w:before="0" w:line="240" w:lineRule="auto"/>
+              <w:rPr>
+                <w:rFonts w:cs="BRH Malayalam Extra"/>
+                <w:color w:val="FF0000"/>
+                <w:szCs w:val="40"/>
+              </w:rPr>
+            </w:pPr>
+          </w:p>
+        </w:tc>
+      </w:tr>
+      <w:tr>
+        <w:trPr>
+          <w:trHeight w:val="899"/>
+        </w:trPr>
+        <w:tc>
+          <w:tcPr>
+            <w:tcW w:w="7166" w:type="dxa"/>
+            <w:tcBorders>
+              <w:top w:val="single" w:sz="4" w:space="0" w:color="000000"/>
+              <w:left w:val="single" w:sz="4" w:space="0" w:color="000000"/>
+              <w:bottom w:val="single" w:sz="4" w:space="0" w:color="000000"/>
+              <w:right w:val="single" w:sz="4" w:space="0" w:color="000000"/>
+            </w:tcBorders>
+          </w:tcPr>
+          <w:p>
+            <w:pPr>
+              <w:widowControl w:val="0"/>
+              <w:autoSpaceDE w:val="0"/>
+              <w:autoSpaceDN w:val="0"/>
+              <w:adjustRightInd w:val="0"/>
+              <w:spacing w:before="0" w:line="240" w:lineRule="auto"/>
+              <w:rPr>
+                <w:rFonts w:ascii="BRH Devanagari Extra" w:hAnsi="BRH Devanagari Extra" w:cs="BRH Devanagari Extra"/>
+                <w:color w:val="000000"/>
+                <w:sz w:val="32"/>
+                <w:szCs w:val="32"/>
+              </w:rPr>
+            </w:pPr>
+            <w:r>
+              <w:rPr>
+                <w:rFonts w:ascii="BRH Devanagari Extra" w:hAnsi="BRH Devanagari Extra" w:cs="BRH Devanagari Extra"/>
+                <w:color w:val="000000"/>
+                <w:sz w:val="32"/>
+                <w:szCs w:val="32"/>
+              </w:rPr>
+              <w:t>(</w:t>
+            </w:r>
+            <w:r>
+              <w:rPr>
+                <w:rFonts w:cs="BRH Devanagari Extra"/>
+                <w:color w:val="000000"/>
+                <w:szCs w:val="32"/>
+              </w:rPr>
+              <w:t>34</w:t>
+            </w:r>
+            <w:r>
+              <w:rPr>
+                <w:rFonts w:ascii="BRH Devanagari Extra" w:hAnsi="BRH Devanagari Extra" w:cs="BRH Devanagari Extra"/>
+                <w:color w:val="000000"/>
+                <w:sz w:val="32"/>
+                <w:szCs w:val="32"/>
+              </w:rPr>
+              <w:t>)</w:t>
+            </w:r>
+            <w:r>
+              <w:rPr>
+                <w:rFonts w:cs="BRH Devanagari Extra"/>
+                <w:color w:val="000000"/>
+                <w:szCs w:val="32"/>
+              </w:rPr>
+              <w:t>[P15</w:t>
+            </w:r>
+            <w:r>
+              <w:rPr>
+                <w:rFonts w:ascii="BRH Devanagari Extra" w:hAnsi="BRH Devanagari Extra" w:cs="BRH Devanagari Extra"/>
+                <w:color w:val="000000"/>
+                <w:sz w:val="32"/>
+                <w:szCs w:val="32"/>
+              </w:rPr>
+              <w:t xml:space="preserve">] </w:t>
+            </w:r>
+            <w:r>
+              <w:rPr>
+                <w:rFonts w:cs="BRH Devanagari Extra"/>
+                <w:color w:val="000000"/>
+                <w:szCs w:val="32"/>
+              </w:rPr>
+              <w:t>4</w:t>
+            </w:r>
+            <w:r>
+              <w:rPr>
+                <w:rFonts w:ascii="BRH Devanagari Extra" w:hAnsi="BRH Devanagari Extra" w:cs="BRH Devanagari Extra"/>
+                <w:color w:val="000000"/>
+                <w:sz w:val="32"/>
+                <w:szCs w:val="32"/>
+              </w:rPr>
+              <w:t>.</w:t>
+            </w:r>
+            <w:r>
+              <w:rPr>
+                <w:rFonts w:cs="BRH Devanagari Extra"/>
+                <w:color w:val="000000"/>
+                <w:szCs w:val="32"/>
+              </w:rPr>
+              <w:t>4</w:t>
+            </w:r>
+            <w:r>
+              <w:rPr>
+                <w:rFonts w:ascii="BRH Devanagari Extra" w:hAnsi="BRH Devanagari Extra" w:cs="BRH Devanagari Extra"/>
+                <w:color w:val="000000"/>
+                <w:sz w:val="32"/>
+                <w:szCs w:val="32"/>
+              </w:rPr>
+              <w:t>.</w:t>
+            </w:r>
+            <w:r>
+              <w:rPr>
+                <w:rFonts w:cs="BRH Devanagari Extra"/>
+                <w:color w:val="000000"/>
+                <w:szCs w:val="32"/>
+              </w:rPr>
+              <w:t>4</w:t>
+            </w:r>
+            <w:r>
+              <w:rPr>
+                <w:rFonts w:ascii="BRH Devanagari Extra" w:hAnsi="BRH Devanagari Extra" w:cs="BRH Devanagari Extra"/>
+                <w:color w:val="000000"/>
+                <w:sz w:val="32"/>
+                <w:szCs w:val="32"/>
+              </w:rPr>
+              <w:t>.</w:t>
+            </w:r>
+            <w:r>
+              <w:rPr>
+                <w:rFonts w:cs="BRH Devanagari Extra"/>
+                <w:color w:val="000000"/>
+                <w:szCs w:val="32"/>
+              </w:rPr>
+              <w:t>6</w:t>
+            </w:r>
+            <w:r>
+              <w:rPr>
+                <w:rFonts w:ascii="BRH Devanagari Extra" w:hAnsi="BRH Devanagari Extra" w:cs="BRH Devanagari Extra"/>
+                <w:color w:val="000000"/>
+                <w:sz w:val="32"/>
+                <w:szCs w:val="32"/>
+              </w:rPr>
+              <w:t>(</w:t>
+            </w:r>
+            <w:r>
+              <w:rPr>
+                <w:rFonts w:cs="BRH Devanagari Extra"/>
+                <w:color w:val="000000"/>
+                <w:szCs w:val="32"/>
+              </w:rPr>
+              <w:t>31</w:t>
+            </w:r>
+            <w:r>
+              <w:rPr>
+                <w:rFonts w:ascii="BRH Devanagari Extra" w:hAnsi="BRH Devanagari Extra" w:cs="BRH Devanagari Extra"/>
+                <w:color w:val="000000"/>
+                <w:sz w:val="32"/>
+                <w:szCs w:val="32"/>
+              </w:rPr>
+              <w:t>)-  xÉ</w:t>
+            </w:r>
+            <w:r>
+              <w:rPr>
+                <w:rFonts w:ascii="BRH Devanagari Extra" w:hAnsi="BRH Devanagari Extra" w:cs="BRH Devanagari Extra"/>
+                <w:color w:val="000000"/>
+                <w:sz w:val="32"/>
+                <w:szCs w:val="32"/>
+                <w:highlight w:val="yellow"/>
+              </w:rPr>
+              <w:t>Ñ¶É</w:t>
+            </w:r>
+            <w:r>
+              <w:rPr>
+                <w:rFonts w:ascii="BRH Malayalam Extra" w:hAnsi="BRH Malayalam Extra" w:cs="BRH Devanagari Extra"/>
+                <w:color w:val="000000"/>
+                <w:szCs w:val="32"/>
+                <w:highlight w:val="yellow"/>
+              </w:rPr>
+              <w:t>–</w:t>
+            </w:r>
+            <w:r>
+              <w:rPr>
+                <w:rFonts w:ascii="BRH Devanagari Extra" w:hAnsi="BRH Devanagari Extra" w:cs="BRH Devanagari Extra"/>
+                <w:color w:val="000000"/>
+                <w:sz w:val="32"/>
+                <w:szCs w:val="32"/>
+                <w:highlight w:val="yellow"/>
+              </w:rPr>
+              <w:t>lSì</w:t>
+            </w:r>
+            <w:r>
+              <w:rPr>
+                <w:rFonts w:ascii="BRH Malayalam Extra" w:hAnsi="BRH Malayalam Extra" w:cs="BRH Devanagari Extra"/>
+                <w:color w:val="000000"/>
+                <w:szCs w:val="32"/>
+                <w:highlight w:val="yellow"/>
+              </w:rPr>
+              <w:t>–</w:t>
+            </w:r>
+            <w:r>
+              <w:rPr>
+                <w:rFonts w:ascii="BRH Devanagari Extra" w:hAnsi="BRH Devanagari Extra" w:cs="BRH Devanagari Extra"/>
+                <w:color w:val="000000"/>
+                <w:sz w:val="32"/>
+                <w:szCs w:val="32"/>
+              </w:rPr>
+              <w:t xml:space="preserve"> | SxqÉþ |</w:t>
+            </w:r>
+          </w:p>
+          <w:p>
+            <w:pPr>
+              <w:widowControl w:val="0"/>
+              <w:autoSpaceDE w:val="0"/>
+              <w:autoSpaceDN w:val="0"/>
+              <w:adjustRightInd w:val="0"/>
+              <w:spacing w:before="0" w:line="240" w:lineRule="auto"/>
+              <w:rPr>
+                <w:rFonts w:ascii="BRH Devanagari Extra" w:hAnsi="BRH Devanagari Extra" w:cs="BRH Devanagari Extra"/>
+                <w:color w:val="000000"/>
+                <w:sz w:val="32"/>
+                <w:szCs w:val="32"/>
+              </w:rPr>
+            </w:pPr>
+            <w:r>
+              <w:rPr>
+                <w:rFonts w:ascii="BRH Devanagari Extra" w:hAnsi="BRH Devanagari Extra" w:cs="BRH Devanagari Extra"/>
+                <w:color w:val="000000"/>
+                <w:sz w:val="32"/>
+                <w:szCs w:val="32"/>
+              </w:rPr>
+              <w:t>xÉÑ¶ÉþlSì</w:t>
+            </w:r>
+            <w:r>
+              <w:rPr>
+                <w:rFonts w:ascii="BRH Malayalam Extra" w:hAnsi="BRH Malayalam Extra" w:cs="BRH Devanagari Extra"/>
+                <w:color w:val="000000"/>
+                <w:szCs w:val="32"/>
+              </w:rPr>
+              <w:t>–</w:t>
+            </w:r>
+            <w:r>
+              <w:rPr>
+                <w:rFonts w:ascii="BRH Devanagari Extra" w:hAnsi="BRH Devanagari Extra" w:cs="BRH Devanagari Extra"/>
+                <w:color w:val="000000"/>
+                <w:sz w:val="32"/>
+                <w:szCs w:val="32"/>
+              </w:rPr>
+              <w:t xml:space="preserve"> SxqÉ</w:t>
+            </w:r>
+            <w:r>
+              <w:rPr>
+                <w:rFonts w:ascii="BRH Malayalam Extra" w:hAnsi="BRH Malayalam Extra" w:cs="BRH Devanagari Extra"/>
+                <w:color w:val="000000"/>
+                <w:szCs w:val="32"/>
+              </w:rPr>
+              <w:t>–</w:t>
+            </w:r>
+            <w:r>
+              <w:rPr>
+                <w:rFonts w:ascii="BRH Devanagari Extra" w:hAnsi="BRH Devanagari Extra" w:cs="BRH Devanagari Extra"/>
+                <w:color w:val="000000"/>
+                <w:sz w:val="32"/>
+                <w:szCs w:val="32"/>
+              </w:rPr>
+              <w:t xml:space="preserve"> SxqÉ</w:t>
+            </w:r>
+            <w:r>
+              <w:rPr>
+                <w:rFonts w:ascii="BRH Malayalam Extra" w:hAnsi="BRH Malayalam Extra" w:cs="BRH Devanagari Extra"/>
+                <w:color w:val="000000"/>
+                <w:szCs w:val="32"/>
+              </w:rPr>
+              <w:t>–</w:t>
+            </w:r>
+            <w:r>
+              <w:rPr>
+                <w:rFonts w:ascii="BRH Devanagari Extra" w:hAnsi="BRH Devanagari Extra" w:cs="BRH Devanagari Extra"/>
+                <w:color w:val="000000"/>
+                <w:sz w:val="32"/>
+                <w:szCs w:val="32"/>
+              </w:rPr>
+              <w:t xml:space="preserve"> xÉÑ¶ÉþlSì</w:t>
+            </w:r>
+            <w:r>
+              <w:rPr>
+                <w:rFonts w:ascii="BRH Malayalam Extra" w:hAnsi="BRH Malayalam Extra" w:cs="BRH Devanagari Extra"/>
+                <w:color w:val="000000"/>
+                <w:szCs w:val="32"/>
+              </w:rPr>
+              <w:t>–</w:t>
+            </w:r>
+            <w:r>
+              <w:rPr>
+                <w:rFonts w:ascii="BRH Devanagari Extra" w:hAnsi="BRH Devanagari Extra" w:cs="BRH Devanagari Extra"/>
+                <w:color w:val="000000"/>
+                <w:sz w:val="32"/>
+                <w:szCs w:val="32"/>
+              </w:rPr>
+              <w:t xml:space="preserve"> xÉÑ¶ÉþlSì</w:t>
+            </w:r>
+            <w:r>
+              <w:rPr>
+                <w:rFonts w:ascii="BRH Malayalam Extra" w:hAnsi="BRH Malayalam Extra" w:cs="BRH Devanagari Extra"/>
+                <w:color w:val="000000"/>
+                <w:szCs w:val="32"/>
+              </w:rPr>
+              <w:t>–</w:t>
+            </w:r>
+            <w:r>
+              <w:rPr>
+                <w:rFonts w:ascii="BRH Devanagari Extra" w:hAnsi="BRH Devanagari Extra" w:cs="BRH Devanagari Extra"/>
+                <w:color w:val="000000"/>
+                <w:sz w:val="32"/>
+                <w:szCs w:val="32"/>
+              </w:rPr>
+              <w:t xml:space="preserve"> SxqÉþ | </w:t>
+            </w:r>
+          </w:p>
+          <w:p>
+            <w:pPr>
+              <w:widowControl w:val="0"/>
+              <w:autoSpaceDE w:val="0"/>
+              <w:autoSpaceDN w:val="0"/>
+              <w:adjustRightInd w:val="0"/>
+              <w:spacing w:before="0" w:line="240" w:lineRule="auto"/>
+              <w:rPr>
+                <w:rFonts w:ascii="BRH Devanagari Extra" w:hAnsi="BRH Devanagari Extra" w:cs="BRH Devanagari Extra"/>
+                <w:color w:val="000000"/>
+                <w:sz w:val="32"/>
+                <w:szCs w:val="32"/>
+              </w:rPr>
+            </w:pPr>
+            <w:r>
+              <w:rPr>
+                <w:rFonts w:ascii="BRH Devanagari Extra" w:hAnsi="BRH Devanagari Extra" w:cs="BRH Devanagari Extra"/>
+                <w:color w:val="000000"/>
+                <w:sz w:val="32"/>
+                <w:szCs w:val="32"/>
+              </w:rPr>
+              <w:t>(</w:t>
+            </w:r>
+            <w:r>
+              <w:rPr>
+                <w:rFonts w:cs="BRH Devanagari Extra"/>
+                <w:color w:val="000000"/>
+                <w:szCs w:val="32"/>
+              </w:rPr>
+              <w:t>35</w:t>
+            </w:r>
+            <w:r>
+              <w:rPr>
+                <w:rFonts w:ascii="BRH Devanagari Extra" w:hAnsi="BRH Devanagari Extra" w:cs="BRH Devanagari Extra"/>
+                <w:color w:val="000000"/>
+                <w:sz w:val="32"/>
+                <w:szCs w:val="32"/>
+              </w:rPr>
+              <w:t>)</w:t>
+            </w:r>
+            <w:r>
+              <w:rPr>
+                <w:rFonts w:cs="BRH Devanagari Extra"/>
+                <w:color w:val="000000"/>
+                <w:szCs w:val="32"/>
+              </w:rPr>
+              <w:t>[P15</w:t>
+            </w:r>
+            <w:r>
+              <w:rPr>
+                <w:rFonts w:ascii="BRH Devanagari Extra" w:hAnsi="BRH Devanagari Extra" w:cs="BRH Devanagari Extra"/>
+                <w:color w:val="000000"/>
+                <w:sz w:val="32"/>
+                <w:szCs w:val="32"/>
+              </w:rPr>
+              <w:t xml:space="preserve">] </w:t>
+            </w:r>
+            <w:r>
+              <w:rPr>
+                <w:rFonts w:cs="BRH Devanagari Extra"/>
+                <w:color w:val="000000"/>
+                <w:szCs w:val="32"/>
+              </w:rPr>
+              <w:t>4</w:t>
+            </w:r>
+            <w:r>
+              <w:rPr>
+                <w:rFonts w:ascii="BRH Devanagari Extra" w:hAnsi="BRH Devanagari Extra" w:cs="BRH Devanagari Extra"/>
+                <w:color w:val="000000"/>
+                <w:sz w:val="32"/>
+                <w:szCs w:val="32"/>
+              </w:rPr>
+              <w:t>.</w:t>
+            </w:r>
+            <w:r>
+              <w:rPr>
+                <w:rFonts w:cs="BRH Devanagari Extra"/>
+                <w:color w:val="000000"/>
+                <w:szCs w:val="32"/>
+              </w:rPr>
+              <w:t>4</w:t>
+            </w:r>
+            <w:r>
+              <w:rPr>
+                <w:rFonts w:ascii="BRH Devanagari Extra" w:hAnsi="BRH Devanagari Extra" w:cs="BRH Devanagari Extra"/>
+                <w:color w:val="000000"/>
+                <w:sz w:val="32"/>
+                <w:szCs w:val="32"/>
+              </w:rPr>
+              <w:t>.</w:t>
+            </w:r>
+            <w:r>
+              <w:rPr>
+                <w:rFonts w:cs="BRH Devanagari Extra"/>
+                <w:color w:val="000000"/>
+                <w:szCs w:val="32"/>
+              </w:rPr>
+              <w:t>4</w:t>
+            </w:r>
+            <w:r>
+              <w:rPr>
+                <w:rFonts w:ascii="BRH Devanagari Extra" w:hAnsi="BRH Devanagari Extra" w:cs="BRH Devanagari Extra"/>
+                <w:color w:val="000000"/>
+                <w:sz w:val="32"/>
+                <w:szCs w:val="32"/>
+              </w:rPr>
+              <w:t>.</w:t>
+            </w:r>
+            <w:r>
+              <w:rPr>
+                <w:rFonts w:cs="BRH Devanagari Extra"/>
+                <w:color w:val="000000"/>
+                <w:szCs w:val="32"/>
+              </w:rPr>
+              <w:t>6</w:t>
+            </w:r>
+            <w:r>
+              <w:rPr>
+                <w:rFonts w:ascii="BRH Devanagari Extra" w:hAnsi="BRH Devanagari Extra" w:cs="BRH Devanagari Extra"/>
+                <w:color w:val="000000"/>
+                <w:sz w:val="32"/>
+                <w:szCs w:val="32"/>
+              </w:rPr>
+              <w:t>(</w:t>
+            </w:r>
+            <w:r>
+              <w:rPr>
+                <w:rFonts w:cs="BRH Devanagari Extra"/>
+                <w:color w:val="000000"/>
+                <w:szCs w:val="32"/>
+              </w:rPr>
+              <w:t>31</w:t>
+            </w:r>
+            <w:r>
+              <w:rPr>
+                <w:rFonts w:ascii="BRH Devanagari Extra" w:hAnsi="BRH Devanagari Extra" w:cs="BRH Devanagari Extra"/>
+                <w:color w:val="000000"/>
+                <w:sz w:val="32"/>
+                <w:szCs w:val="32"/>
+              </w:rPr>
+              <w:t>)-  xÉÑ</w:t>
+            </w:r>
+            <w:r>
+              <w:rPr>
+                <w:rFonts w:ascii="BRH Devanagari Extra" w:hAnsi="BRH Devanagari Extra" w:cs="BRH Devanagari Extra"/>
+                <w:color w:val="000000"/>
+                <w:sz w:val="32"/>
+                <w:szCs w:val="32"/>
+                <w:highlight w:val="yellow"/>
+              </w:rPr>
+              <w:t>¶É</w:t>
+            </w:r>
+            <w:r>
+              <w:rPr>
+                <w:rFonts w:ascii="BRH Malayalam Extra" w:hAnsi="BRH Malayalam Extra" w:cs="BRH Devanagari Extra"/>
+                <w:color w:val="000000"/>
+                <w:szCs w:val="32"/>
+              </w:rPr>
+              <w:t>–</w:t>
+            </w:r>
+            <w:r>
+              <w:rPr>
+                <w:rFonts w:ascii="BRH Devanagari Extra" w:hAnsi="BRH Devanagari Extra" w:cs="BRH Devanagari Extra"/>
+                <w:color w:val="000000"/>
+                <w:sz w:val="32"/>
+                <w:szCs w:val="32"/>
+                <w:highlight w:val="yellow"/>
+              </w:rPr>
+              <w:t>lS</w:t>
+            </w:r>
+            <w:r>
+              <w:rPr>
+                <w:rFonts w:ascii="BRH Devanagari Extra" w:hAnsi="BRH Devanagari Extra" w:cs="BRH Devanagari Extra"/>
+                <w:color w:val="000000"/>
+                <w:sz w:val="32"/>
+                <w:szCs w:val="32"/>
+              </w:rPr>
+              <w:t>ì</w:t>
+            </w:r>
+            <w:r>
+              <w:rPr>
+                <w:rFonts w:ascii="BRH Malayalam Extra" w:hAnsi="BRH Malayalam Extra" w:cs="BRH Devanagari Extra"/>
+                <w:color w:val="000000"/>
+                <w:szCs w:val="32"/>
+              </w:rPr>
+              <w:t>–</w:t>
+            </w:r>
+            <w:r>
+              <w:rPr>
+                <w:rFonts w:ascii="BRH Devanagari Extra" w:hAnsi="BRH Devanagari Extra" w:cs="BRH Devanagari Extra"/>
+                <w:color w:val="000000"/>
+                <w:sz w:val="32"/>
+                <w:szCs w:val="32"/>
+              </w:rPr>
+              <w:t xml:space="preserve"> |</w:t>
+            </w:r>
+          </w:p>
+          <w:p>
+            <w:pPr>
+              <w:widowControl w:val="0"/>
+              <w:autoSpaceDE w:val="0"/>
+              <w:autoSpaceDN w:val="0"/>
+              <w:adjustRightInd w:val="0"/>
+              <w:spacing w:before="0" w:line="240" w:lineRule="auto"/>
+              <w:rPr>
+                <w:rFonts w:cs="BRH Malayalam Extra"/>
+                <w:color w:val="FF0000"/>
+                <w:szCs w:val="40"/>
+              </w:rPr>
+            </w:pPr>
+            <w:r>
+              <w:rPr>
+                <w:rFonts w:ascii="BRH Devanagari Extra" w:hAnsi="BRH Devanagari Extra" w:cs="BRH Devanagari Extra"/>
+                <w:color w:val="000000"/>
+                <w:sz w:val="32"/>
+                <w:szCs w:val="32"/>
+              </w:rPr>
+              <w:t>xÉÑ¶É</w:t>
+            </w:r>
+            <w:r>
+              <w:rPr>
+                <w:rFonts w:ascii="BRH Malayalam Extra" w:hAnsi="BRH Malayalam Extra" w:cs="BRH Devanagari Extra"/>
+                <w:color w:val="000000"/>
+                <w:szCs w:val="32"/>
+              </w:rPr>
+              <w:t>–</w:t>
+            </w:r>
+            <w:r>
+              <w:rPr>
+                <w:rFonts w:ascii="BRH Devanagari Extra" w:hAnsi="BRH Devanagari Extra" w:cs="BRH Devanagari Extra"/>
+                <w:color w:val="000000"/>
+                <w:sz w:val="32"/>
+                <w:szCs w:val="32"/>
+              </w:rPr>
+              <w:t>lSìåÌiÉ</w:t>
+            </w:r>
+            <w:r>
+              <w:rPr>
+                <w:rFonts w:ascii="BRH Malayalam Extra" w:hAnsi="BRH Malayalam Extra" w:cs="BRH Devanagari Extra"/>
+                <w:color w:val="000000"/>
+                <w:szCs w:val="32"/>
+              </w:rPr>
+              <w:t>–</w:t>
+            </w:r>
+            <w:r>
+              <w:rPr>
+                <w:rFonts w:ascii="BRH Devanagari Extra" w:hAnsi="BRH Devanagari Extra" w:cs="BRH Devanagari Extra"/>
+                <w:color w:val="000000"/>
+                <w:sz w:val="32"/>
+                <w:szCs w:val="32"/>
+              </w:rPr>
+              <w:t xml:space="preserve"> xÉÑ - cÉ</w:t>
+            </w:r>
+            <w:r>
+              <w:rPr>
+                <w:rFonts w:ascii="BRH Malayalam Extra" w:hAnsi="BRH Malayalam Extra" w:cs="BRH Devanagari Extra"/>
+                <w:color w:val="000000"/>
+                <w:szCs w:val="32"/>
+              </w:rPr>
+              <w:t>–</w:t>
+            </w:r>
+            <w:r>
+              <w:rPr>
+                <w:rFonts w:ascii="BRH Devanagari Extra" w:hAnsi="BRH Devanagari Extra" w:cs="BRH Devanagari Extra"/>
+                <w:color w:val="000000"/>
+                <w:sz w:val="32"/>
+                <w:szCs w:val="32"/>
+              </w:rPr>
+              <w:t>lSì</w:t>
+            </w:r>
+            <w:r>
+              <w:rPr>
+                <w:rFonts w:ascii="BRH Malayalam Extra" w:hAnsi="BRH Malayalam Extra" w:cs="BRH Devanagari Extra"/>
+                <w:color w:val="000000"/>
+                <w:szCs w:val="32"/>
+              </w:rPr>
+              <w:t>–</w:t>
+            </w:r>
+            <w:r>
+              <w:rPr>
+                <w:rFonts w:ascii="BRH Devanagari Extra" w:hAnsi="BRH Devanagari Extra" w:cs="BRH Devanagari Extra"/>
+                <w:color w:val="000000"/>
+                <w:sz w:val="32"/>
+                <w:szCs w:val="32"/>
+              </w:rPr>
+              <w:t xml:space="preserve"> | </w:t>
+            </w:r>
+          </w:p>
+        </w:tc>
+        <w:tc>
+          <w:tcPr>
+            <w:tcW w:w="7371" w:type="dxa"/>
+            <w:tcBorders>
+              <w:top w:val="single" w:sz="4" w:space="0" w:color="000000"/>
+              <w:left w:val="single" w:sz="4" w:space="0" w:color="000000"/>
+              <w:bottom w:val="single" w:sz="4" w:space="0" w:color="000000"/>
+              <w:right w:val="single" w:sz="4" w:space="0" w:color="000000"/>
+            </w:tcBorders>
+          </w:tcPr>
+          <w:p>
+            <w:pPr>
+              <w:widowControl w:val="0"/>
+              <w:autoSpaceDE w:val="0"/>
+              <w:autoSpaceDN w:val="0"/>
+              <w:adjustRightInd w:val="0"/>
+              <w:spacing w:before="0" w:line="240" w:lineRule="auto"/>
+              <w:rPr>
+                <w:rFonts w:ascii="BRH Devanagari Extra" w:hAnsi="BRH Devanagari Extra" w:cs="BRH Devanagari Extra"/>
+                <w:color w:val="000000"/>
+                <w:sz w:val="32"/>
+                <w:szCs w:val="32"/>
+              </w:rPr>
+            </w:pPr>
+            <w:r>
+              <w:rPr>
+                <w:rFonts w:ascii="BRH Devanagari Extra" w:hAnsi="BRH Devanagari Extra" w:cs="BRH Devanagari Extra"/>
+                <w:color w:val="000000"/>
+                <w:sz w:val="32"/>
+                <w:szCs w:val="32"/>
+              </w:rPr>
+              <w:t>(</w:t>
+            </w:r>
+            <w:r>
+              <w:rPr>
+                <w:rFonts w:cs="BRH Devanagari Extra"/>
+                <w:color w:val="000000"/>
+                <w:szCs w:val="32"/>
+              </w:rPr>
+              <w:t>34</w:t>
+            </w:r>
+            <w:r>
+              <w:rPr>
+                <w:rFonts w:ascii="BRH Devanagari Extra" w:hAnsi="BRH Devanagari Extra" w:cs="BRH Devanagari Extra"/>
+                <w:color w:val="000000"/>
+                <w:sz w:val="32"/>
+                <w:szCs w:val="32"/>
+              </w:rPr>
+              <w:t>)</w:t>
+            </w:r>
+            <w:r>
+              <w:rPr>
+                <w:rFonts w:cs="BRH Devanagari Extra"/>
+                <w:color w:val="000000"/>
+                <w:szCs w:val="32"/>
+              </w:rPr>
+              <w:t>[P15</w:t>
+            </w:r>
+            <w:r>
+              <w:rPr>
+                <w:rFonts w:ascii="BRH Devanagari Extra" w:hAnsi="BRH Devanagari Extra" w:cs="BRH Devanagari Extra"/>
+                <w:color w:val="000000"/>
+                <w:sz w:val="32"/>
+                <w:szCs w:val="32"/>
+              </w:rPr>
+              <w:t xml:space="preserve">] </w:t>
+            </w:r>
+            <w:r>
+              <w:rPr>
+                <w:rFonts w:cs="BRH Devanagari Extra"/>
+                <w:color w:val="000000"/>
+                <w:szCs w:val="32"/>
+              </w:rPr>
+              <w:t>4</w:t>
+            </w:r>
+            <w:r>
+              <w:rPr>
+                <w:rFonts w:ascii="BRH Devanagari Extra" w:hAnsi="BRH Devanagari Extra" w:cs="BRH Devanagari Extra"/>
+                <w:color w:val="000000"/>
+                <w:sz w:val="32"/>
+                <w:szCs w:val="32"/>
+              </w:rPr>
+              <w:t>.</w:t>
+            </w:r>
+            <w:r>
+              <w:rPr>
+                <w:rFonts w:cs="BRH Devanagari Extra"/>
+                <w:color w:val="000000"/>
+                <w:szCs w:val="32"/>
+              </w:rPr>
+              <w:t>4</w:t>
+            </w:r>
+            <w:r>
+              <w:rPr>
+                <w:rFonts w:ascii="BRH Devanagari Extra" w:hAnsi="BRH Devanagari Extra" w:cs="BRH Devanagari Extra"/>
+                <w:color w:val="000000"/>
+                <w:sz w:val="32"/>
+                <w:szCs w:val="32"/>
+              </w:rPr>
+              <w:t>.</w:t>
+            </w:r>
+            <w:r>
+              <w:rPr>
+                <w:rFonts w:cs="BRH Devanagari Extra"/>
+                <w:color w:val="000000"/>
+                <w:szCs w:val="32"/>
+              </w:rPr>
+              <w:t>4</w:t>
+            </w:r>
+            <w:r>
+              <w:rPr>
+                <w:rFonts w:ascii="BRH Devanagari Extra" w:hAnsi="BRH Devanagari Extra" w:cs="BRH Devanagari Extra"/>
+                <w:color w:val="000000"/>
+                <w:sz w:val="32"/>
+                <w:szCs w:val="32"/>
+              </w:rPr>
+              <w:t>.</w:t>
+            </w:r>
+            <w:r>
+              <w:rPr>
+                <w:rFonts w:cs="BRH Devanagari Extra"/>
+                <w:color w:val="000000"/>
+                <w:szCs w:val="32"/>
+              </w:rPr>
+              <w:t>6</w:t>
+            </w:r>
+            <w:r>
+              <w:rPr>
+                <w:rFonts w:ascii="BRH Devanagari Extra" w:hAnsi="BRH Devanagari Extra" w:cs="BRH Devanagari Extra"/>
+                <w:color w:val="000000"/>
+                <w:sz w:val="32"/>
+                <w:szCs w:val="32"/>
+              </w:rPr>
+              <w:t>(</w:t>
+            </w:r>
+            <w:r>
+              <w:rPr>
+                <w:rFonts w:cs="BRH Devanagari Extra"/>
+                <w:color w:val="000000"/>
+                <w:szCs w:val="32"/>
+              </w:rPr>
+              <w:t>31</w:t>
+            </w:r>
+            <w:r>
+              <w:rPr>
+                <w:rFonts w:ascii="BRH Devanagari Extra" w:hAnsi="BRH Devanagari Extra" w:cs="BRH Devanagari Extra"/>
+                <w:color w:val="000000"/>
+                <w:sz w:val="32"/>
+                <w:szCs w:val="32"/>
+              </w:rPr>
+              <w:t>)-  xÉÑ</w:t>
+            </w:r>
+            <w:r>
+              <w:rPr>
+                <w:rFonts w:ascii="BRH Devanagari Extra" w:hAnsi="BRH Devanagari Extra" w:cs="BRH Devanagari Extra"/>
+                <w:color w:val="000000"/>
+                <w:sz w:val="32"/>
+                <w:szCs w:val="32"/>
+                <w:highlight w:val="green"/>
+              </w:rPr>
+              <w:t>¶É</w:t>
+            </w:r>
+            <w:r>
+              <w:rPr>
+                <w:rFonts w:ascii="BRH Devanagari Extra" w:hAnsi="BRH Devanagari Extra" w:cs="BRH Devanagari Extra"/>
+                <w:color w:val="000000"/>
+                <w:sz w:val="32"/>
+                <w:szCs w:val="32"/>
+              </w:rPr>
+              <w:t>þlSì | SxqÉþ |</w:t>
+            </w:r>
+          </w:p>
+          <w:p>
+            <w:pPr>
+              <w:widowControl w:val="0"/>
+              <w:autoSpaceDE w:val="0"/>
+              <w:autoSpaceDN w:val="0"/>
+              <w:adjustRightInd w:val="0"/>
+              <w:spacing w:before="0" w:line="240" w:lineRule="auto"/>
+              <w:rPr>
+                <w:rFonts w:ascii="BRH Devanagari Extra" w:hAnsi="BRH Devanagari Extra" w:cs="BRH Devanagari Extra"/>
+                <w:color w:val="000000"/>
+                <w:sz w:val="32"/>
+                <w:szCs w:val="32"/>
+              </w:rPr>
+            </w:pPr>
+            <w:r>
+              <w:rPr>
+                <w:rFonts w:ascii="BRH Devanagari Extra" w:hAnsi="BRH Devanagari Extra" w:cs="BRH Devanagari Extra"/>
+                <w:color w:val="000000"/>
+                <w:sz w:val="32"/>
+                <w:szCs w:val="32"/>
+              </w:rPr>
+              <w:t>xÉÑ¶ÉþlSì</w:t>
+            </w:r>
+            <w:r>
+              <w:rPr>
+                <w:rFonts w:ascii="BRH Malayalam Extra" w:hAnsi="BRH Malayalam Extra" w:cs="BRH Devanagari Extra"/>
+                <w:color w:val="000000"/>
+                <w:szCs w:val="32"/>
+              </w:rPr>
+              <w:t>–</w:t>
+            </w:r>
+            <w:r>
+              <w:rPr>
+                <w:rFonts w:ascii="BRH Devanagari Extra" w:hAnsi="BRH Devanagari Extra" w:cs="BRH Devanagari Extra"/>
+                <w:color w:val="000000"/>
+                <w:sz w:val="32"/>
+                <w:szCs w:val="32"/>
+              </w:rPr>
+              <w:t xml:space="preserve"> SxqÉ</w:t>
+            </w:r>
+            <w:r>
+              <w:rPr>
+                <w:rFonts w:ascii="BRH Malayalam Extra" w:hAnsi="BRH Malayalam Extra" w:cs="BRH Devanagari Extra"/>
+                <w:color w:val="000000"/>
+                <w:szCs w:val="32"/>
+              </w:rPr>
+              <w:t>–</w:t>
+            </w:r>
+            <w:r>
+              <w:rPr>
+                <w:rFonts w:ascii="BRH Devanagari Extra" w:hAnsi="BRH Devanagari Extra" w:cs="BRH Devanagari Extra"/>
+                <w:color w:val="000000"/>
+                <w:sz w:val="32"/>
+                <w:szCs w:val="32"/>
+              </w:rPr>
+              <w:t xml:space="preserve"> SxqÉ</w:t>
+            </w:r>
+            <w:r>
+              <w:rPr>
+                <w:rFonts w:ascii="BRH Malayalam Extra" w:hAnsi="BRH Malayalam Extra" w:cs="BRH Devanagari Extra"/>
+                <w:color w:val="000000"/>
+                <w:szCs w:val="32"/>
+              </w:rPr>
+              <w:t>–</w:t>
+            </w:r>
+            <w:r>
+              <w:rPr>
+                <w:rFonts w:ascii="BRH Devanagari Extra" w:hAnsi="BRH Devanagari Extra" w:cs="BRH Devanagari Extra"/>
+                <w:color w:val="000000"/>
+                <w:sz w:val="32"/>
+                <w:szCs w:val="32"/>
+              </w:rPr>
+              <w:t xml:space="preserve"> xÉÑ¶ÉþlSì</w:t>
+            </w:r>
+            <w:r>
+              <w:rPr>
+                <w:rFonts w:ascii="BRH Malayalam Extra" w:hAnsi="BRH Malayalam Extra" w:cs="BRH Devanagari Extra"/>
+                <w:color w:val="000000"/>
+                <w:szCs w:val="32"/>
+              </w:rPr>
+              <w:t>–</w:t>
+            </w:r>
+            <w:r>
+              <w:rPr>
+                <w:rFonts w:ascii="BRH Devanagari Extra" w:hAnsi="BRH Devanagari Extra" w:cs="BRH Devanagari Extra"/>
+                <w:color w:val="000000"/>
+                <w:sz w:val="32"/>
+                <w:szCs w:val="32"/>
+              </w:rPr>
+              <w:t xml:space="preserve"> xÉÑ¶ÉþlSì</w:t>
+            </w:r>
+            <w:r>
+              <w:rPr>
+                <w:rFonts w:ascii="BRH Malayalam Extra" w:hAnsi="BRH Malayalam Extra" w:cs="BRH Devanagari Extra"/>
+                <w:color w:val="000000"/>
+                <w:szCs w:val="32"/>
+              </w:rPr>
+              <w:t>–</w:t>
+            </w:r>
+            <w:r>
+              <w:rPr>
+                <w:rFonts w:ascii="BRH Devanagari Extra" w:hAnsi="BRH Devanagari Extra" w:cs="BRH Devanagari Extra"/>
+                <w:color w:val="000000"/>
+                <w:sz w:val="32"/>
+                <w:szCs w:val="32"/>
+              </w:rPr>
+              <w:t xml:space="preserve"> SxqÉþ | </w:t>
+            </w:r>
+          </w:p>
+          <w:p>
+            <w:pPr>
+              <w:widowControl w:val="0"/>
+              <w:autoSpaceDE w:val="0"/>
+              <w:autoSpaceDN w:val="0"/>
+              <w:adjustRightInd w:val="0"/>
+              <w:spacing w:before="0" w:line="240" w:lineRule="auto"/>
+              <w:rPr>
+                <w:rFonts w:ascii="BRH Devanagari Extra" w:hAnsi="BRH Devanagari Extra" w:cs="BRH Devanagari Extra"/>
+                <w:color w:val="000000"/>
+                <w:sz w:val="32"/>
+                <w:szCs w:val="32"/>
+              </w:rPr>
+            </w:pPr>
+            <w:r>
+              <w:rPr>
+                <w:rFonts w:ascii="BRH Devanagari Extra" w:hAnsi="BRH Devanagari Extra" w:cs="BRH Devanagari Extra"/>
+                <w:color w:val="000000"/>
+                <w:sz w:val="32"/>
+                <w:szCs w:val="32"/>
+              </w:rPr>
+              <w:t>(</w:t>
+            </w:r>
+            <w:r>
+              <w:rPr>
+                <w:rFonts w:cs="BRH Devanagari Extra"/>
+                <w:color w:val="000000"/>
+                <w:szCs w:val="32"/>
+              </w:rPr>
+              <w:t>35</w:t>
+            </w:r>
+            <w:r>
+              <w:rPr>
+                <w:rFonts w:ascii="BRH Devanagari Extra" w:hAnsi="BRH Devanagari Extra" w:cs="BRH Devanagari Extra"/>
+                <w:color w:val="000000"/>
+                <w:sz w:val="32"/>
+                <w:szCs w:val="32"/>
+              </w:rPr>
+              <w:t>)</w:t>
+            </w:r>
+            <w:r>
+              <w:rPr>
+                <w:rFonts w:cs="BRH Devanagari Extra"/>
+                <w:color w:val="000000"/>
+                <w:szCs w:val="32"/>
+              </w:rPr>
+              <w:t>[P15</w:t>
+            </w:r>
+            <w:r>
+              <w:rPr>
+                <w:rFonts w:ascii="BRH Devanagari Extra" w:hAnsi="BRH Devanagari Extra" w:cs="BRH Devanagari Extra"/>
+                <w:color w:val="000000"/>
+                <w:sz w:val="32"/>
+                <w:szCs w:val="32"/>
+              </w:rPr>
+              <w:t xml:space="preserve">] </w:t>
+            </w:r>
+            <w:r>
+              <w:rPr>
+                <w:rFonts w:cs="BRH Devanagari Extra"/>
+                <w:color w:val="000000"/>
+                <w:szCs w:val="32"/>
+              </w:rPr>
+              <w:t>4</w:t>
+            </w:r>
+            <w:r>
+              <w:rPr>
+                <w:rFonts w:ascii="BRH Devanagari Extra" w:hAnsi="BRH Devanagari Extra" w:cs="BRH Devanagari Extra"/>
+                <w:color w:val="000000"/>
+                <w:sz w:val="32"/>
+                <w:szCs w:val="32"/>
+              </w:rPr>
+              <w:t>.</w:t>
+            </w:r>
+            <w:r>
+              <w:rPr>
+                <w:rFonts w:cs="BRH Devanagari Extra"/>
+                <w:color w:val="000000"/>
+                <w:szCs w:val="32"/>
+              </w:rPr>
+              <w:t>4</w:t>
+            </w:r>
+            <w:r>
+              <w:rPr>
+                <w:rFonts w:ascii="BRH Devanagari Extra" w:hAnsi="BRH Devanagari Extra" w:cs="BRH Devanagari Extra"/>
+                <w:color w:val="000000"/>
+                <w:sz w:val="32"/>
+                <w:szCs w:val="32"/>
+              </w:rPr>
+              <w:t>.</w:t>
+            </w:r>
+            <w:r>
+              <w:rPr>
+                <w:rFonts w:cs="BRH Devanagari Extra"/>
+                <w:color w:val="000000"/>
+                <w:szCs w:val="32"/>
+              </w:rPr>
+              <w:t>4</w:t>
+            </w:r>
+            <w:r>
+              <w:rPr>
+                <w:rFonts w:ascii="BRH Devanagari Extra" w:hAnsi="BRH Devanagari Extra" w:cs="BRH Devanagari Extra"/>
+                <w:color w:val="000000"/>
+                <w:sz w:val="32"/>
+                <w:szCs w:val="32"/>
+              </w:rPr>
+              <w:t>.</w:t>
+            </w:r>
+            <w:r>
+              <w:rPr>
+                <w:rFonts w:cs="BRH Devanagari Extra"/>
+                <w:color w:val="000000"/>
+                <w:szCs w:val="32"/>
+              </w:rPr>
+              <w:t>6</w:t>
+            </w:r>
+            <w:r>
+              <w:rPr>
+                <w:rFonts w:ascii="BRH Devanagari Extra" w:hAnsi="BRH Devanagari Extra" w:cs="BRH Devanagari Extra"/>
+                <w:color w:val="000000"/>
+                <w:sz w:val="32"/>
+                <w:szCs w:val="32"/>
+              </w:rPr>
+              <w:t>(</w:t>
+            </w:r>
+            <w:r>
+              <w:rPr>
+                <w:rFonts w:cs="BRH Devanagari Extra"/>
+                <w:color w:val="000000"/>
+                <w:szCs w:val="32"/>
+              </w:rPr>
+              <w:t>31</w:t>
+            </w:r>
+            <w:r>
+              <w:rPr>
+                <w:rFonts w:ascii="BRH Devanagari Extra" w:hAnsi="BRH Devanagari Extra" w:cs="BRH Devanagari Extra"/>
+                <w:color w:val="000000"/>
+                <w:sz w:val="32"/>
+                <w:szCs w:val="32"/>
+              </w:rPr>
+              <w:t>)-  xÉÑ</w:t>
+            </w:r>
+            <w:r>
+              <w:rPr>
+                <w:rFonts w:ascii="BRH Devanagari Extra" w:hAnsi="BRH Devanagari Extra" w:cs="BRH Devanagari Extra"/>
+                <w:color w:val="000000"/>
+                <w:sz w:val="32"/>
+                <w:szCs w:val="32"/>
+                <w:highlight w:val="green"/>
+              </w:rPr>
+              <w:t>¶É</w:t>
+            </w:r>
+            <w:r>
+              <w:rPr>
+                <w:rFonts w:ascii="BRH Devanagari Extra" w:hAnsi="BRH Devanagari Extra" w:cs="BRH Devanagari Extra"/>
+                <w:color w:val="000000"/>
+                <w:sz w:val="32"/>
+                <w:szCs w:val="32"/>
+              </w:rPr>
+              <w:t>þlSì |</w:t>
+            </w:r>
+          </w:p>
+          <w:p>
+            <w:pPr>
+              <w:widowControl w:val="0"/>
+              <w:autoSpaceDE w:val="0"/>
+              <w:autoSpaceDN w:val="0"/>
+              <w:adjustRightInd w:val="0"/>
+              <w:spacing w:before="0" w:line="240" w:lineRule="auto"/>
+              <w:rPr>
+                <w:rFonts w:cs="BRH Malayalam Extra"/>
+                <w:color w:val="FF0000"/>
+                <w:szCs w:val="40"/>
+              </w:rPr>
+            </w:pPr>
+            <w:r>
+              <w:rPr>
+                <w:rFonts w:ascii="BRH Devanagari Extra" w:hAnsi="BRH Devanagari Extra" w:cs="BRH Devanagari Extra"/>
+                <w:color w:val="000000"/>
+                <w:sz w:val="32"/>
+                <w:szCs w:val="32"/>
+              </w:rPr>
+              <w:t>xÉÑ¶É</w:t>
+            </w:r>
+            <w:r>
+              <w:rPr>
+                <w:rFonts w:ascii="BRH Malayalam Extra" w:hAnsi="BRH Malayalam Extra" w:cs="BRH Devanagari Extra"/>
+                <w:color w:val="000000"/>
+                <w:szCs w:val="32"/>
+              </w:rPr>
+              <w:t>–</w:t>
+            </w:r>
+            <w:r>
+              <w:rPr>
+                <w:rFonts w:ascii="BRH Devanagari Extra" w:hAnsi="BRH Devanagari Extra" w:cs="BRH Devanagari Extra"/>
+                <w:color w:val="000000"/>
+                <w:sz w:val="32"/>
+                <w:szCs w:val="32"/>
+              </w:rPr>
+              <w:t>lSìåÌiÉ</w:t>
+            </w:r>
+            <w:r>
+              <w:rPr>
+                <w:rFonts w:ascii="BRH Malayalam Extra" w:hAnsi="BRH Malayalam Extra" w:cs="BRH Devanagari Extra"/>
+                <w:color w:val="000000"/>
+                <w:szCs w:val="32"/>
+              </w:rPr>
+              <w:t>–</w:t>
+            </w:r>
+            <w:r>
+              <w:rPr>
+                <w:rFonts w:ascii="BRH Devanagari Extra" w:hAnsi="BRH Devanagari Extra" w:cs="BRH Devanagari Extra"/>
+                <w:color w:val="000000"/>
+                <w:sz w:val="32"/>
+                <w:szCs w:val="32"/>
+              </w:rPr>
+              <w:t xml:space="preserve"> xÉÑ - cÉ</w:t>
+            </w:r>
+            <w:r>
+              <w:rPr>
+                <w:rFonts w:ascii="BRH Malayalam Extra" w:hAnsi="BRH Malayalam Extra" w:cs="BRH Devanagari Extra"/>
+                <w:color w:val="000000"/>
+                <w:szCs w:val="32"/>
+              </w:rPr>
+              <w:t>–</w:t>
+            </w:r>
+            <w:r>
+              <w:rPr>
+                <w:rFonts w:ascii="BRH Devanagari Extra" w:hAnsi="BRH Devanagari Extra" w:cs="BRH Devanagari Extra"/>
+                <w:color w:val="000000"/>
+                <w:sz w:val="32"/>
+                <w:szCs w:val="32"/>
+              </w:rPr>
+              <w:t>lSì</w:t>
+            </w:r>
+            <w:r>
+              <w:rPr>
+                <w:rFonts w:ascii="BRH Malayalam Extra" w:hAnsi="BRH Malayalam Extra" w:cs="BRH Devanagari Extra"/>
+                <w:color w:val="000000"/>
+                <w:szCs w:val="32"/>
+              </w:rPr>
+              <w:t>–</w:t>
+            </w:r>
+            <w:r>
+              <w:rPr>
+                <w:rFonts w:ascii="BRH Devanagari Extra" w:hAnsi="BRH Devanagari Extra" w:cs="BRH Devanagari Extra"/>
+                <w:color w:val="000000"/>
+                <w:sz w:val="32"/>
+                <w:szCs w:val="32"/>
+              </w:rPr>
+              <w:t xml:space="preserve"> | </w:t>
+            </w:r>
+          </w:p>
+        </w:tc>
+      </w:tr>
+      <w:tr>
+        <w:trPr>
+          <w:trHeight w:val="899"/>
+        </w:trPr>
+        <w:tc>
+          <w:tcPr>
+            <w:tcW w:w="7166" w:type="dxa"/>
+            <w:tcBorders>
+              <w:top w:val="single" w:sz="4" w:space="0" w:color="000000"/>
+              <w:left w:val="single" w:sz="4" w:space="0" w:color="000000"/>
+              <w:bottom w:val="single" w:sz="4" w:space="0" w:color="000000"/>
+              <w:right w:val="single" w:sz="4" w:space="0" w:color="000000"/>
+            </w:tcBorders>
+          </w:tcPr>
+          <w:p>
+            <w:pPr>
+              <w:widowControl w:val="0"/>
+              <w:autoSpaceDE w:val="0"/>
+              <w:autoSpaceDN w:val="0"/>
+              <w:adjustRightInd w:val="0"/>
+              <w:spacing w:before="0" w:line="240" w:lineRule="auto"/>
+              <w:rPr>
+                <w:rFonts w:ascii="BRH Devanagari Extra" w:hAnsi="BRH Devanagari Extra" w:cs="BRH Devanagari Extra"/>
+                <w:color w:val="000000"/>
+                <w:sz w:val="32"/>
+                <w:szCs w:val="32"/>
+                <w:lang w:val="it-IT"/>
+              </w:rPr>
+            </w:pPr>
+            <w:r>
+              <w:rPr>
+                <w:rFonts w:ascii="BRH Devanagari Extra" w:hAnsi="BRH Devanagari Extra" w:cs="BRH Devanagari Extra"/>
+                <w:color w:val="000000"/>
+                <w:sz w:val="32"/>
+                <w:szCs w:val="32"/>
+                <w:lang w:val="it-IT"/>
+              </w:rPr>
+              <w:t>(</w:t>
+            </w:r>
+            <w:r>
+              <w:rPr>
+                <w:rFonts w:cs="BRH Devanagari Extra"/>
+                <w:color w:val="000000"/>
+                <w:szCs w:val="32"/>
+                <w:lang w:val="it-IT"/>
+              </w:rPr>
+              <w:t>50</w:t>
+            </w:r>
+            <w:r>
+              <w:rPr>
+                <w:rFonts w:ascii="BRH Devanagari Extra" w:hAnsi="BRH Devanagari Extra" w:cs="BRH Devanagari Extra"/>
+                <w:color w:val="000000"/>
+                <w:sz w:val="32"/>
+                <w:szCs w:val="32"/>
+                <w:lang w:val="it-IT"/>
+              </w:rPr>
+              <w:t>)</w:t>
+            </w:r>
+            <w:r>
+              <w:rPr>
+                <w:rFonts w:cs="BRH Devanagari Extra"/>
+                <w:color w:val="000000"/>
+                <w:szCs w:val="32"/>
+                <w:lang w:val="it-IT"/>
+              </w:rPr>
+              <w:t>[P16</w:t>
+            </w:r>
+            <w:r>
+              <w:rPr>
+                <w:rFonts w:ascii="BRH Devanagari Extra" w:hAnsi="BRH Devanagari Extra" w:cs="BRH Devanagari Extra"/>
+                <w:color w:val="000000"/>
+                <w:sz w:val="32"/>
+                <w:szCs w:val="32"/>
+                <w:lang w:val="it-IT"/>
+              </w:rPr>
+              <w:t xml:space="preserve">] </w:t>
+            </w:r>
+            <w:r>
+              <w:rPr>
+                <w:rFonts w:cs="BRH Devanagari Extra"/>
+                <w:color w:val="000000"/>
+                <w:szCs w:val="32"/>
+                <w:lang w:val="it-IT"/>
+              </w:rPr>
+              <w:t>4</w:t>
+            </w:r>
+            <w:r>
+              <w:rPr>
+                <w:rFonts w:ascii="BRH Devanagari Extra" w:hAnsi="BRH Devanagari Extra" w:cs="BRH Devanagari Extra"/>
+                <w:color w:val="000000"/>
+                <w:sz w:val="32"/>
+                <w:szCs w:val="32"/>
+                <w:lang w:val="it-IT"/>
+              </w:rPr>
+              <w:t>.</w:t>
+            </w:r>
+            <w:r>
+              <w:rPr>
+                <w:rFonts w:cs="BRH Devanagari Extra"/>
+                <w:color w:val="000000"/>
+                <w:szCs w:val="32"/>
+                <w:lang w:val="it-IT"/>
+              </w:rPr>
+              <w:t>4</w:t>
+            </w:r>
+            <w:r>
+              <w:rPr>
+                <w:rFonts w:ascii="BRH Devanagari Extra" w:hAnsi="BRH Devanagari Extra" w:cs="BRH Devanagari Extra"/>
+                <w:color w:val="000000"/>
+                <w:sz w:val="32"/>
+                <w:szCs w:val="32"/>
+                <w:lang w:val="it-IT"/>
+              </w:rPr>
+              <w:t>.</w:t>
+            </w:r>
+            <w:r>
+              <w:rPr>
+                <w:rFonts w:cs="BRH Devanagari Extra"/>
+                <w:color w:val="000000"/>
+                <w:szCs w:val="32"/>
+                <w:lang w:val="it-IT"/>
+              </w:rPr>
+              <w:t>4</w:t>
+            </w:r>
+            <w:r>
+              <w:rPr>
+                <w:rFonts w:ascii="BRH Devanagari Extra" w:hAnsi="BRH Devanagari Extra" w:cs="BRH Devanagari Extra"/>
+                <w:color w:val="000000"/>
+                <w:sz w:val="32"/>
+                <w:szCs w:val="32"/>
+                <w:lang w:val="it-IT"/>
+              </w:rPr>
+              <w:t>.</w:t>
+            </w:r>
+            <w:r>
+              <w:rPr>
+                <w:rFonts w:cs="BRH Devanagari Extra"/>
+                <w:color w:val="000000"/>
+                <w:szCs w:val="32"/>
+                <w:lang w:val="it-IT"/>
+              </w:rPr>
+              <w:t>7</w:t>
+            </w:r>
+            <w:r>
+              <w:rPr>
+                <w:rFonts w:ascii="BRH Devanagari Extra" w:hAnsi="BRH Devanagari Extra" w:cs="BRH Devanagari Extra"/>
+                <w:color w:val="000000"/>
+                <w:sz w:val="32"/>
+                <w:szCs w:val="32"/>
+                <w:lang w:val="it-IT"/>
+              </w:rPr>
+              <w:t>(</w:t>
+            </w:r>
+            <w:r>
+              <w:rPr>
+                <w:rFonts w:cs="BRH Devanagari Extra"/>
+                <w:color w:val="000000"/>
+                <w:szCs w:val="32"/>
+                <w:lang w:val="it-IT"/>
+              </w:rPr>
+              <w:t>49</w:t>
+            </w:r>
+            <w:r>
+              <w:rPr>
+                <w:rFonts w:ascii="BRH Devanagari Extra" w:hAnsi="BRH Devanagari Extra" w:cs="BRH Devanagari Extra"/>
+                <w:color w:val="000000"/>
+                <w:sz w:val="32"/>
+                <w:szCs w:val="32"/>
+                <w:lang w:val="it-IT"/>
+              </w:rPr>
+              <w:t>)-  lÉ</w:t>
+            </w:r>
+            <w:r>
+              <w:rPr>
+                <w:rFonts w:ascii="BRH Malayalam Extra" w:hAnsi="BRH Malayalam Extra" w:cs="BRH Devanagari Extra"/>
+                <w:color w:val="000000"/>
+                <w:szCs w:val="32"/>
+                <w:lang w:val="it-IT"/>
+              </w:rPr>
+              <w:t>–</w:t>
+            </w:r>
+            <w:r>
+              <w:rPr>
+                <w:rFonts w:ascii="BRH Devanagari Extra" w:hAnsi="BRH Devanagari Extra" w:cs="BRH Devanagari Extra"/>
+                <w:color w:val="000000"/>
+                <w:sz w:val="32"/>
+                <w:szCs w:val="32"/>
+                <w:lang w:val="it-IT"/>
+              </w:rPr>
+              <w:t>È | A</w:t>
+            </w:r>
+            <w:r>
+              <w:rPr>
+                <w:rFonts w:ascii="BRH Malayalam Extra" w:hAnsi="BRH Malayalam Extra" w:cs="BRH Devanagari Extra"/>
+                <w:color w:val="000000"/>
+                <w:szCs w:val="32"/>
+                <w:lang w:val="it-IT"/>
+              </w:rPr>
+              <w:t>–</w:t>
+            </w:r>
+            <w:r>
+              <w:rPr>
+                <w:rFonts w:ascii="BRH Devanagari Extra" w:hAnsi="BRH Devanagari Extra" w:cs="BRH Devanagari Extra"/>
+                <w:color w:val="000000"/>
+                <w:sz w:val="32"/>
+                <w:szCs w:val="32"/>
+                <w:lang w:val="it-IT"/>
+              </w:rPr>
+              <w:t>uÉÉïXèû |</w:t>
+            </w:r>
+          </w:p>
+          <w:p>
+            <w:pPr>
+              <w:widowControl w:val="0"/>
+              <w:autoSpaceDE w:val="0"/>
+              <w:autoSpaceDN w:val="0"/>
+              <w:adjustRightInd w:val="0"/>
+              <w:spacing w:before="0" w:line="240" w:lineRule="auto"/>
+              <w:rPr>
+                <w:rFonts w:ascii="BRH Devanagari Extra" w:hAnsi="BRH Devanagari Extra" w:cs="BRH Devanagari Extra"/>
+                <w:color w:val="000000"/>
+                <w:sz w:val="32"/>
+                <w:szCs w:val="32"/>
+                <w:lang w:val="it-IT"/>
+              </w:rPr>
+            </w:pPr>
+            <w:r>
+              <w:rPr>
+                <w:rFonts w:ascii="BRH Devanagari Extra" w:hAnsi="BRH Devanagari Extra" w:cs="BRH Devanagari Extra"/>
+                <w:color w:val="000000"/>
+                <w:sz w:val="32"/>
+                <w:szCs w:val="32"/>
+                <w:lang w:val="it-IT"/>
+              </w:rPr>
+              <w:t>lÉÉå</w:t>
+            </w:r>
+            <w:r>
+              <w:rPr>
+                <w:rFonts w:ascii="BRH Malayalam Extra" w:hAnsi="BRH Malayalam Extra" w:cs="BRH Devanagari Extra"/>
+                <w:color w:val="000000"/>
+                <w:szCs w:val="32"/>
+                <w:lang w:val="it-IT"/>
+              </w:rPr>
+              <w:t>–</w:t>
+            </w:r>
+            <w:r>
+              <w:rPr>
+                <w:rFonts w:ascii="BRH Devanagari Extra" w:hAnsi="BRH Devanagari Extra" w:cs="BRH Devanagari Extra"/>
+                <w:color w:val="000000"/>
+                <w:sz w:val="32"/>
+                <w:szCs w:val="32"/>
+                <w:lang w:val="it-IT"/>
+              </w:rPr>
+              <w:t xml:space="preserve"> A</w:t>
+            </w:r>
+            <w:r>
+              <w:rPr>
+                <w:rFonts w:ascii="BRH Malayalam Extra" w:hAnsi="BRH Malayalam Extra" w:cs="BRH Devanagari Extra"/>
+                <w:color w:val="000000"/>
+                <w:szCs w:val="32"/>
+                <w:lang w:val="it-IT"/>
+              </w:rPr>
+              <w:t>–</w:t>
+            </w:r>
+            <w:r>
+              <w:rPr>
+                <w:rFonts w:ascii="BRH Devanagari Extra" w:hAnsi="BRH Devanagari Extra" w:cs="BRH Devanagari Extra"/>
+                <w:color w:val="000000"/>
+                <w:sz w:val="32"/>
+                <w:szCs w:val="32"/>
+                <w:lang w:val="it-IT"/>
+              </w:rPr>
+              <w:t>uÉÉï</w:t>
+            </w:r>
+            <w:r>
+              <w:rPr>
+                <w:rFonts w:ascii="BRH Devanagari Extra" w:hAnsi="BRH Devanagari Extra" w:cs="BRH Devanagari Extra"/>
+                <w:sz w:val="32"/>
+                <w:szCs w:val="32"/>
+                <w:highlight w:val="yellow"/>
+                <w:lang w:val="it-IT"/>
+              </w:rPr>
+              <w:t>Xèû X</w:t>
+            </w:r>
+            <w:r>
+              <w:rPr>
+                <w:rFonts w:ascii="BRH Devanagari Extra" w:hAnsi="BRH Devanagari Extra" w:cs="BRH Devanagari Extra"/>
+                <w:sz w:val="32"/>
+                <w:szCs w:val="32"/>
+                <w:lang w:val="it-IT"/>
+              </w:rPr>
+              <w:t>û</w:t>
+            </w:r>
+            <w:r>
+              <w:rPr>
+                <w:rFonts w:ascii="BRH Malayalam Extra" w:hAnsi="BRH Malayalam Extra" w:cs="BRH Devanagari Extra"/>
+                <w:color w:val="EE0000"/>
+                <w:szCs w:val="32"/>
+                <w:lang w:val="it-IT"/>
+              </w:rPr>
+              <w:t>–</w:t>
+            </w:r>
+            <w:r>
+              <w:rPr>
+                <w:rFonts w:ascii="BRH Devanagari Extra" w:hAnsi="BRH Devanagari Extra" w:cs="BRH Devanagari Extra"/>
+                <w:color w:val="EE0000"/>
+                <w:sz w:val="32"/>
+                <w:szCs w:val="32"/>
+                <w:lang w:val="it-IT"/>
+              </w:rPr>
+              <w:t>u</w:t>
+            </w:r>
+            <w:r>
+              <w:rPr>
+                <w:rFonts w:ascii="BRH Devanagari Extra" w:hAnsi="BRH Devanagari Extra" w:cs="BRH Devanagari Extra"/>
+                <w:color w:val="000000"/>
+                <w:sz w:val="32"/>
+                <w:szCs w:val="32"/>
+                <w:lang w:val="it-IT"/>
+              </w:rPr>
+              <w:t>ÉÉïXèû lÉÉåþ lÉÉå A</w:t>
+            </w:r>
+            <w:r>
+              <w:rPr>
+                <w:rFonts w:ascii="BRH Malayalam Extra" w:hAnsi="BRH Malayalam Extra" w:cs="BRH Devanagari Extra"/>
+                <w:color w:val="000000"/>
+                <w:szCs w:val="32"/>
+                <w:lang w:val="it-IT"/>
+              </w:rPr>
+              <w:t>–</w:t>
+            </w:r>
+            <w:r>
+              <w:rPr>
+                <w:rFonts w:ascii="BRH Devanagari Extra" w:hAnsi="BRH Devanagari Extra" w:cs="BRH Devanagari Extra"/>
+                <w:color w:val="000000"/>
+                <w:sz w:val="32"/>
+                <w:szCs w:val="32"/>
+                <w:lang w:val="it-IT"/>
+              </w:rPr>
+              <w:t>uÉÉïXèû |</w:t>
+            </w:r>
+            <w:r>
+              <w:rPr>
+                <w:rFonts w:ascii="BRH Devanagari Extra" w:hAnsi="BRH Devanagari Extra" w:cs="BRH Devanagari Extra"/>
+                <w:color w:val="000000"/>
+                <w:sz w:val="32"/>
+                <w:szCs w:val="32"/>
+                <w:lang w:val="it-IT"/>
+              </w:rPr>
+              <w:t xml:space="preserve"> </w:t>
+            </w:r>
+          </w:p>
+          <w:p>
+            <w:pPr>
+              <w:widowControl w:val="0"/>
+              <w:autoSpaceDE w:val="0"/>
+              <w:autoSpaceDN w:val="0"/>
+              <w:adjustRightInd w:val="0"/>
+              <w:spacing w:before="0" w:line="240" w:lineRule="auto"/>
+              <w:rPr>
+                <w:rFonts w:ascii="BRH Devanagari Extra" w:hAnsi="BRH Devanagari Extra" w:cs="BRH Devanagari Extra"/>
+                <w:color w:val="000000"/>
+                <w:sz w:val="32"/>
+                <w:szCs w:val="32"/>
+                <w:lang w:val="it-IT"/>
+              </w:rPr>
+            </w:pPr>
+            <w:r>
+              <w:rPr>
+                <w:rFonts w:ascii="BRH Devanagari Extra" w:hAnsi="BRH Devanagari Extra" w:cs="BRH Devanagari Extra"/>
+                <w:color w:val="000000"/>
+                <w:sz w:val="32"/>
+                <w:szCs w:val="32"/>
+                <w:lang w:val="it-IT"/>
+              </w:rPr>
+              <w:lastRenderedPageBreak/>
+              <w:t>(</w:t>
+            </w:r>
+            <w:r>
+              <w:rPr>
+                <w:rFonts w:cs="BRH Devanagari Extra"/>
+                <w:color w:val="000000"/>
+                <w:szCs w:val="32"/>
+                <w:lang w:val="it-IT"/>
+              </w:rPr>
+              <w:t>51</w:t>
+            </w:r>
+            <w:r>
+              <w:rPr>
+                <w:rFonts w:ascii="BRH Devanagari Extra" w:hAnsi="BRH Devanagari Extra" w:cs="BRH Devanagari Extra"/>
+                <w:color w:val="000000"/>
+                <w:sz w:val="32"/>
+                <w:szCs w:val="32"/>
+                <w:lang w:val="it-IT"/>
+              </w:rPr>
+              <w:t>)</w:t>
+            </w:r>
+            <w:r>
+              <w:rPr>
+                <w:rFonts w:cs="BRH Devanagari Extra"/>
+                <w:color w:val="000000"/>
+                <w:szCs w:val="32"/>
+                <w:lang w:val="it-IT"/>
+              </w:rPr>
+              <w:t>[P16</w:t>
+            </w:r>
+            <w:r>
+              <w:rPr>
+                <w:rFonts w:ascii="BRH Devanagari Extra" w:hAnsi="BRH Devanagari Extra" w:cs="BRH Devanagari Extra"/>
+                <w:color w:val="000000"/>
+                <w:sz w:val="32"/>
+                <w:szCs w:val="32"/>
+                <w:lang w:val="it-IT"/>
+              </w:rPr>
+              <w:t xml:space="preserve">] </w:t>
+            </w:r>
+            <w:r>
+              <w:rPr>
+                <w:rFonts w:cs="BRH Devanagari Extra"/>
+                <w:color w:val="000000"/>
+                <w:szCs w:val="32"/>
+                <w:lang w:val="it-IT"/>
+              </w:rPr>
+              <w:t>4</w:t>
+            </w:r>
+            <w:r>
+              <w:rPr>
+                <w:rFonts w:ascii="BRH Devanagari Extra" w:hAnsi="BRH Devanagari Extra" w:cs="BRH Devanagari Extra"/>
+                <w:color w:val="000000"/>
+                <w:sz w:val="32"/>
+                <w:szCs w:val="32"/>
+                <w:lang w:val="it-IT"/>
+              </w:rPr>
+              <w:t>.</w:t>
+            </w:r>
+            <w:r>
+              <w:rPr>
+                <w:rFonts w:cs="BRH Devanagari Extra"/>
+                <w:color w:val="000000"/>
+                <w:szCs w:val="32"/>
+                <w:lang w:val="it-IT"/>
+              </w:rPr>
+              <w:t>4</w:t>
+            </w:r>
+            <w:r>
+              <w:rPr>
+                <w:rFonts w:ascii="BRH Devanagari Extra" w:hAnsi="BRH Devanagari Extra" w:cs="BRH Devanagari Extra"/>
+                <w:color w:val="000000"/>
+                <w:sz w:val="32"/>
+                <w:szCs w:val="32"/>
+                <w:lang w:val="it-IT"/>
+              </w:rPr>
+              <w:t>.</w:t>
+            </w:r>
+            <w:r>
+              <w:rPr>
+                <w:rFonts w:cs="BRH Devanagari Extra"/>
+                <w:color w:val="000000"/>
+                <w:szCs w:val="32"/>
+                <w:lang w:val="it-IT"/>
+              </w:rPr>
+              <w:t>4</w:t>
+            </w:r>
+            <w:r>
+              <w:rPr>
+                <w:rFonts w:ascii="BRH Devanagari Extra" w:hAnsi="BRH Devanagari Extra" w:cs="BRH Devanagari Extra"/>
+                <w:color w:val="000000"/>
+                <w:sz w:val="32"/>
+                <w:szCs w:val="32"/>
+                <w:lang w:val="it-IT"/>
+              </w:rPr>
+              <w:t>.</w:t>
+            </w:r>
+            <w:r>
+              <w:rPr>
+                <w:rFonts w:cs="BRH Devanagari Extra"/>
+                <w:color w:val="000000"/>
+                <w:szCs w:val="32"/>
+                <w:lang w:val="it-IT"/>
+              </w:rPr>
+              <w:t>7</w:t>
+            </w:r>
+            <w:r>
+              <w:rPr>
+                <w:rFonts w:ascii="BRH Devanagari Extra" w:hAnsi="BRH Devanagari Extra" w:cs="BRH Devanagari Extra"/>
+                <w:color w:val="000000"/>
+                <w:sz w:val="32"/>
+                <w:szCs w:val="32"/>
+                <w:lang w:val="it-IT"/>
+              </w:rPr>
+              <w:t>(</w:t>
+            </w:r>
+            <w:r>
+              <w:rPr>
+                <w:rFonts w:cs="BRH Devanagari Extra"/>
+                <w:color w:val="000000"/>
+                <w:szCs w:val="32"/>
+                <w:lang w:val="it-IT"/>
+              </w:rPr>
+              <w:t>50</w:t>
+            </w:r>
+            <w:r>
+              <w:rPr>
+                <w:rFonts w:ascii="BRH Devanagari Extra" w:hAnsi="BRH Devanagari Extra" w:cs="BRH Devanagari Extra"/>
+                <w:color w:val="000000"/>
+                <w:sz w:val="32"/>
+                <w:szCs w:val="32"/>
+                <w:lang w:val="it-IT"/>
+              </w:rPr>
+              <w:t>)-  A</w:t>
+            </w:r>
+            <w:r>
+              <w:rPr>
+                <w:rFonts w:ascii="BRH Malayalam Extra" w:hAnsi="BRH Malayalam Extra" w:cs="BRH Devanagari Extra"/>
+                <w:color w:val="000000"/>
+                <w:szCs w:val="32"/>
+                <w:lang w:val="it-IT"/>
+              </w:rPr>
+              <w:t>–</w:t>
+            </w:r>
+            <w:r>
+              <w:rPr>
+                <w:rFonts w:ascii="BRH Devanagari Extra" w:hAnsi="BRH Devanagari Extra" w:cs="BRH Devanagari Extra"/>
+                <w:color w:val="000000"/>
+                <w:sz w:val="32"/>
+                <w:szCs w:val="32"/>
+                <w:lang w:val="it-IT"/>
+              </w:rPr>
+              <w:t>uÉÉïXèû | xÉÑuÉþÈ |</w:t>
+            </w:r>
+          </w:p>
+          <w:p>
+            <w:pPr>
+              <w:widowControl w:val="0"/>
+              <w:autoSpaceDE w:val="0"/>
+              <w:autoSpaceDN w:val="0"/>
+              <w:adjustRightInd w:val="0"/>
+              <w:spacing w:before="0" w:line="240" w:lineRule="auto"/>
+              <w:rPr>
+                <w:rFonts w:ascii="BRH Malayalam Extra" w:hAnsi="BRH Malayalam Extra" w:cs="BRH Malayalam Extra"/>
+                <w:color w:val="000000"/>
+                <w:sz w:val="32"/>
+                <w:szCs w:val="32"/>
+                <w:lang w:val="it-IT"/>
+              </w:rPr>
+            </w:pPr>
+            <w:r>
+              <w:rPr>
+                <w:rFonts w:ascii="BRH Devanagari Extra" w:hAnsi="BRH Devanagari Extra" w:cs="BRH Devanagari Extra"/>
+                <w:sz w:val="32"/>
+                <w:szCs w:val="32"/>
+                <w:lang w:val="it-IT"/>
+              </w:rPr>
+              <w:t>A</w:t>
+            </w:r>
+            <w:r>
+              <w:rPr>
+                <w:rFonts w:ascii="BRH Malayalam Extra" w:hAnsi="BRH Malayalam Extra" w:cs="BRH Devanagari Extra"/>
+                <w:szCs w:val="32"/>
+                <w:lang w:val="it-IT"/>
+              </w:rPr>
+              <w:t>–</w:t>
+            </w:r>
+            <w:r>
+              <w:rPr>
+                <w:rFonts w:ascii="BRH Devanagari Extra" w:hAnsi="BRH Devanagari Extra" w:cs="BRH Devanagari Extra"/>
+                <w:sz w:val="32"/>
+                <w:szCs w:val="32"/>
+                <w:lang w:val="it-IT"/>
+              </w:rPr>
+              <w:t>uÉÉïXèû ZxÉÑuÉ</w:t>
+            </w:r>
+            <w:r>
+              <w:rPr>
+                <w:rFonts w:ascii="BRH Malayalam Extra" w:hAnsi="BRH Malayalam Extra" w:cs="BRH Devanagari Extra"/>
+                <w:szCs w:val="32"/>
+                <w:lang w:val="it-IT"/>
+              </w:rPr>
+              <w:t>–</w:t>
+            </w:r>
+            <w:r>
+              <w:rPr>
+                <w:rFonts w:ascii="BRH Devanagari Extra" w:hAnsi="BRH Devanagari Extra" w:cs="BRH Devanagari Extra"/>
+                <w:sz w:val="32"/>
+                <w:szCs w:val="32"/>
+                <w:lang w:val="it-IT"/>
+              </w:rPr>
+              <w:t>È xÉÑuÉþ U</w:t>
+            </w:r>
+            <w:r>
+              <w:rPr>
+                <w:rFonts w:ascii="BRH Malayalam Extra" w:hAnsi="BRH Malayalam Extra" w:cs="BRH Devanagari Extra"/>
+                <w:szCs w:val="32"/>
+                <w:lang w:val="it-IT"/>
+              </w:rPr>
+              <w:t>–</w:t>
+            </w:r>
+            <w:r>
+              <w:rPr>
+                <w:rFonts w:ascii="BRH Devanagari Extra" w:hAnsi="BRH Devanagari Extra" w:cs="BRH Devanagari Extra"/>
+                <w:sz w:val="32"/>
+                <w:szCs w:val="32"/>
+                <w:lang w:val="it-IT"/>
+              </w:rPr>
+              <w:t>uÉ</w:t>
+            </w:r>
+            <w:r>
+              <w:rPr>
+                <w:rFonts w:ascii="BRH Devanagari Extra" w:hAnsi="BRH Devanagari Extra" w:cs="BRH Devanagari Extra"/>
+                <w:sz w:val="32"/>
+                <w:szCs w:val="32"/>
+                <w:highlight w:val="yellow"/>
+                <w:lang w:val="it-IT"/>
+              </w:rPr>
+              <w:t>ÉïXèû Xû</w:t>
+            </w:r>
+            <w:r>
+              <w:rPr>
+                <w:rFonts w:ascii="BRH Malayalam Extra" w:hAnsi="BRH Malayalam Extra" w:cs="BRH Devanagari Extra"/>
+                <w:szCs w:val="32"/>
+                <w:highlight w:val="yellow"/>
+                <w:lang w:val="it-IT"/>
+              </w:rPr>
+              <w:t>–</w:t>
+            </w:r>
+            <w:r>
+              <w:rPr>
+                <w:rFonts w:ascii="BRH Devanagari Extra" w:hAnsi="BRH Devanagari Extra" w:cs="BRH Devanagari Extra"/>
+                <w:sz w:val="32"/>
+                <w:szCs w:val="32"/>
+                <w:highlight w:val="yellow"/>
+                <w:lang w:val="it-IT"/>
+              </w:rPr>
+              <w:t>uÉÉïX</w:t>
+            </w:r>
+            <w:r>
+              <w:rPr>
+                <w:rFonts w:ascii="BRH Devanagari Extra" w:hAnsi="BRH Devanagari Extra" w:cs="BRH Devanagari Extra"/>
+                <w:sz w:val="32"/>
+                <w:szCs w:val="32"/>
+                <w:lang w:val="it-IT"/>
+              </w:rPr>
+              <w:t xml:space="preserve">èû ZxÉÑuÉþÈ | </w:t>
+            </w:r>
+          </w:p>
+        </w:tc>
+        <w:tc>
+          <w:tcPr>
+            <w:tcW w:w="7371" w:type="dxa"/>
+            <w:tcBorders>
+              <w:top w:val="single" w:sz="4" w:space="0" w:color="000000"/>
+              <w:left w:val="single" w:sz="4" w:space="0" w:color="000000"/>
+              <w:bottom w:val="single" w:sz="4" w:space="0" w:color="000000"/>
+              <w:right w:val="single" w:sz="4" w:space="0" w:color="000000"/>
+            </w:tcBorders>
+          </w:tcPr>
+          <w:p>
+            <w:pPr>
+              <w:widowControl w:val="0"/>
+              <w:autoSpaceDE w:val="0"/>
+              <w:autoSpaceDN w:val="0"/>
+              <w:adjustRightInd w:val="0"/>
+              <w:spacing w:before="0" w:line="240" w:lineRule="auto"/>
+              <w:rPr>
+                <w:rFonts w:ascii="BRH Devanagari Extra" w:hAnsi="BRH Devanagari Extra" w:cs="BRH Devanagari Extra"/>
+                <w:sz w:val="32"/>
+                <w:szCs w:val="32"/>
+                <w:lang w:val="it-IT"/>
+              </w:rPr>
+            </w:pPr>
+            <w:r>
+              <w:rPr>
+                <w:rFonts w:ascii="BRH Devanagari Extra" w:hAnsi="BRH Devanagari Extra" w:cs="BRH Devanagari Extra"/>
+                <w:sz w:val="32"/>
+                <w:szCs w:val="32"/>
+                <w:lang w:val="it-IT"/>
+              </w:rPr>
+              <w:lastRenderedPageBreak/>
+              <w:t>(</w:t>
+            </w:r>
+            <w:r>
+              <w:rPr>
+                <w:rFonts w:cs="BRH Devanagari Extra"/>
+                <w:szCs w:val="32"/>
+                <w:lang w:val="it-IT"/>
+              </w:rPr>
+              <w:t>50</w:t>
+            </w:r>
+            <w:r>
+              <w:rPr>
+                <w:rFonts w:ascii="BRH Devanagari Extra" w:hAnsi="BRH Devanagari Extra" w:cs="BRH Devanagari Extra"/>
+                <w:sz w:val="32"/>
+                <w:szCs w:val="32"/>
+                <w:lang w:val="it-IT"/>
+              </w:rPr>
+              <w:t>)</w:t>
+            </w:r>
+            <w:r>
+              <w:rPr>
+                <w:rFonts w:cs="BRH Devanagari Extra"/>
+                <w:szCs w:val="32"/>
+                <w:lang w:val="it-IT"/>
+              </w:rPr>
+              <w:t>[P16</w:t>
+            </w:r>
+            <w:r>
+              <w:rPr>
+                <w:rFonts w:ascii="BRH Devanagari Extra" w:hAnsi="BRH Devanagari Extra" w:cs="BRH Devanagari Extra"/>
+                <w:sz w:val="32"/>
+                <w:szCs w:val="32"/>
+                <w:lang w:val="it-IT"/>
+              </w:rPr>
+              <w:t xml:space="preserve">] </w:t>
+            </w:r>
+            <w:r>
+              <w:rPr>
+                <w:rFonts w:cs="BRH Devanagari Extra"/>
+                <w:szCs w:val="32"/>
+                <w:lang w:val="it-IT"/>
+              </w:rPr>
+              <w:t>4</w:t>
+            </w:r>
+            <w:r>
+              <w:rPr>
+                <w:rFonts w:ascii="BRH Devanagari Extra" w:hAnsi="BRH Devanagari Extra" w:cs="BRH Devanagari Extra"/>
+                <w:sz w:val="32"/>
+                <w:szCs w:val="32"/>
+                <w:lang w:val="it-IT"/>
+              </w:rPr>
+              <w:t>.</w:t>
+            </w:r>
+            <w:r>
+              <w:rPr>
+                <w:rFonts w:cs="BRH Devanagari Extra"/>
+                <w:szCs w:val="32"/>
+                <w:lang w:val="it-IT"/>
+              </w:rPr>
+              <w:t>4</w:t>
+            </w:r>
+            <w:r>
+              <w:rPr>
+                <w:rFonts w:ascii="BRH Devanagari Extra" w:hAnsi="BRH Devanagari Extra" w:cs="BRH Devanagari Extra"/>
+                <w:sz w:val="32"/>
+                <w:szCs w:val="32"/>
+                <w:lang w:val="it-IT"/>
+              </w:rPr>
+              <w:t>.</w:t>
+            </w:r>
+            <w:r>
+              <w:rPr>
+                <w:rFonts w:cs="BRH Devanagari Extra"/>
+                <w:szCs w:val="32"/>
+                <w:lang w:val="it-IT"/>
+              </w:rPr>
+              <w:t>4</w:t>
+            </w:r>
+            <w:r>
+              <w:rPr>
+                <w:rFonts w:ascii="BRH Devanagari Extra" w:hAnsi="BRH Devanagari Extra" w:cs="BRH Devanagari Extra"/>
+                <w:sz w:val="32"/>
+                <w:szCs w:val="32"/>
+                <w:lang w:val="it-IT"/>
+              </w:rPr>
+              <w:t>.</w:t>
+            </w:r>
+            <w:r>
+              <w:rPr>
+                <w:rFonts w:cs="BRH Devanagari Extra"/>
+                <w:szCs w:val="32"/>
+                <w:lang w:val="it-IT"/>
+              </w:rPr>
+              <w:t>7</w:t>
+            </w:r>
+            <w:r>
+              <w:rPr>
+                <w:rFonts w:ascii="BRH Devanagari Extra" w:hAnsi="BRH Devanagari Extra" w:cs="BRH Devanagari Extra"/>
+                <w:sz w:val="32"/>
+                <w:szCs w:val="32"/>
+                <w:lang w:val="it-IT"/>
+              </w:rPr>
+              <w:t>(</w:t>
+            </w:r>
+            <w:r>
+              <w:rPr>
+                <w:rFonts w:cs="BRH Devanagari Extra"/>
+                <w:szCs w:val="32"/>
+                <w:lang w:val="it-IT"/>
+              </w:rPr>
+              <w:t>49</w:t>
+            </w:r>
+            <w:r>
+              <w:rPr>
+                <w:rFonts w:ascii="BRH Devanagari Extra" w:hAnsi="BRH Devanagari Extra" w:cs="BRH Devanagari Extra"/>
+                <w:sz w:val="32"/>
+                <w:szCs w:val="32"/>
+                <w:lang w:val="it-IT"/>
+              </w:rPr>
+              <w:t>)-  lÉ</w:t>
+            </w:r>
+            <w:r>
+              <w:rPr>
+                <w:rFonts w:ascii="BRH Malayalam Extra" w:hAnsi="BRH Malayalam Extra" w:cs="BRH Devanagari Extra"/>
+                <w:szCs w:val="32"/>
+                <w:lang w:val="it-IT"/>
+              </w:rPr>
+              <w:t>–</w:t>
+            </w:r>
+            <w:r>
+              <w:rPr>
+                <w:rFonts w:ascii="BRH Devanagari Extra" w:hAnsi="BRH Devanagari Extra" w:cs="BRH Devanagari Extra"/>
+                <w:sz w:val="32"/>
+                <w:szCs w:val="32"/>
+                <w:lang w:val="it-IT"/>
+              </w:rPr>
+              <w:t>È | A</w:t>
+            </w:r>
+            <w:r>
+              <w:rPr>
+                <w:rFonts w:ascii="BRH Malayalam Extra" w:hAnsi="BRH Malayalam Extra" w:cs="BRH Devanagari Extra"/>
+                <w:szCs w:val="32"/>
+                <w:lang w:val="it-IT"/>
+              </w:rPr>
+              <w:t>–</w:t>
+            </w:r>
+            <w:r>
+              <w:rPr>
+                <w:rFonts w:ascii="BRH Devanagari Extra" w:hAnsi="BRH Devanagari Extra" w:cs="BRH Devanagari Extra"/>
+                <w:sz w:val="32"/>
+                <w:szCs w:val="32"/>
+                <w:lang w:val="it-IT"/>
+              </w:rPr>
+              <w:t>uÉÉïXèû |</w:t>
+            </w:r>
+          </w:p>
+          <w:p>
+            <w:pPr>
+              <w:widowControl w:val="0"/>
+              <w:autoSpaceDE w:val="0"/>
+              <w:autoSpaceDN w:val="0"/>
+              <w:adjustRightInd w:val="0"/>
+              <w:spacing w:before="0" w:line="240" w:lineRule="auto"/>
+              <w:rPr>
+                <w:rFonts w:ascii="BRH Devanagari Extra" w:hAnsi="BRH Devanagari Extra" w:cs="BRH Devanagari Extra"/>
+                <w:sz w:val="32"/>
+                <w:szCs w:val="32"/>
+                <w:lang w:val="it-IT"/>
+              </w:rPr>
+            </w:pPr>
+            <w:r>
+              <w:rPr>
+                <w:rFonts w:ascii="BRH Devanagari Extra" w:hAnsi="BRH Devanagari Extra" w:cs="BRH Devanagari Extra"/>
+                <w:sz w:val="32"/>
+                <w:szCs w:val="32"/>
+                <w:lang w:val="it-IT"/>
+              </w:rPr>
+              <w:t>lÉÉå</w:t>
+            </w:r>
+            <w:r>
+              <w:rPr>
+                <w:rFonts w:ascii="BRH Malayalam Extra" w:hAnsi="BRH Malayalam Extra" w:cs="BRH Devanagari Extra"/>
+                <w:szCs w:val="32"/>
+                <w:lang w:val="it-IT"/>
+              </w:rPr>
+              <w:t>–</w:t>
+            </w:r>
+            <w:r>
+              <w:rPr>
+                <w:rFonts w:ascii="BRH Devanagari Extra" w:hAnsi="BRH Devanagari Extra" w:cs="BRH Devanagari Extra"/>
+                <w:sz w:val="32"/>
+                <w:szCs w:val="32"/>
+                <w:lang w:val="it-IT"/>
+              </w:rPr>
+              <w:t xml:space="preserve"> A</w:t>
+            </w:r>
+            <w:r>
+              <w:rPr>
+                <w:rFonts w:ascii="BRH Malayalam Extra" w:hAnsi="BRH Malayalam Extra" w:cs="BRH Devanagari Extra"/>
+                <w:szCs w:val="32"/>
+                <w:lang w:val="it-IT"/>
+              </w:rPr>
+              <w:t>–</w:t>
+            </w:r>
+            <w:r>
+              <w:rPr>
+                <w:rFonts w:ascii="BRH Devanagari Extra" w:hAnsi="BRH Devanagari Extra" w:cs="BRH Devanagari Extra"/>
+                <w:sz w:val="32"/>
+                <w:szCs w:val="32"/>
+                <w:lang w:val="it-IT"/>
+              </w:rPr>
+              <w:t>uÉÉï</w:t>
+            </w:r>
+            <w:r>
+              <w:rPr>
+                <w:rFonts w:ascii="BRH Devanagari Extra" w:hAnsi="BRH Devanagari Extra" w:cs="BRH Devanagari Extra"/>
+                <w:sz w:val="32"/>
+                <w:szCs w:val="32"/>
+                <w:highlight w:val="green"/>
+                <w:lang w:val="it-IT"/>
+              </w:rPr>
+              <w:t>X</w:t>
+            </w:r>
+            <w:r>
+              <w:rPr>
+                <w:rFonts w:ascii="BRH Devanagari Extra" w:hAnsi="BRH Devanagari Extra" w:cs="BRH Devanagari Extra"/>
+                <w:sz w:val="32"/>
+                <w:szCs w:val="32"/>
+                <w:lang w:val="it-IT"/>
+              </w:rPr>
+              <w:t>û</w:t>
+            </w:r>
+            <w:r>
+              <w:rPr>
+                <w:rFonts w:ascii="BRH Malayalam Extra" w:hAnsi="BRH Malayalam Extra" w:cs="BRH Devanagari Extra"/>
+                <w:szCs w:val="32"/>
+                <w:lang w:val="it-IT"/>
+              </w:rPr>
+              <w:t>–</w:t>
+            </w:r>
+            <w:r>
+              <w:rPr>
+                <w:rFonts w:ascii="BRH Devanagari Extra" w:hAnsi="BRH Devanagari Extra" w:cs="BRH Devanagari Extra"/>
+                <w:sz w:val="32"/>
+                <w:szCs w:val="32"/>
+                <w:lang w:val="it-IT"/>
+              </w:rPr>
+              <w:t>uÉÉïXèû lÉÉåþ lÉÉå A</w:t>
+            </w:r>
+            <w:r>
+              <w:rPr>
+                <w:rFonts w:ascii="BRH Malayalam Extra" w:hAnsi="BRH Malayalam Extra" w:cs="BRH Devanagari Extra"/>
+                <w:szCs w:val="32"/>
+                <w:lang w:val="it-IT"/>
+              </w:rPr>
+              <w:t>–</w:t>
+            </w:r>
+            <w:r>
+              <w:rPr>
+                <w:rFonts w:ascii="BRH Devanagari Extra" w:hAnsi="BRH Devanagari Extra" w:cs="BRH Devanagari Extra"/>
+                <w:sz w:val="32"/>
+                <w:szCs w:val="32"/>
+                <w:lang w:val="it-IT"/>
+              </w:rPr>
+              <w:t xml:space="preserve">uÉÉïXèû | </w:t>
+            </w:r>
+          </w:p>
+          <w:p>
+            <w:pPr>
+              <w:widowControl w:val="0"/>
+              <w:autoSpaceDE w:val="0"/>
+              <w:autoSpaceDN w:val="0"/>
+              <w:adjustRightInd w:val="0"/>
+              <w:spacing w:before="0" w:line="240" w:lineRule="auto"/>
+              <w:rPr>
+                <w:rFonts w:ascii="BRH Devanagari Extra" w:hAnsi="BRH Devanagari Extra" w:cs="BRH Devanagari Extra"/>
+                <w:color w:val="000000"/>
+                <w:sz w:val="32"/>
+                <w:szCs w:val="32"/>
+                <w:lang w:val="it-IT"/>
+              </w:rPr>
+            </w:pPr>
+            <w:r>
+              <w:rPr>
+                <w:rFonts w:ascii="BRH Devanagari Extra" w:hAnsi="BRH Devanagari Extra" w:cs="BRH Devanagari Extra"/>
+                <w:color w:val="000000"/>
+                <w:sz w:val="32"/>
+                <w:szCs w:val="32"/>
+                <w:lang w:val="it-IT"/>
+              </w:rPr>
+              <w:lastRenderedPageBreak/>
+              <w:t>(</w:t>
+            </w:r>
+            <w:r>
+              <w:rPr>
+                <w:rFonts w:cs="BRH Devanagari Extra"/>
+                <w:color w:val="000000"/>
+                <w:szCs w:val="32"/>
+                <w:lang w:val="it-IT"/>
+              </w:rPr>
+              <w:t>51</w:t>
+            </w:r>
+            <w:r>
+              <w:rPr>
+                <w:rFonts w:ascii="BRH Devanagari Extra" w:hAnsi="BRH Devanagari Extra" w:cs="BRH Devanagari Extra"/>
+                <w:color w:val="000000"/>
+                <w:sz w:val="32"/>
+                <w:szCs w:val="32"/>
+                <w:lang w:val="it-IT"/>
+              </w:rPr>
+              <w:t>)</w:t>
+            </w:r>
+            <w:r>
+              <w:rPr>
+                <w:rFonts w:cs="BRH Devanagari Extra"/>
+                <w:color w:val="000000"/>
+                <w:szCs w:val="32"/>
+                <w:lang w:val="it-IT"/>
+              </w:rPr>
+              <w:t>[P16</w:t>
+            </w:r>
+            <w:r>
+              <w:rPr>
+                <w:rFonts w:ascii="BRH Devanagari Extra" w:hAnsi="BRH Devanagari Extra" w:cs="BRH Devanagari Extra"/>
+                <w:color w:val="000000"/>
+                <w:sz w:val="32"/>
+                <w:szCs w:val="32"/>
+                <w:lang w:val="it-IT"/>
+              </w:rPr>
+              <w:t xml:space="preserve">] </w:t>
+            </w:r>
+            <w:r>
+              <w:rPr>
+                <w:rFonts w:cs="BRH Devanagari Extra"/>
+                <w:color w:val="000000"/>
+                <w:szCs w:val="32"/>
+                <w:lang w:val="it-IT"/>
+              </w:rPr>
+              <w:t>4</w:t>
+            </w:r>
+            <w:r>
+              <w:rPr>
+                <w:rFonts w:ascii="BRH Devanagari Extra" w:hAnsi="BRH Devanagari Extra" w:cs="BRH Devanagari Extra"/>
+                <w:color w:val="000000"/>
+                <w:sz w:val="32"/>
+                <w:szCs w:val="32"/>
+                <w:lang w:val="it-IT"/>
+              </w:rPr>
+              <w:t>.</w:t>
+            </w:r>
+            <w:r>
+              <w:rPr>
+                <w:rFonts w:cs="BRH Devanagari Extra"/>
+                <w:color w:val="000000"/>
+                <w:szCs w:val="32"/>
+                <w:lang w:val="it-IT"/>
+              </w:rPr>
+              <w:t>4</w:t>
+            </w:r>
+            <w:r>
+              <w:rPr>
+                <w:rFonts w:ascii="BRH Devanagari Extra" w:hAnsi="BRH Devanagari Extra" w:cs="BRH Devanagari Extra"/>
+                <w:color w:val="000000"/>
+                <w:sz w:val="32"/>
+                <w:szCs w:val="32"/>
+                <w:lang w:val="it-IT"/>
+              </w:rPr>
+              <w:t>.</w:t>
+            </w:r>
+            <w:r>
+              <w:rPr>
+                <w:rFonts w:cs="BRH Devanagari Extra"/>
+                <w:color w:val="000000"/>
+                <w:szCs w:val="32"/>
+                <w:lang w:val="it-IT"/>
+              </w:rPr>
+              <w:t>4</w:t>
+            </w:r>
+            <w:r>
+              <w:rPr>
+                <w:rFonts w:ascii="BRH Devanagari Extra" w:hAnsi="BRH Devanagari Extra" w:cs="BRH Devanagari Extra"/>
+                <w:color w:val="000000"/>
+                <w:sz w:val="32"/>
+                <w:szCs w:val="32"/>
+                <w:lang w:val="it-IT"/>
+              </w:rPr>
+              <w:t>.</w:t>
+            </w:r>
+            <w:r>
+              <w:rPr>
+                <w:rFonts w:cs="BRH Devanagari Extra"/>
+                <w:color w:val="000000"/>
+                <w:szCs w:val="32"/>
+                <w:lang w:val="it-IT"/>
+              </w:rPr>
+              <w:t>7</w:t>
+            </w:r>
+            <w:r>
+              <w:rPr>
+                <w:rFonts w:ascii="BRH Devanagari Extra" w:hAnsi="BRH Devanagari Extra" w:cs="BRH Devanagari Extra"/>
+                <w:color w:val="000000"/>
+                <w:sz w:val="32"/>
+                <w:szCs w:val="32"/>
+                <w:lang w:val="it-IT"/>
+              </w:rPr>
+              <w:t>(</w:t>
+            </w:r>
+            <w:r>
+              <w:rPr>
+                <w:rFonts w:cs="BRH Devanagari Extra"/>
+                <w:color w:val="000000"/>
+                <w:szCs w:val="32"/>
+                <w:lang w:val="it-IT"/>
+              </w:rPr>
+              <w:t>50</w:t>
+            </w:r>
+            <w:r>
+              <w:rPr>
+                <w:rFonts w:ascii="BRH Devanagari Extra" w:hAnsi="BRH Devanagari Extra" w:cs="BRH Devanagari Extra"/>
+                <w:color w:val="000000"/>
+                <w:sz w:val="32"/>
+                <w:szCs w:val="32"/>
+                <w:lang w:val="it-IT"/>
+              </w:rPr>
+              <w:t>)-  A</w:t>
+            </w:r>
+            <w:r>
+              <w:rPr>
+                <w:rFonts w:ascii="BRH Malayalam Extra" w:hAnsi="BRH Malayalam Extra" w:cs="BRH Devanagari Extra"/>
+                <w:color w:val="000000"/>
+                <w:szCs w:val="32"/>
+                <w:lang w:val="it-IT"/>
+              </w:rPr>
+              <w:t>–</w:t>
+            </w:r>
+            <w:r>
+              <w:rPr>
+                <w:rFonts w:ascii="BRH Devanagari Extra" w:hAnsi="BRH Devanagari Extra" w:cs="BRH Devanagari Extra"/>
+                <w:color w:val="000000"/>
+                <w:sz w:val="32"/>
+                <w:szCs w:val="32"/>
+                <w:lang w:val="it-IT"/>
+              </w:rPr>
+              <w:t>uÉÉïXèû | xÉÑuÉþÈ |</w:t>
+            </w:r>
+          </w:p>
+          <w:p>
+            <w:pPr>
+              <w:widowControl w:val="0"/>
+              <w:autoSpaceDE w:val="0"/>
+              <w:autoSpaceDN w:val="0"/>
+              <w:adjustRightInd w:val="0"/>
+              <w:spacing w:before="0" w:line="240" w:lineRule="auto"/>
+              <w:rPr>
+                <w:rFonts w:ascii="BRH Malayalam Extra" w:hAnsi="BRH Malayalam Extra" w:cs="BRH Malayalam Extra"/>
+                <w:color w:val="000000"/>
+                <w:sz w:val="32"/>
+                <w:szCs w:val="32"/>
+                <w:lang w:val="it-IT"/>
+              </w:rPr>
+            </w:pPr>
+            <w:r>
+              <w:rPr>
+                <w:rFonts w:ascii="BRH Devanagari Extra" w:hAnsi="BRH Devanagari Extra" w:cs="BRH Devanagari Extra"/>
+                <w:sz w:val="32"/>
+                <w:szCs w:val="32"/>
+                <w:lang w:val="it-IT"/>
+              </w:rPr>
+              <w:t>A</w:t>
+            </w:r>
+            <w:r>
+              <w:rPr>
+                <w:rFonts w:ascii="BRH Malayalam Extra" w:hAnsi="BRH Malayalam Extra" w:cs="BRH Devanagari Extra"/>
+                <w:szCs w:val="32"/>
+                <w:lang w:val="it-IT"/>
+              </w:rPr>
+              <w:t>–</w:t>
+            </w:r>
+            <w:r>
+              <w:rPr>
+                <w:rFonts w:ascii="BRH Devanagari Extra" w:hAnsi="BRH Devanagari Extra" w:cs="BRH Devanagari Extra"/>
+                <w:sz w:val="32"/>
+                <w:szCs w:val="32"/>
+                <w:lang w:val="it-IT"/>
+              </w:rPr>
+              <w:t>uÉÉïXèû ZxÉÑuÉ</w:t>
+            </w:r>
+            <w:r>
+              <w:rPr>
+                <w:rFonts w:ascii="BRH Malayalam Extra" w:hAnsi="BRH Malayalam Extra" w:cs="BRH Devanagari Extra"/>
+                <w:szCs w:val="32"/>
+                <w:lang w:val="it-IT"/>
+              </w:rPr>
+              <w:t>–</w:t>
+            </w:r>
+            <w:r>
+              <w:rPr>
+                <w:rFonts w:ascii="BRH Devanagari Extra" w:hAnsi="BRH Devanagari Extra" w:cs="BRH Devanagari Extra"/>
+                <w:sz w:val="32"/>
+                <w:szCs w:val="32"/>
+                <w:lang w:val="it-IT"/>
+              </w:rPr>
+              <w:t>È xÉÑuÉþ U</w:t>
+            </w:r>
+            <w:r>
+              <w:rPr>
+                <w:rFonts w:ascii="BRH Malayalam Extra" w:hAnsi="BRH Malayalam Extra" w:cs="BRH Devanagari Extra"/>
+                <w:szCs w:val="32"/>
+                <w:lang w:val="it-IT"/>
+              </w:rPr>
+              <w:t>–</w:t>
+            </w:r>
+            <w:r>
+              <w:rPr>
+                <w:rFonts w:ascii="BRH Devanagari Extra" w:hAnsi="BRH Devanagari Extra" w:cs="BRH Devanagari Extra"/>
+                <w:sz w:val="32"/>
+                <w:szCs w:val="32"/>
+                <w:lang w:val="it-IT"/>
+              </w:rPr>
+              <w:t>uÉÉï</w:t>
+            </w:r>
+            <w:r>
+              <w:rPr>
+                <w:rFonts w:ascii="BRH Devanagari Extra" w:hAnsi="BRH Devanagari Extra" w:cs="BRH Devanagari Extra"/>
+                <w:sz w:val="32"/>
+                <w:szCs w:val="32"/>
+                <w:highlight w:val="green"/>
+                <w:lang w:val="it-IT"/>
+              </w:rPr>
+              <w:t>X</w:t>
+            </w:r>
+            <w:r>
+              <w:rPr>
+                <w:rFonts w:ascii="BRH Devanagari Extra" w:hAnsi="BRH Devanagari Extra" w:cs="BRH Devanagari Extra"/>
+                <w:sz w:val="32"/>
+                <w:szCs w:val="32"/>
+                <w:lang w:val="it-IT"/>
+              </w:rPr>
+              <w:t>û</w:t>
+            </w:r>
+            <w:r>
+              <w:rPr>
+                <w:rFonts w:ascii="BRH Malayalam Extra" w:hAnsi="BRH Malayalam Extra" w:cs="BRH Devanagari Extra"/>
+                <w:szCs w:val="32"/>
+                <w:lang w:val="it-IT"/>
+              </w:rPr>
+              <w:t>–</w:t>
+            </w:r>
+            <w:r>
+              <w:rPr>
+                <w:rFonts w:ascii="BRH Devanagari Extra" w:hAnsi="BRH Devanagari Extra" w:cs="BRH Devanagari Extra"/>
+                <w:sz w:val="32"/>
+                <w:szCs w:val="32"/>
+                <w:lang w:val="it-IT"/>
+              </w:rPr>
+              <w:t xml:space="preserve">uÉÉïXèû ZxÉÑuÉþÈ | </w:t>
+            </w:r>
+          </w:p>
+        </w:tc>
+      </w:tr>
+    </w:tbl>
+    <w:p>
+      <w:pPr>
+        <w:spacing w:before="0" w:line="240" w:lineRule="auto"/>
+        <w:jc w:val="center"/>
+        <w:rPr>
+          <w:b/>
+          <w:bCs/>
+          <w:sz w:val="32"/>
+          <w:szCs w:val="32"/>
+          <w:u w:val="single"/>
+          <w:lang w:val="it-IT"/>
+        </w:rPr>
+      </w:pPr>
+    </w:p>
+    <w:p>
+      <w:pPr>
+        <w:spacing w:before="0" w:line="240" w:lineRule="auto"/>
+        <w:jc w:val="center"/>
+        <w:rPr>
+          <w:b/>
+          <w:bCs/>
+          <w:sz w:val="32"/>
+          <w:szCs w:val="32"/>
+          <w:u w:val="single"/>
+        </w:rPr>
+      </w:pPr>
+      <w:r>
+        <w:rPr>
+          <w:b/>
+          <w:bCs/>
+          <w:sz w:val="32"/>
+          <w:szCs w:val="32"/>
+          <w:u w:val="single"/>
+        </w:rPr>
+        <w:t>===========</w:t>
+      </w:r>
+    </w:p>
+    <w:p>
+      <w:pPr>
+        <w:spacing w:before="0" w:line="240" w:lineRule="auto"/>
+        <w:jc w:val="center"/>
+        <w:rPr>
+          <w:b/>
+          <w:bCs/>
+          <w:sz w:val="32"/>
+          <w:szCs w:val="32"/>
+          <w:u w:val="single"/>
+        </w:rPr>
+      </w:pPr>
+    </w:p>
     <w:p>
       <w:pPr>
         <w:spacing w:before="0" w:line="240" w:lineRule="auto"/>
@@ -270,7 +4736,6 @@
               </w:rPr>
               <w:t>(</w:t>
             </w:r>
-            <w:proofErr w:type="gramStart"/>
             <w:r>
               <w:rPr>
                 <w:rFonts w:cs="BRH Devanagari Extra"/>
@@ -294,16 +4759,7 @@
                 <w:color w:val="000000"/>
                 <w:szCs w:val="32"/>
               </w:rPr>
-              <w:t>[</w:t>
-            </w:r>
-            <w:proofErr w:type="gramEnd"/>
-            <w:r>
-              <w:rPr>
-                <w:rFonts w:cs="BRH Devanagari Extra"/>
-                <w:color w:val="000000"/>
-                <w:szCs w:val="32"/>
-              </w:rPr>
-              <w:t>P5</w:t>
+              <w:t>[P5</w:t>
             </w:r>
             <w:r>
               <w:rPr>
@@ -665,7 +5121,6 @@
               </w:rPr>
               <w:t>(</w:t>
             </w:r>
-            <w:proofErr w:type="gramStart"/>
             <w:r>
               <w:rPr>
                 <w:rFonts w:cs="BRH Devanagari Extra"/>
@@ -689,16 +5144,7 @@
                 <w:color w:val="000000"/>
                 <w:szCs w:val="32"/>
               </w:rPr>
-              <w:t>[</w:t>
-            </w:r>
-            <w:proofErr w:type="gramEnd"/>
-            <w:r>
-              <w:rPr>
-                <w:rFonts w:cs="BRH Devanagari Extra"/>
-                <w:color w:val="000000"/>
-                <w:szCs w:val="32"/>
-              </w:rPr>
-              <w:t>P5</w:t>
+              <w:t>[P5</w:t>
             </w:r>
             <w:r>
               <w:rPr>
@@ -1122,7 +5568,6 @@
               </w:rPr>
               <w:t>(</w:t>
             </w:r>
-            <w:proofErr w:type="gramStart"/>
             <w:r>
               <w:rPr>
                 <w:rFonts w:cs="BRH Devanagari Extra"/>
@@ -1146,16 +5591,7 @@
                 <w:color w:val="000000"/>
                 <w:szCs w:val="32"/>
               </w:rPr>
-              <w:t>[</w:t>
-            </w:r>
-            <w:proofErr w:type="gramEnd"/>
-            <w:r>
-              <w:rPr>
-                <w:rFonts w:cs="BRH Devanagari Extra"/>
-                <w:color w:val="000000"/>
-                <w:szCs w:val="32"/>
-              </w:rPr>
-              <w:t>P8</w:t>
+              <w:t>[P8</w:t>
             </w:r>
             <w:r>
               <w:rPr>
@@ -1511,7 +5947,6 @@
               </w:rPr>
               <w:t>(</w:t>
             </w:r>
-            <w:proofErr w:type="gramStart"/>
             <w:r>
               <w:rPr>
                 <w:rFonts w:cs="BRH Devanagari Extra"/>
@@ -1535,16 +5970,7 @@
                 <w:color w:val="000000"/>
                 <w:szCs w:val="32"/>
               </w:rPr>
-              <w:t>[</w:t>
-            </w:r>
-            <w:proofErr w:type="gramEnd"/>
-            <w:r>
-              <w:rPr>
-                <w:rFonts w:cs="BRH Devanagari Extra"/>
-                <w:color w:val="000000"/>
-                <w:szCs w:val="32"/>
-              </w:rPr>
-              <w:t>P8</w:t>
+              <w:t>[P8</w:t>
             </w:r>
             <w:r>
               <w:rPr>
@@ -1869,7 +6295,6 @@
               </w:rPr>
               <w:t>(</w:t>
             </w:r>
-            <w:proofErr w:type="gramStart"/>
             <w:r>
               <w:rPr>
                 <w:rFonts w:cs="BRH Devanagari Extra"/>
@@ -1893,16 +6318,7 @@
                 <w:color w:val="000000"/>
                 <w:szCs w:val="32"/>
               </w:rPr>
-              <w:t>[</w:t>
-            </w:r>
-            <w:proofErr w:type="gramEnd"/>
-            <w:r>
-              <w:rPr>
-                <w:rFonts w:cs="BRH Devanagari Extra"/>
-                <w:color w:val="000000"/>
-                <w:szCs w:val="32"/>
-              </w:rPr>
-              <w:t>P8</w:t>
+              <w:t>[P8</w:t>
             </w:r>
             <w:r>
               <w:rPr>
@@ -2296,7 +6712,6 @@
               </w:rPr>
               <w:t>(</w:t>
             </w:r>
-            <w:proofErr w:type="gramStart"/>
             <w:r>
               <w:rPr>
                 <w:rFonts w:cs="BRH Devanagari Extra"/>
@@ -2320,16 +6735,7 @@
                 <w:color w:val="000000"/>
                 <w:szCs w:val="32"/>
               </w:rPr>
-              <w:t>[</w:t>
-            </w:r>
-            <w:proofErr w:type="gramEnd"/>
-            <w:r>
-              <w:rPr>
-                <w:rFonts w:cs="BRH Devanagari Extra"/>
-                <w:color w:val="000000"/>
-                <w:szCs w:val="32"/>
-              </w:rPr>
-              <w:t>P8</w:t>
+              <w:t>[P8</w:t>
             </w:r>
             <w:r>
               <w:rPr>
@@ -2706,9 +7112,9 @@
                 <w:sz w:val="32"/>
                 <w:szCs w:val="32"/>
               </w:rPr>
+              <w:lastRenderedPageBreak/>
               <w:t>(</w:t>
             </w:r>
-            <w:proofErr w:type="gramStart"/>
             <w:r>
               <w:rPr>
                 <w:rFonts w:cs="BRH Devanagari Extra"/>
@@ -2732,16 +7138,7 @@
                 <w:color w:val="000000"/>
                 <w:szCs w:val="32"/>
               </w:rPr>
-              <w:t>[</w:t>
-            </w:r>
-            <w:proofErr w:type="gramEnd"/>
-            <w:r>
-              <w:rPr>
-                <w:rFonts w:cs="BRH Devanagari Extra"/>
-                <w:color w:val="000000"/>
-                <w:szCs w:val="32"/>
-              </w:rPr>
-              <w:t>P9</w:t>
+              <w:t>[P9</w:t>
             </w:r>
             <w:r>
               <w:rPr>
@@ -3044,7 +7441,6 @@
               </w:rPr>
               <w:t>(</w:t>
             </w:r>
-            <w:proofErr w:type="gramStart"/>
             <w:r>
               <w:rPr>
                 <w:rFonts w:cs="BRH Devanagari Extra"/>
@@ -3068,16 +7464,7 @@
                 <w:color w:val="000000"/>
                 <w:szCs w:val="32"/>
               </w:rPr>
-              <w:t>[</w:t>
-            </w:r>
-            <w:proofErr w:type="gramEnd"/>
-            <w:r>
-              <w:rPr>
-                <w:rFonts w:cs="BRH Devanagari Extra"/>
-                <w:color w:val="000000"/>
-                <w:szCs w:val="32"/>
-              </w:rPr>
-              <w:t>P9</w:t>
+              <w:t>[P9</w:t>
             </w:r>
             <w:r>
               <w:rPr>
@@ -3396,7 +7783,6 @@
               </w:rPr>
               <w:t>(</w:t>
             </w:r>
-            <w:proofErr w:type="gramStart"/>
             <w:r>
               <w:rPr>
                 <w:rFonts w:cs="BRH Devanagari Extra"/>
@@ -3420,16 +7806,7 @@
                 <w:color w:val="000000"/>
                 <w:szCs w:val="32"/>
               </w:rPr>
-              <w:t>[</w:t>
-            </w:r>
-            <w:proofErr w:type="gramEnd"/>
-            <w:r>
-              <w:rPr>
-                <w:rFonts w:cs="BRH Devanagari Extra"/>
-                <w:color w:val="000000"/>
-                <w:szCs w:val="32"/>
-              </w:rPr>
-              <w:t>P9</w:t>
+              <w:t>[P9</w:t>
             </w:r>
             <w:r>
               <w:rPr>
@@ -3653,7 +8030,6 @@
               </w:rPr>
               <w:t>(</w:t>
             </w:r>
-            <w:proofErr w:type="gramStart"/>
             <w:r>
               <w:rPr>
                 <w:rFonts w:cs="BRH Devanagari Extra"/>
@@ -3677,16 +8053,7 @@
                 <w:color w:val="000000"/>
                 <w:szCs w:val="32"/>
               </w:rPr>
-              <w:t>[</w:t>
-            </w:r>
-            <w:proofErr w:type="gramEnd"/>
-            <w:r>
-              <w:rPr>
-                <w:rFonts w:cs="BRH Devanagari Extra"/>
-                <w:color w:val="000000"/>
-                <w:szCs w:val="32"/>
-              </w:rPr>
-              <w:t>P9</w:t>
+              <w:t>[P9</w:t>
             </w:r>
             <w:r>
               <w:rPr>
@@ -3922,10 +8289,8 @@
                 <w:sz w:val="32"/>
                 <w:szCs w:val="32"/>
               </w:rPr>
-              <w:lastRenderedPageBreak/>
               <w:t>(</w:t>
             </w:r>
-            <w:proofErr w:type="gramStart"/>
             <w:r>
               <w:rPr>
                 <w:rFonts w:cs="BRH Devanagari Extra"/>
@@ -3949,16 +8314,7 @@
                 <w:color w:val="000000"/>
                 <w:szCs w:val="32"/>
               </w:rPr>
-              <w:t>[</w:t>
-            </w:r>
-            <w:proofErr w:type="gramEnd"/>
-            <w:r>
-              <w:rPr>
-                <w:rFonts w:cs="BRH Devanagari Extra"/>
-                <w:color w:val="000000"/>
-                <w:szCs w:val="32"/>
-              </w:rPr>
-              <w:t>P11</w:t>
+              <w:t>[P11</w:t>
             </w:r>
             <w:r>
               <w:rPr>
@@ -4149,7 +8505,6 @@
               </w:rPr>
               <w:t>(</w:t>
             </w:r>
-            <w:proofErr w:type="gramStart"/>
             <w:r>
               <w:rPr>
                 <w:rFonts w:cs="BRH Devanagari Extra"/>
@@ -4173,16 +8528,7 @@
                 <w:color w:val="000000"/>
                 <w:szCs w:val="32"/>
               </w:rPr>
-              <w:t>[</w:t>
-            </w:r>
-            <w:proofErr w:type="gramEnd"/>
-            <w:r>
-              <w:rPr>
-                <w:rFonts w:cs="BRH Devanagari Extra"/>
-                <w:color w:val="000000"/>
-                <w:szCs w:val="32"/>
-              </w:rPr>
-              <w:t>P11</w:t>
+              <w:t>[P11</w:t>
             </w:r>
             <w:r>
               <w:rPr>
@@ -4386,7 +8732,6 @@
               </w:rPr>
               <w:t>(</w:t>
             </w:r>
-            <w:proofErr w:type="gramStart"/>
             <w:r>
               <w:rPr>
                 <w:rFonts w:cs="BRH Devanagari Extra"/>
@@ -4410,16 +8755,7 @@
                 <w:color w:val="000000"/>
                 <w:szCs w:val="32"/>
               </w:rPr>
-              <w:t>[</w:t>
-            </w:r>
-            <w:proofErr w:type="gramEnd"/>
-            <w:r>
-              <w:rPr>
-                <w:rFonts w:cs="BRH Devanagari Extra"/>
-                <w:color w:val="000000"/>
-                <w:szCs w:val="32"/>
-              </w:rPr>
-              <w:t>P14</w:t>
+              <w:t>[P14</w:t>
             </w:r>
             <w:r>
               <w:rPr>
@@ -4651,7 +8987,6 @@
               </w:rPr>
               <w:t>(</w:t>
             </w:r>
-            <w:proofErr w:type="gramStart"/>
             <w:r>
               <w:rPr>
                 <w:rFonts w:cs="BRH Devanagari Extra"/>
@@ -4675,16 +9010,7 @@
                 <w:color w:val="000000"/>
                 <w:szCs w:val="32"/>
               </w:rPr>
-              <w:t>[</w:t>
-            </w:r>
-            <w:proofErr w:type="gramEnd"/>
-            <w:r>
-              <w:rPr>
-                <w:rFonts w:cs="BRH Devanagari Extra"/>
-                <w:color w:val="000000"/>
-                <w:szCs w:val="32"/>
-              </w:rPr>
-              <w:t>P14</w:t>
+              <w:t>[P14</w:t>
             </w:r>
             <w:r>
               <w:rPr>
@@ -4921,7 +9247,6 @@
               </w:rPr>
               <w:t>(</w:t>
             </w:r>
-            <w:proofErr w:type="gramStart"/>
             <w:r>
               <w:rPr>
                 <w:rFonts w:cs="BRH Devanagari Extra"/>
@@ -4945,16 +9270,7 @@
                 <w:color w:val="000000"/>
                 <w:szCs w:val="32"/>
               </w:rPr>
-              <w:t>[</w:t>
-            </w:r>
-            <w:proofErr w:type="gramEnd"/>
-            <w:r>
-              <w:rPr>
-                <w:rFonts w:cs="BRH Devanagari Extra"/>
-                <w:color w:val="000000"/>
-                <w:szCs w:val="32"/>
-              </w:rPr>
-              <w:t>P15</w:t>
+              <w:t>[P15</w:t>
             </w:r>
             <w:r>
               <w:rPr>
@@ -5161,7 +9477,6 @@
               </w:rPr>
               <w:t>(</w:t>
             </w:r>
-            <w:proofErr w:type="gramStart"/>
             <w:r>
               <w:rPr>
                 <w:rFonts w:cs="BRH Devanagari Extra"/>
@@ -5185,16 +9500,7 @@
                 <w:color w:val="000000"/>
                 <w:szCs w:val="32"/>
               </w:rPr>
-              <w:t>[</w:t>
-            </w:r>
-            <w:proofErr w:type="gramEnd"/>
-            <w:r>
-              <w:rPr>
-                <w:rFonts w:cs="BRH Devanagari Extra"/>
-                <w:color w:val="000000"/>
-                <w:szCs w:val="32"/>
-              </w:rPr>
-              <w:t>P15</w:t>
+              <w:t>[P15</w:t>
             </w:r>
             <w:r>
               <w:rPr>
@@ -5421,7 +9727,6 @@
               </w:rPr>
               <w:t>(</w:t>
             </w:r>
-            <w:proofErr w:type="gramStart"/>
             <w:r>
               <w:rPr>
                 <w:rFonts w:cs="BRH Devanagari Extra"/>
@@ -5445,16 +9750,7 @@
                 <w:color w:val="000000"/>
                 <w:szCs w:val="32"/>
               </w:rPr>
-              <w:t>[</w:t>
-            </w:r>
-            <w:proofErr w:type="gramEnd"/>
-            <w:r>
-              <w:rPr>
-                <w:rFonts w:cs="BRH Devanagari Extra"/>
-                <w:color w:val="000000"/>
-                <w:szCs w:val="32"/>
-              </w:rPr>
-              <w:t>P25</w:t>
+              <w:t>[P25</w:t>
             </w:r>
             <w:r>
               <w:rPr>
@@ -5686,7 +9982,6 @@
               </w:rPr>
               <w:t>(</w:t>
             </w:r>
-            <w:proofErr w:type="gramStart"/>
             <w:r>
               <w:rPr>
                 <w:rFonts w:cs="BRH Devanagari Extra"/>
@@ -5710,16 +10005,7 @@
                 <w:color w:val="000000"/>
                 <w:szCs w:val="32"/>
               </w:rPr>
-              <w:t>[</w:t>
-            </w:r>
-            <w:proofErr w:type="gramEnd"/>
-            <w:r>
-              <w:rPr>
-                <w:rFonts w:cs="BRH Devanagari Extra"/>
-                <w:color w:val="000000"/>
-                <w:szCs w:val="32"/>
-              </w:rPr>
-              <w:t>P25</w:t>
+              <w:t>[P25</w:t>
             </w:r>
             <w:r>
               <w:rPr>
@@ -5954,9 +10240,9 @@
                 <w:sz w:val="32"/>
                 <w:szCs w:val="32"/>
               </w:rPr>
+              <w:lastRenderedPageBreak/>
               <w:t>(</w:t>
             </w:r>
-            <w:proofErr w:type="gramStart"/>
             <w:r>
               <w:rPr>
                 <w:rFonts w:cs="BRH Devanagari Extra"/>
@@ -5980,16 +10266,7 @@
                 <w:color w:val="000000"/>
                 <w:szCs w:val="32"/>
               </w:rPr>
-              <w:t>[</w:t>
-            </w:r>
-            <w:proofErr w:type="gramEnd"/>
-            <w:r>
-              <w:rPr>
-                <w:rFonts w:cs="BRH Devanagari Extra"/>
-                <w:color w:val="000000"/>
-                <w:szCs w:val="32"/>
-              </w:rPr>
-              <w:t>P27</w:t>
+              <w:t>[P27</w:t>
             </w:r>
             <w:r>
               <w:rPr>
@@ -6238,7 +10515,6 @@
               </w:rPr>
               <w:t>(</w:t>
             </w:r>
-            <w:proofErr w:type="gramStart"/>
             <w:r>
               <w:rPr>
                 <w:rFonts w:cs="BRH Devanagari Extra"/>
@@ -6262,16 +10538,7 @@
                 <w:color w:val="000000"/>
                 <w:szCs w:val="32"/>
               </w:rPr>
-              <w:t>[</w:t>
-            </w:r>
-            <w:proofErr w:type="gramEnd"/>
-            <w:r>
-              <w:rPr>
-                <w:rFonts w:cs="BRH Devanagari Extra"/>
-                <w:color w:val="000000"/>
-                <w:szCs w:val="32"/>
-              </w:rPr>
-              <w:t>P27</w:t>
+              <w:t>[P27</w:t>
             </w:r>
             <w:r>
               <w:rPr>
@@ -6526,7 +10793,6 @@
               </w:rPr>
               <w:t>(</w:t>
             </w:r>
-            <w:proofErr w:type="gramStart"/>
             <w:r>
               <w:rPr>
                 <w:rFonts w:cs="BRH Devanagari Extra"/>
@@ -6550,16 +10816,7 @@
                 <w:color w:val="000000"/>
                 <w:szCs w:val="32"/>
               </w:rPr>
-              <w:t>[</w:t>
-            </w:r>
-            <w:proofErr w:type="gramEnd"/>
-            <w:r>
-              <w:rPr>
-                <w:rFonts w:cs="BRH Devanagari Extra"/>
-                <w:color w:val="000000"/>
-                <w:szCs w:val="32"/>
-              </w:rPr>
-              <w:t>P35</w:t>
+              <w:t>[P35</w:t>
             </w:r>
             <w:r>
               <w:rPr>
@@ -6915,7 +11172,6 @@
               </w:rPr>
               <w:t>(</w:t>
             </w:r>
-            <w:proofErr w:type="gramStart"/>
             <w:r>
               <w:rPr>
                 <w:rFonts w:cs="BRH Devanagari Extra"/>
@@ -6939,16 +11195,7 @@
                 <w:color w:val="000000"/>
                 <w:szCs w:val="32"/>
               </w:rPr>
-              <w:t>[</w:t>
-            </w:r>
-            <w:proofErr w:type="gramEnd"/>
-            <w:r>
-              <w:rPr>
-                <w:rFonts w:cs="BRH Devanagari Extra"/>
-                <w:color w:val="000000"/>
-                <w:szCs w:val="32"/>
-              </w:rPr>
-              <w:t>P35</w:t>
+              <w:t>[P35</w:t>
             </w:r>
             <w:r>
               <w:rPr>
@@ -7120,7 +11367,6 @@
                 <w:szCs w:val="32"/>
                 <w:highlight w:val="yellow"/>
               </w:rPr>
-              <w:lastRenderedPageBreak/>
               <w:t>ÇC</w:t>
             </w:r>
             <w:r>
@@ -7306,7 +11552,6 @@
               </w:rPr>
               <w:t>(</w:t>
             </w:r>
-            <w:proofErr w:type="gramStart"/>
             <w:r>
               <w:rPr>
                 <w:rFonts w:cs="BRH Devanagari Extra"/>
@@ -7330,16 +11575,7 @@
                 <w:color w:val="000000"/>
                 <w:szCs w:val="32"/>
               </w:rPr>
-              <w:t>[</w:t>
-            </w:r>
-            <w:proofErr w:type="gramEnd"/>
-            <w:r>
-              <w:rPr>
-                <w:rFonts w:cs="BRH Devanagari Extra"/>
-                <w:color w:val="000000"/>
-                <w:szCs w:val="32"/>
-              </w:rPr>
-              <w:t>P35</w:t>
+              <w:t>[P35</w:t>
             </w:r>
             <w:r>
               <w:rPr>
@@ -7610,10 +11846,8 @@
                 <w:sz w:val="32"/>
                 <w:szCs w:val="32"/>
               </w:rPr>
-              <w:lastRenderedPageBreak/>
               <w:t>(</w:t>
             </w:r>
-            <w:proofErr w:type="gramStart"/>
             <w:r>
               <w:rPr>
                 <w:rFonts w:cs="BRH Devanagari Extra"/>
@@ -7637,16 +11871,7 @@
                 <w:color w:val="000000"/>
                 <w:szCs w:val="32"/>
               </w:rPr>
-              <w:t>[</w:t>
-            </w:r>
-            <w:proofErr w:type="gramEnd"/>
-            <w:r>
-              <w:rPr>
-                <w:rFonts w:cs="BRH Devanagari Extra"/>
-                <w:color w:val="000000"/>
-                <w:szCs w:val="32"/>
-              </w:rPr>
-              <w:t>P35</w:t>
+              <w:t>[P35</w:t>
             </w:r>
             <w:r>
               <w:rPr>
@@ -8002,7 +12227,6 @@
               </w:rPr>
               <w:t>(</w:t>
             </w:r>
-            <w:proofErr w:type="gramStart"/>
             <w:r>
               <w:rPr>
                 <w:rFonts w:cs="BRH Devanagari Extra"/>
@@ -8026,16 +12250,7 @@
                 <w:color w:val="000000"/>
                 <w:szCs w:val="32"/>
               </w:rPr>
-              <w:t>[</w:t>
-            </w:r>
-            <w:proofErr w:type="gramEnd"/>
-            <w:r>
-              <w:rPr>
-                <w:rFonts w:cs="BRH Devanagari Extra"/>
-                <w:color w:val="000000"/>
-                <w:szCs w:val="32"/>
-              </w:rPr>
-              <w:t>P35</w:t>
+              <w:t>[P35</w:t>
             </w:r>
             <w:r>
               <w:rPr>
@@ -8207,7 +12422,6 @@
                 <w:szCs w:val="32"/>
                 <w:highlight w:val="green"/>
               </w:rPr>
-              <w:lastRenderedPageBreak/>
               <w:t>ÍqÉ</w:t>
             </w:r>
             <w:r>
@@ -8394,7 +12608,6 @@
               </w:rPr>
               <w:t>(</w:t>
             </w:r>
-            <w:proofErr w:type="gramStart"/>
             <w:r>
               <w:rPr>
                 <w:rFonts w:cs="BRH Devanagari Extra"/>
@@ -8418,16 +12631,7 @@
                 <w:color w:val="000000"/>
                 <w:szCs w:val="32"/>
               </w:rPr>
-              <w:t>[</w:t>
-            </w:r>
-            <w:proofErr w:type="gramEnd"/>
-            <w:r>
-              <w:rPr>
-                <w:rFonts w:cs="BRH Devanagari Extra"/>
-                <w:color w:val="000000"/>
-                <w:szCs w:val="32"/>
-              </w:rPr>
-              <w:t>P35</w:t>
+              <w:t>[P35</w:t>
             </w:r>
             <w:r>
               <w:rPr>
@@ -8703,10 +12907,8 @@
                 <w:sz w:val="32"/>
                 <w:szCs w:val="32"/>
               </w:rPr>
-              <w:lastRenderedPageBreak/>
               <w:t>(</w:t>
             </w:r>
-            <w:proofErr w:type="gramStart"/>
             <w:r>
               <w:rPr>
                 <w:rFonts w:cs="BRH Devanagari Extra"/>
@@ -8730,16 +12932,7 @@
                 <w:color w:val="000000"/>
                 <w:szCs w:val="32"/>
               </w:rPr>
-              <w:t>[</w:t>
-            </w:r>
-            <w:proofErr w:type="gramEnd"/>
-            <w:r>
-              <w:rPr>
-                <w:rFonts w:cs="BRH Devanagari Extra"/>
-                <w:color w:val="000000"/>
-                <w:szCs w:val="32"/>
-              </w:rPr>
-              <w:t>P36</w:t>
+              <w:t>[P36</w:t>
             </w:r>
             <w:r>
               <w:rPr>
@@ -8981,7 +13174,6 @@
               </w:rPr>
               <w:t>(</w:t>
             </w:r>
-            <w:proofErr w:type="gramStart"/>
             <w:r>
               <w:rPr>
                 <w:rFonts w:cs="BRH Devanagari Extra"/>
@@ -9005,16 +13197,7 @@
                 <w:color w:val="000000"/>
                 <w:szCs w:val="32"/>
               </w:rPr>
-              <w:t>[</w:t>
-            </w:r>
-            <w:proofErr w:type="gramEnd"/>
-            <w:r>
-              <w:rPr>
-                <w:rFonts w:cs="BRH Devanagari Extra"/>
-                <w:color w:val="000000"/>
-                <w:szCs w:val="32"/>
-              </w:rPr>
-              <w:t>P36</w:t>
+              <w:t>[P36</w:t>
             </w:r>
             <w:r>
               <w:rPr>
@@ -9243,7 +13426,6 @@
               </w:rPr>
               <w:t>(</w:t>
             </w:r>
-            <w:proofErr w:type="gramStart"/>
             <w:r>
               <w:rPr>
                 <w:rFonts w:cs="BRH Devanagari Extra"/>
@@ -9267,16 +13449,7 @@
                 <w:color w:val="000000"/>
                 <w:szCs w:val="32"/>
               </w:rPr>
-              <w:t>[</w:t>
-            </w:r>
-            <w:proofErr w:type="gramEnd"/>
-            <w:r>
-              <w:rPr>
-                <w:rFonts w:cs="BRH Devanagari Extra"/>
-                <w:color w:val="000000"/>
-                <w:szCs w:val="32"/>
-              </w:rPr>
-              <w:t>P36</w:t>
+              <w:t>[P36</w:t>
             </w:r>
             <w:r>
               <w:rPr>
@@ -9483,7 +13656,6 @@
               </w:rPr>
               <w:t>(</w:t>
             </w:r>
-            <w:proofErr w:type="gramStart"/>
             <w:r>
               <w:rPr>
                 <w:rFonts w:cs="BRH Devanagari Extra"/>
@@ -9507,16 +13679,7 @@
                 <w:color w:val="000000"/>
                 <w:szCs w:val="32"/>
               </w:rPr>
-              <w:t>[</w:t>
-            </w:r>
-            <w:proofErr w:type="gramEnd"/>
-            <w:r>
-              <w:rPr>
-                <w:rFonts w:cs="BRH Devanagari Extra"/>
-                <w:color w:val="000000"/>
-                <w:szCs w:val="32"/>
-              </w:rPr>
-              <w:t>P36</w:t>
+              <w:t>[P36</w:t>
             </w:r>
             <w:r>
               <w:rPr>
@@ -9726,9 +13889,9 @@
                 <w:sz w:val="32"/>
                 <w:szCs w:val="32"/>
               </w:rPr>
+              <w:lastRenderedPageBreak/>
               <w:t>(</w:t>
             </w:r>
-            <w:proofErr w:type="gramStart"/>
             <w:r>
               <w:rPr>
                 <w:rFonts w:cs="BRH Devanagari Extra"/>
@@ -9752,16 +13915,7 @@
                 <w:color w:val="000000"/>
                 <w:szCs w:val="32"/>
               </w:rPr>
-              <w:t>[</w:t>
-            </w:r>
-            <w:proofErr w:type="gramEnd"/>
-            <w:r>
-              <w:rPr>
-                <w:rFonts w:cs="BRH Devanagari Extra"/>
-                <w:color w:val="000000"/>
-                <w:szCs w:val="32"/>
-              </w:rPr>
-              <w:t>P36</w:t>
+              <w:t>[P36</w:t>
             </w:r>
             <w:r>
               <w:rPr>
@@ -9992,7 +14146,6 @@
               </w:rPr>
               <w:t>(</w:t>
             </w:r>
-            <w:proofErr w:type="gramStart"/>
             <w:r>
               <w:rPr>
                 <w:rFonts w:cs="BRH Devanagari Extra"/>
@@ -10016,16 +14169,7 @@
                 <w:color w:val="000000"/>
                 <w:szCs w:val="32"/>
               </w:rPr>
-              <w:t>[</w:t>
-            </w:r>
-            <w:proofErr w:type="gramEnd"/>
-            <w:r>
-              <w:rPr>
-                <w:rFonts w:cs="BRH Devanagari Extra"/>
-                <w:color w:val="000000"/>
-                <w:szCs w:val="32"/>
-              </w:rPr>
-              <w:t>P36</w:t>
+              <w:t>[P36</w:t>
             </w:r>
             <w:r>
               <w:rPr>
@@ -10249,7 +14393,6 @@
               </w:rPr>
               <w:t>(</w:t>
             </w:r>
-            <w:proofErr w:type="gramStart"/>
             <w:r>
               <w:rPr>
                 <w:rFonts w:cs="BRH Devanagari Extra"/>
@@ -10273,16 +14416,7 @@
                 <w:color w:val="000000"/>
                 <w:szCs w:val="32"/>
               </w:rPr>
-              <w:t>[</w:t>
-            </w:r>
-            <w:proofErr w:type="gramEnd"/>
-            <w:r>
-              <w:rPr>
-                <w:rFonts w:cs="BRH Devanagari Extra"/>
-                <w:color w:val="000000"/>
-                <w:szCs w:val="32"/>
-              </w:rPr>
-              <w:t>P36</w:t>
+              <w:t>[P36</w:t>
             </w:r>
             <w:r>
               <w:rPr>
@@ -10513,7 +14647,6 @@
               </w:rPr>
               <w:t>(</w:t>
             </w:r>
-            <w:proofErr w:type="gramStart"/>
             <w:r>
               <w:rPr>
                 <w:rFonts w:cs="BRH Devanagari Extra"/>
@@ -10537,16 +14670,7 @@
                 <w:color w:val="000000"/>
                 <w:szCs w:val="32"/>
               </w:rPr>
-              <w:t>[</w:t>
-            </w:r>
-            <w:proofErr w:type="gramEnd"/>
-            <w:r>
-              <w:rPr>
-                <w:rFonts w:cs="BRH Devanagari Extra"/>
-                <w:color w:val="000000"/>
-                <w:szCs w:val="32"/>
-              </w:rPr>
-              <w:t>P36</w:t>
+              <w:t>[P36</w:t>
             </w:r>
             <w:r>
               <w:rPr>
@@ -10773,10 +14897,8 @@
                 <w:sz w:val="32"/>
                 <w:szCs w:val="32"/>
               </w:rPr>
-              <w:lastRenderedPageBreak/>
               <w:t>(</w:t>
             </w:r>
-            <w:proofErr w:type="gramStart"/>
             <w:r>
               <w:rPr>
                 <w:rFonts w:cs="BRH Devanagari Extra"/>
@@ -10800,16 +14922,7 @@
                 <w:color w:val="000000"/>
                 <w:szCs w:val="32"/>
               </w:rPr>
-              <w:t>[</w:t>
-            </w:r>
-            <w:proofErr w:type="gramEnd"/>
-            <w:r>
-              <w:rPr>
-                <w:rFonts w:cs="BRH Devanagari Extra"/>
-                <w:color w:val="000000"/>
-                <w:szCs w:val="32"/>
-              </w:rPr>
-              <w:t>P37</w:t>
+              <w:t>[P37</w:t>
             </w:r>
             <w:r>
               <w:rPr>
@@ -11228,7 +15341,6 @@
               </w:rPr>
               <w:t>(</w:t>
             </w:r>
-            <w:proofErr w:type="gramStart"/>
             <w:r>
               <w:rPr>
                 <w:rFonts w:cs="BRH Devanagari Extra"/>
@@ -11252,16 +15364,7 @@
                 <w:color w:val="000000"/>
                 <w:szCs w:val="32"/>
               </w:rPr>
-              <w:t>[</w:t>
-            </w:r>
-            <w:proofErr w:type="gramEnd"/>
-            <w:r>
-              <w:rPr>
-                <w:rFonts w:cs="BRH Devanagari Extra"/>
-                <w:color w:val="000000"/>
-                <w:szCs w:val="32"/>
-              </w:rPr>
-              <w:t>P37</w:t>
+              <w:t>[P37</w:t>
             </w:r>
             <w:r>
               <w:rPr>
@@ -11544,7 +15647,6 @@
               </w:rPr>
               <w:t>(</w:t>
             </w:r>
-            <w:proofErr w:type="gramStart"/>
             <w:r>
               <w:rPr>
                 <w:rFonts w:cs="BRH Devanagari Extra"/>
@@ -11568,16 +15670,7 @@
                 <w:color w:val="000000"/>
                 <w:szCs w:val="32"/>
               </w:rPr>
-              <w:t>[</w:t>
-            </w:r>
-            <w:proofErr w:type="gramEnd"/>
-            <w:r>
-              <w:rPr>
-                <w:rFonts w:cs="BRH Devanagari Extra"/>
-                <w:color w:val="000000"/>
-                <w:szCs w:val="32"/>
-              </w:rPr>
-              <w:t>P37</w:t>
+              <w:t>[P37</w:t>
             </w:r>
             <w:r>
               <w:rPr>
@@ -11984,7 +16077,6 @@
               </w:rPr>
               <w:t>(</w:t>
             </w:r>
-            <w:proofErr w:type="gramStart"/>
             <w:r>
               <w:rPr>
                 <w:rFonts w:cs="BRH Devanagari Extra"/>
@@ -12008,16 +16100,7 @@
                 <w:color w:val="000000"/>
                 <w:szCs w:val="32"/>
               </w:rPr>
-              <w:t>[</w:t>
-            </w:r>
-            <w:proofErr w:type="gramEnd"/>
-            <w:r>
-              <w:rPr>
-                <w:rFonts w:cs="BRH Devanagari Extra"/>
-                <w:color w:val="000000"/>
-                <w:szCs w:val="32"/>
-              </w:rPr>
-              <w:t>P37</w:t>
+              <w:t>[P37</w:t>
             </w:r>
             <w:r>
               <w:rPr>
@@ -12297,7 +16380,6 @@
               </w:rPr>
               <w:t>(</w:t>
             </w:r>
-            <w:proofErr w:type="gramStart"/>
             <w:r>
               <w:rPr>
                 <w:rFonts w:cs="BRH Devanagari Extra"/>
@@ -12321,16 +16403,7 @@
                 <w:color w:val="000000"/>
                 <w:szCs w:val="32"/>
               </w:rPr>
-              <w:t>[</w:t>
-            </w:r>
-            <w:proofErr w:type="gramEnd"/>
-            <w:r>
-              <w:rPr>
-                <w:rFonts w:cs="BRH Devanagari Extra"/>
-                <w:color w:val="000000"/>
-                <w:szCs w:val="32"/>
-              </w:rPr>
-              <w:t>P37</w:t>
+              <w:t>[P37</w:t>
             </w:r>
             <w:r>
               <w:rPr>
@@ -12577,7 +16650,6 @@
               </w:rPr>
               <w:t>(</w:t>
             </w:r>
-            <w:proofErr w:type="gramStart"/>
             <w:r>
               <w:rPr>
                 <w:rFonts w:cs="BRH Devanagari Extra"/>
@@ -12601,16 +16673,7 @@
                 <w:color w:val="000000"/>
                 <w:szCs w:val="32"/>
               </w:rPr>
-              <w:t>[</w:t>
-            </w:r>
-            <w:proofErr w:type="gramEnd"/>
-            <w:r>
-              <w:rPr>
-                <w:rFonts w:cs="BRH Devanagari Extra"/>
-                <w:color w:val="000000"/>
-                <w:szCs w:val="32"/>
-              </w:rPr>
-              <w:t>P37</w:t>
+              <w:t>[P37</w:t>
             </w:r>
             <w:r>
               <w:rPr>
@@ -12871,7 +16934,6 @@
               </w:rPr>
               <w:t>(</w:t>
             </w:r>
-            <w:proofErr w:type="gramStart"/>
             <w:r>
               <w:rPr>
                 <w:rFonts w:cs="BRH Devanagari Extra"/>
@@ -12895,16 +16957,7 @@
                 <w:color w:val="000000"/>
                 <w:szCs w:val="32"/>
               </w:rPr>
-              <w:t>[</w:t>
-            </w:r>
-            <w:proofErr w:type="gramEnd"/>
-            <w:r>
-              <w:rPr>
-                <w:rFonts w:cs="BRH Devanagari Extra"/>
-                <w:color w:val="000000"/>
-                <w:szCs w:val="32"/>
-              </w:rPr>
-              <w:t>P37</w:t>
+              <w:t>[P37</w:t>
             </w:r>
             <w:r>
               <w:rPr>
@@ -13145,7 +17198,6 @@
               </w:rPr>
               <w:t>(</w:t>
             </w:r>
-            <w:proofErr w:type="gramStart"/>
             <w:r>
               <w:rPr>
                 <w:rFonts w:cs="BRH Devanagari Extra"/>
@@ -13169,16 +17221,7 @@
                 <w:color w:val="000000"/>
                 <w:szCs w:val="32"/>
               </w:rPr>
-              <w:t>[</w:t>
-            </w:r>
-            <w:proofErr w:type="gramEnd"/>
-            <w:r>
-              <w:rPr>
-                <w:rFonts w:cs="BRH Devanagari Extra"/>
-                <w:color w:val="000000"/>
-                <w:szCs w:val="32"/>
-              </w:rPr>
-              <w:t>P37</w:t>
+              <w:t>[P37</w:t>
             </w:r>
             <w:r>
               <w:rPr>
@@ -13434,7 +17477,6 @@
               </w:rPr>
               <w:t>(</w:t>
             </w:r>
-            <w:proofErr w:type="gramStart"/>
             <w:r>
               <w:rPr>
                 <w:rFonts w:cs="BRH Devanagari Extra"/>
@@ -13458,16 +17500,7 @@
                 <w:color w:val="000000"/>
                 <w:szCs w:val="32"/>
               </w:rPr>
-              <w:t>[</w:t>
-            </w:r>
-            <w:proofErr w:type="gramEnd"/>
-            <w:r>
-              <w:rPr>
-                <w:rFonts w:cs="BRH Devanagari Extra"/>
-                <w:color w:val="000000"/>
-                <w:szCs w:val="32"/>
-              </w:rPr>
-              <w:t>P37</w:t>
+              <w:t>[P37</w:t>
             </w:r>
             <w:r>
               <w:rPr>
@@ -13620,6 +17653,7 @@
                 <w:szCs w:val="32"/>
                 <w:highlight w:val="yellow"/>
               </w:rPr>
+              <w:lastRenderedPageBreak/>
               <w:t>hÉ</w:t>
             </w:r>
             <w:r>
@@ -13737,9 +17771,9 @@
                 <w:sz w:val="32"/>
                 <w:szCs w:val="32"/>
               </w:rPr>
+              <w:lastRenderedPageBreak/>
               <w:t>(</w:t>
             </w:r>
-            <w:proofErr w:type="gramStart"/>
             <w:r>
               <w:rPr>
                 <w:rFonts w:cs="BRH Devanagari Extra"/>
@@ -13763,16 +17797,7 @@
                 <w:color w:val="000000"/>
                 <w:szCs w:val="32"/>
               </w:rPr>
-              <w:t>[</w:t>
-            </w:r>
-            <w:proofErr w:type="gramEnd"/>
-            <w:r>
-              <w:rPr>
-                <w:rFonts w:cs="BRH Devanagari Extra"/>
-                <w:color w:val="000000"/>
-                <w:szCs w:val="32"/>
-              </w:rPr>
-              <w:t>P37</w:t>
+              <w:t>[P37</w:t>
             </w:r>
             <w:r>
               <w:rPr>
@@ -13925,6 +17950,7 @@
                 <w:szCs w:val="32"/>
                 <w:highlight w:val="green"/>
               </w:rPr>
+              <w:lastRenderedPageBreak/>
               <w:t>lÉ</w:t>
             </w:r>
             <w:r>
@@ -14109,10 +18135,8 @@
           <w:szCs w:val="32"/>
           <w:u w:val="single"/>
         </w:rPr>
-        <w:lastRenderedPageBreak/>
         <w:t xml:space="preserve">TS </w:t>
       </w:r>
-      <w:proofErr w:type="gramStart"/>
       <w:r>
         <w:rPr>
           <w:b/>
@@ -14141,18 +18165,7 @@
           <w:szCs w:val="32"/>
           <w:u w:val="single"/>
         </w:rPr>
-        <w:t>–</w:t>
-      </w:r>
-      <w:proofErr w:type="gramEnd"/>
-      <w:r>
-        <w:rPr>
-          <w:b/>
-          <w:bCs/>
-          <w:sz w:val="32"/>
-          <w:szCs w:val="32"/>
-          <w:u w:val="single"/>
-        </w:rPr>
-        <w:t xml:space="preserve"> TS </w:t>
+        <w:t xml:space="preserve">– TS </w:t>
       </w:r>
       <w:r>
         <w:rPr>
@@ -14567,7 +18580,7 @@
 </file>
 
 <file path=word/endnotes.xml><?xml version="1.0" encoding="utf-8"?>
-<w:endnotes xmlns:wpc="http://schemas.microsoft.com/office/word/2010/wordprocessingCanvas" xmlns:cx="http://schemas.microsoft.com/office/drawing/2014/chartex" xmlns:cx1="http://schemas.microsoft.com/office/drawing/2015/9/8/chartex" xmlns:cx2="http://schemas.microsoft.com/office/drawing/2015/10/21/chartex" xmlns:cx3="http://schemas.microsoft.com/office/drawing/2016/5/9/chartex" xmlns:cx4="http://schemas.microsoft.com/office/drawing/2016/5/10/chartex" xmlns:cx5="http://schemas.microsoft.com/office/drawing/2016/5/11/chartex" xmlns:cx6="http://schemas.microsoft.com/office/drawing/2016/5/12/chartex" xmlns:cx7="http://schemas.microsoft.com/office/drawing/2016/5/13/chartex" xmlns:cx8="http://schemas.microsoft.com/office/drawing/2016/5/14/chartex" xmlns:mc="http://schemas.openxmlformats.org/markup-compatibility/2006" xmlns:aink="http://schemas.microsoft.com/office/drawing/2016/ink" xmlns:am3d="http://schemas.microsoft.com/office/drawing/2017/model3d" xmlns:o="urn:schemas-microsoft-com:office:office" xmlns:oel="http://schemas.microsoft.com/office/2019/extlst" xmlns:r="http://schemas.openxmlformats.org/officeDocument/2006/relationships" xmlns:m="http://schemas.openxmlformats.org/officeDocument/2006/math" xmlns:v="urn:schemas-microsoft-com:vml" xmlns:wp14="http://schemas.microsoft.com/office/word/2010/wordprocessingDrawing" xmlns:wp="http://schemas.openxmlformats.org/drawingml/2006/wordprocessingDrawing" xmlns:w10="urn:schemas-microsoft-com:office:word" xmlns:w="http://schemas.openxmlformats.org/wordprocessingml/2006/main" xmlns:w14="http://schemas.microsoft.com/office/word/2010/wordml" xmlns:w15="http://schemas.microsoft.com/office/word/2012/wordml" xmlns:w16cex="http://schemas.microsoft.com/office/word/2018/wordml/cex" xmlns:w16cid="http://schemas.microsoft.com/office/word/2016/wordml/cid" xmlns:w16="http://schemas.microsoft.com/office/word/2018/wordml" xmlns:w16sdtdh="http://schemas.microsoft.com/office/word/2020/wordml/sdtdatahash" xmlns:w16se="http://schemas.microsoft.com/office/word/2015/wordml/symex" xmlns:wpg="http://schemas.microsoft.com/office/word/2010/wordprocessingGroup" xmlns:wpi="http://schemas.microsoft.com/office/word/2010/wordprocessingInk" xmlns:wne="http://schemas.microsoft.com/office/word/2006/wordml" xmlns:wps="http://schemas.microsoft.com/office/word/2010/wordprocessingShape" mc:Ignorable="w14 w15 w16se w16cid w16 w16cex w16sdtdh wp14">
+<w:endnotes xmlns:wpc="http://schemas.microsoft.com/office/word/2010/wordprocessingCanvas" xmlns:cx="http://schemas.microsoft.com/office/drawing/2014/chartex" xmlns:cx1="http://schemas.microsoft.com/office/drawing/2015/9/8/chartex" xmlns:cx2="http://schemas.microsoft.com/office/drawing/2015/10/21/chartex" xmlns:cx3="http://schemas.microsoft.com/office/drawing/2016/5/9/chartex" xmlns:cx4="http://schemas.microsoft.com/office/drawing/2016/5/10/chartex" xmlns:cx5="http://schemas.microsoft.com/office/drawing/2016/5/11/chartex" xmlns:cx6="http://schemas.microsoft.com/office/drawing/2016/5/12/chartex" xmlns:cx7="http://schemas.microsoft.com/office/drawing/2016/5/13/chartex" xmlns:cx8="http://schemas.microsoft.com/office/drawing/2016/5/14/chartex" xmlns:mc="http://schemas.openxmlformats.org/markup-compatibility/2006" xmlns:aink="http://schemas.microsoft.com/office/drawing/2016/ink" xmlns:am3d="http://schemas.microsoft.com/office/drawing/2017/model3d" xmlns:o="urn:schemas-microsoft-com:office:office" xmlns:oel="http://schemas.microsoft.com/office/2019/extlst" xmlns:r="http://schemas.openxmlformats.org/officeDocument/2006/relationships" xmlns:m="http://schemas.openxmlformats.org/officeDocument/2006/math" xmlns:v="urn:schemas-microsoft-com:vml" xmlns:wp14="http://schemas.microsoft.com/office/word/2010/wordprocessingDrawing" xmlns:wp="http://schemas.openxmlformats.org/drawingml/2006/wordprocessingDrawing" xmlns:w10="urn:schemas-microsoft-com:office:word" xmlns:w="http://schemas.openxmlformats.org/wordprocessingml/2006/main" xmlns:w14="http://schemas.microsoft.com/office/word/2010/wordml" xmlns:w15="http://schemas.microsoft.com/office/word/2012/wordml" xmlns:w16cex="http://schemas.microsoft.com/office/word/2018/wordml/cex" xmlns:w16cid="http://schemas.microsoft.com/office/word/2016/wordml/cid" xmlns:w16="http://schemas.microsoft.com/office/word/2018/wordml" xmlns:w16du="http://schemas.microsoft.com/office/word/2023/wordml/word16du" xmlns:w16sdtdh="http://schemas.microsoft.com/office/word/2020/wordml/sdtdatahash" xmlns:w16sdtfl="http://schemas.microsoft.com/office/word/2024/wordml/sdtformatlock" xmlns:w16se="http://schemas.microsoft.com/office/word/2015/wordml/symex" xmlns:wpg="http://schemas.microsoft.com/office/word/2010/wordprocessingGroup" xmlns:wpi="http://schemas.microsoft.com/office/word/2010/wordprocessingInk" xmlns:wne="http://schemas.microsoft.com/office/word/2006/wordml" xmlns:wps="http://schemas.microsoft.com/office/word/2010/wordprocessingShape" mc:Ignorable="w14 w15 w16se w16cid w16 w16cex w16sdtdh w16sdtfl w16du wp14">
   <w:endnote w:type="separator" w:id="-1">
     <w:p>
       <w:pPr>
@@ -14592,7 +18605,7 @@
 </file>
 
 <file path=word/footer1.xml><?xml version="1.0" encoding="utf-8"?>
-<w:ftr xmlns:wpc="http://schemas.microsoft.com/office/word/2010/wordprocessingCanvas" xmlns:cx="http://schemas.microsoft.com/office/drawing/2014/chartex" xmlns:cx1="http://schemas.microsoft.com/office/drawing/2015/9/8/chartex" xmlns:cx2="http://schemas.microsoft.com/office/drawing/2015/10/21/chartex" xmlns:cx3="http://schemas.microsoft.com/office/drawing/2016/5/9/chartex" xmlns:cx4="http://schemas.microsoft.com/office/drawing/2016/5/10/chartex" xmlns:cx5="http://schemas.microsoft.com/office/drawing/2016/5/11/chartex" xmlns:cx6="http://schemas.microsoft.com/office/drawing/2016/5/12/chartex" xmlns:cx7="http://schemas.microsoft.com/office/drawing/2016/5/13/chartex" xmlns:cx8="http://schemas.microsoft.com/office/drawing/2016/5/14/chartex" xmlns:mc="http://schemas.openxmlformats.org/markup-compatibility/2006" xmlns:aink="http://schemas.microsoft.com/office/drawing/2016/ink" xmlns:am3d="http://schemas.microsoft.com/office/drawing/2017/model3d" xmlns:o="urn:schemas-microsoft-com:office:office" xmlns:oel="http://schemas.microsoft.com/office/2019/extlst" xmlns:r="http://schemas.openxmlformats.org/officeDocument/2006/relationships" xmlns:m="http://schemas.openxmlformats.org/officeDocument/2006/math" xmlns:v="urn:schemas-microsoft-com:vml" xmlns:wp14="http://schemas.microsoft.com/office/word/2010/wordprocessingDrawing" xmlns:wp="http://schemas.openxmlformats.org/drawingml/2006/wordprocessingDrawing" xmlns:w10="urn:schemas-microsoft-com:office:word" xmlns:w="http://schemas.openxmlformats.org/wordprocessingml/2006/main" xmlns:w14="http://schemas.microsoft.com/office/word/2010/wordml" xmlns:w15="http://schemas.microsoft.com/office/word/2012/wordml" xmlns:w16cex="http://schemas.microsoft.com/office/word/2018/wordml/cex" xmlns:w16cid="http://schemas.microsoft.com/office/word/2016/wordml/cid" xmlns:w16="http://schemas.microsoft.com/office/word/2018/wordml" xmlns:w16sdtdh="http://schemas.microsoft.com/office/word/2020/wordml/sdtdatahash" xmlns:w16se="http://schemas.microsoft.com/office/word/2015/wordml/symex" xmlns:wpg="http://schemas.microsoft.com/office/word/2010/wordprocessingGroup" xmlns:wpi="http://schemas.microsoft.com/office/word/2010/wordprocessingInk" xmlns:wne="http://schemas.microsoft.com/office/word/2006/wordml" xmlns:wps="http://schemas.microsoft.com/office/word/2010/wordprocessingShape" mc:Ignorable="w14 w15 w16se w16cid w16 w16cex w16sdtdh wp14">
+<w:ftr xmlns:wpc="http://schemas.microsoft.com/office/word/2010/wordprocessingCanvas" xmlns:cx="http://schemas.microsoft.com/office/drawing/2014/chartex" xmlns:cx1="http://schemas.microsoft.com/office/drawing/2015/9/8/chartex" xmlns:cx2="http://schemas.microsoft.com/office/drawing/2015/10/21/chartex" xmlns:cx3="http://schemas.microsoft.com/office/drawing/2016/5/9/chartex" xmlns:cx4="http://schemas.microsoft.com/office/drawing/2016/5/10/chartex" xmlns:cx5="http://schemas.microsoft.com/office/drawing/2016/5/11/chartex" xmlns:cx6="http://schemas.microsoft.com/office/drawing/2016/5/12/chartex" xmlns:cx7="http://schemas.microsoft.com/office/drawing/2016/5/13/chartex" xmlns:cx8="http://schemas.microsoft.com/office/drawing/2016/5/14/chartex" xmlns:mc="http://schemas.openxmlformats.org/markup-compatibility/2006" xmlns:aink="http://schemas.microsoft.com/office/drawing/2016/ink" xmlns:am3d="http://schemas.microsoft.com/office/drawing/2017/model3d" xmlns:o="urn:schemas-microsoft-com:office:office" xmlns:oel="http://schemas.microsoft.com/office/2019/extlst" xmlns:r="http://schemas.openxmlformats.org/officeDocument/2006/relationships" xmlns:m="http://schemas.openxmlformats.org/officeDocument/2006/math" xmlns:v="urn:schemas-microsoft-com:vml" xmlns:wp14="http://schemas.microsoft.com/office/word/2010/wordprocessingDrawing" xmlns:wp="http://schemas.openxmlformats.org/drawingml/2006/wordprocessingDrawing" xmlns:w10="urn:schemas-microsoft-com:office:word" xmlns:w="http://schemas.openxmlformats.org/wordprocessingml/2006/main" xmlns:w14="http://schemas.microsoft.com/office/word/2010/wordml" xmlns:w15="http://schemas.microsoft.com/office/word/2012/wordml" xmlns:w16cex="http://schemas.microsoft.com/office/word/2018/wordml/cex" xmlns:w16cid="http://schemas.microsoft.com/office/word/2016/wordml/cid" xmlns:w16="http://schemas.microsoft.com/office/word/2018/wordml" xmlns:w16du="http://schemas.microsoft.com/office/word/2023/wordml/word16du" xmlns:w16sdtdh="http://schemas.microsoft.com/office/word/2020/wordml/sdtdatahash" xmlns:w16sdtfl="http://schemas.microsoft.com/office/word/2024/wordml/sdtformatlock" xmlns:w16se="http://schemas.microsoft.com/office/word/2015/wordml/symex" xmlns:wpg="http://schemas.microsoft.com/office/word/2010/wordprocessingGroup" xmlns:wpi="http://schemas.microsoft.com/office/word/2010/wordprocessingInk" xmlns:wne="http://schemas.microsoft.com/office/word/2006/wordml" xmlns:wps="http://schemas.microsoft.com/office/word/2010/wordprocessingShape" mc:Ignorable="w14 w15 w16se w16cid w16 w16cex w16sdtdh w16sdtfl w16du wp14">
   <w:p>
     <w:pPr>
       <w:pBdr>
@@ -14774,7 +18787,7 @@
 </file>
 
 <file path=word/footer2.xml><?xml version="1.0" encoding="utf-8"?>
-<w:ftr xmlns:wpc="http://schemas.microsoft.com/office/word/2010/wordprocessingCanvas" xmlns:cx="http://schemas.microsoft.com/office/drawing/2014/chartex" xmlns:cx1="http://schemas.microsoft.com/office/drawing/2015/9/8/chartex" xmlns:cx2="http://schemas.microsoft.com/office/drawing/2015/10/21/chartex" xmlns:cx3="http://schemas.microsoft.com/office/drawing/2016/5/9/chartex" xmlns:cx4="http://schemas.microsoft.com/office/drawing/2016/5/10/chartex" xmlns:cx5="http://schemas.microsoft.com/office/drawing/2016/5/11/chartex" xmlns:cx6="http://schemas.microsoft.com/office/drawing/2016/5/12/chartex" xmlns:cx7="http://schemas.microsoft.com/office/drawing/2016/5/13/chartex" xmlns:cx8="http://schemas.microsoft.com/office/drawing/2016/5/14/chartex" xmlns:mc="http://schemas.openxmlformats.org/markup-compatibility/2006" xmlns:aink="http://schemas.microsoft.com/office/drawing/2016/ink" xmlns:am3d="http://schemas.microsoft.com/office/drawing/2017/model3d" xmlns:o="urn:schemas-microsoft-com:office:office" xmlns:oel="http://schemas.microsoft.com/office/2019/extlst" xmlns:r="http://schemas.openxmlformats.org/officeDocument/2006/relationships" xmlns:m="http://schemas.openxmlformats.org/officeDocument/2006/math" xmlns:v="urn:schemas-microsoft-com:vml" xmlns:wp14="http://schemas.microsoft.com/office/word/2010/wordprocessingDrawing" xmlns:wp="http://schemas.openxmlformats.org/drawingml/2006/wordprocessingDrawing" xmlns:w10="urn:schemas-microsoft-com:office:word" xmlns:w="http://schemas.openxmlformats.org/wordprocessingml/2006/main" xmlns:w14="http://schemas.microsoft.com/office/word/2010/wordml" xmlns:w15="http://schemas.microsoft.com/office/word/2012/wordml" xmlns:w16cex="http://schemas.microsoft.com/office/word/2018/wordml/cex" xmlns:w16cid="http://schemas.microsoft.com/office/word/2016/wordml/cid" xmlns:w16="http://schemas.microsoft.com/office/word/2018/wordml" xmlns:w16sdtdh="http://schemas.microsoft.com/office/word/2020/wordml/sdtdatahash" xmlns:w16se="http://schemas.microsoft.com/office/word/2015/wordml/symex" xmlns:wpg="http://schemas.microsoft.com/office/word/2010/wordprocessingGroup" xmlns:wpi="http://schemas.microsoft.com/office/word/2010/wordprocessingInk" xmlns:wne="http://schemas.microsoft.com/office/word/2006/wordml" xmlns:wps="http://schemas.microsoft.com/office/word/2010/wordprocessingShape" mc:Ignorable="w14 w15 w16se w16cid w16 w16cex w16sdtdh wp14">
+<w:ftr xmlns:wpc="http://schemas.microsoft.com/office/word/2010/wordprocessingCanvas" xmlns:cx="http://schemas.microsoft.com/office/drawing/2014/chartex" xmlns:cx1="http://schemas.microsoft.com/office/drawing/2015/9/8/chartex" xmlns:cx2="http://schemas.microsoft.com/office/drawing/2015/10/21/chartex" xmlns:cx3="http://schemas.microsoft.com/office/drawing/2016/5/9/chartex" xmlns:cx4="http://schemas.microsoft.com/office/drawing/2016/5/10/chartex" xmlns:cx5="http://schemas.microsoft.com/office/drawing/2016/5/11/chartex" xmlns:cx6="http://schemas.microsoft.com/office/drawing/2016/5/12/chartex" xmlns:cx7="http://schemas.microsoft.com/office/drawing/2016/5/13/chartex" xmlns:cx8="http://schemas.microsoft.com/office/drawing/2016/5/14/chartex" xmlns:mc="http://schemas.openxmlformats.org/markup-compatibility/2006" xmlns:aink="http://schemas.microsoft.com/office/drawing/2016/ink" xmlns:am3d="http://schemas.microsoft.com/office/drawing/2017/model3d" xmlns:o="urn:schemas-microsoft-com:office:office" xmlns:oel="http://schemas.microsoft.com/office/2019/extlst" xmlns:r="http://schemas.openxmlformats.org/officeDocument/2006/relationships" xmlns:m="http://schemas.openxmlformats.org/officeDocument/2006/math" xmlns:v="urn:schemas-microsoft-com:vml" xmlns:wp14="http://schemas.microsoft.com/office/word/2010/wordprocessingDrawing" xmlns:wp="http://schemas.openxmlformats.org/drawingml/2006/wordprocessingDrawing" xmlns:w10="urn:schemas-microsoft-com:office:word" xmlns:w="http://schemas.openxmlformats.org/wordprocessingml/2006/main" xmlns:w14="http://schemas.microsoft.com/office/word/2010/wordml" xmlns:w15="http://schemas.microsoft.com/office/word/2012/wordml" xmlns:w16cex="http://schemas.microsoft.com/office/word/2018/wordml/cex" xmlns:w16cid="http://schemas.microsoft.com/office/word/2016/wordml/cid" xmlns:w16="http://schemas.microsoft.com/office/word/2018/wordml" xmlns:w16du="http://schemas.microsoft.com/office/word/2023/wordml/word16du" xmlns:w16sdtdh="http://schemas.microsoft.com/office/word/2020/wordml/sdtdatahash" xmlns:w16sdtfl="http://schemas.microsoft.com/office/word/2024/wordml/sdtformatlock" xmlns:w16se="http://schemas.microsoft.com/office/word/2015/wordml/symex" xmlns:wpg="http://schemas.microsoft.com/office/word/2010/wordprocessingGroup" xmlns:wpi="http://schemas.microsoft.com/office/word/2010/wordprocessingInk" xmlns:wne="http://schemas.microsoft.com/office/word/2006/wordml" xmlns:wps="http://schemas.microsoft.com/office/word/2010/wordprocessingShape" mc:Ignorable="w14 w15 w16se w16cid w16 w16cex w16sdtdh w16sdtfl w16du wp14">
   <w:p>
     <w:pPr>
       <w:pBdr>
@@ -14980,7 +18993,7 @@
 </file>
 
 <file path=word/footnotes.xml><?xml version="1.0" encoding="utf-8"?>
-<w:footnotes xmlns:wpc="http://schemas.microsoft.com/office/word/2010/wordprocessingCanvas" xmlns:cx="http://schemas.microsoft.com/office/drawing/2014/chartex" xmlns:cx1="http://schemas.microsoft.com/office/drawing/2015/9/8/chartex" xmlns:cx2="http://schemas.microsoft.com/office/drawing/2015/10/21/chartex" xmlns:cx3="http://schemas.microsoft.com/office/drawing/2016/5/9/chartex" xmlns:cx4="http://schemas.microsoft.com/office/drawing/2016/5/10/chartex" xmlns:cx5="http://schemas.microsoft.com/office/drawing/2016/5/11/chartex" xmlns:cx6="http://schemas.microsoft.com/office/drawing/2016/5/12/chartex" xmlns:cx7="http://schemas.microsoft.com/office/drawing/2016/5/13/chartex" xmlns:cx8="http://schemas.microsoft.com/office/drawing/2016/5/14/chartex" xmlns:mc="http://schemas.openxmlformats.org/markup-compatibility/2006" xmlns:aink="http://schemas.microsoft.com/office/drawing/2016/ink" xmlns:am3d="http://schemas.microsoft.com/office/drawing/2017/model3d" xmlns:o="urn:schemas-microsoft-com:office:office" xmlns:oel="http://schemas.microsoft.com/office/2019/extlst" xmlns:r="http://schemas.openxmlformats.org/officeDocument/2006/relationships" xmlns:m="http://schemas.openxmlformats.org/officeDocument/2006/math" xmlns:v="urn:schemas-microsoft-com:vml" xmlns:wp14="http://schemas.microsoft.com/office/word/2010/wordprocessingDrawing" xmlns:wp="http://schemas.openxmlformats.org/drawingml/2006/wordprocessingDrawing" xmlns:w10="urn:schemas-microsoft-com:office:word" xmlns:w="http://schemas.openxmlformats.org/wordprocessingml/2006/main" xmlns:w14="http://schemas.microsoft.com/office/word/2010/wordml" xmlns:w15="http://schemas.microsoft.com/office/word/2012/wordml" xmlns:w16cex="http://schemas.microsoft.com/office/word/2018/wordml/cex" xmlns:w16cid="http://schemas.microsoft.com/office/word/2016/wordml/cid" xmlns:w16="http://schemas.microsoft.com/office/word/2018/wordml" xmlns:w16sdtdh="http://schemas.microsoft.com/office/word/2020/wordml/sdtdatahash" xmlns:w16se="http://schemas.microsoft.com/office/word/2015/wordml/symex" xmlns:wpg="http://schemas.microsoft.com/office/word/2010/wordprocessingGroup" xmlns:wpi="http://schemas.microsoft.com/office/word/2010/wordprocessingInk" xmlns:wne="http://schemas.microsoft.com/office/word/2006/wordml" xmlns:wps="http://schemas.microsoft.com/office/word/2010/wordprocessingShape" mc:Ignorable="w14 w15 w16se w16cid w16 w16cex w16sdtdh wp14">
+<w:footnotes xmlns:wpc="http://schemas.microsoft.com/office/word/2010/wordprocessingCanvas" xmlns:cx="http://schemas.microsoft.com/office/drawing/2014/chartex" xmlns:cx1="http://schemas.microsoft.com/office/drawing/2015/9/8/chartex" xmlns:cx2="http://schemas.microsoft.com/office/drawing/2015/10/21/chartex" xmlns:cx3="http://schemas.microsoft.com/office/drawing/2016/5/9/chartex" xmlns:cx4="http://schemas.microsoft.com/office/drawing/2016/5/10/chartex" xmlns:cx5="http://schemas.microsoft.com/office/drawing/2016/5/11/chartex" xmlns:cx6="http://schemas.microsoft.com/office/drawing/2016/5/12/chartex" xmlns:cx7="http://schemas.microsoft.com/office/drawing/2016/5/13/chartex" xmlns:cx8="http://schemas.microsoft.com/office/drawing/2016/5/14/chartex" xmlns:mc="http://schemas.openxmlformats.org/markup-compatibility/2006" xmlns:aink="http://schemas.microsoft.com/office/drawing/2016/ink" xmlns:am3d="http://schemas.microsoft.com/office/drawing/2017/model3d" xmlns:o="urn:schemas-microsoft-com:office:office" xmlns:oel="http://schemas.microsoft.com/office/2019/extlst" xmlns:r="http://schemas.openxmlformats.org/officeDocument/2006/relationships" xmlns:m="http://schemas.openxmlformats.org/officeDocument/2006/math" xmlns:v="urn:schemas-microsoft-com:vml" xmlns:wp14="http://schemas.microsoft.com/office/word/2010/wordprocessingDrawing" xmlns:wp="http://schemas.openxmlformats.org/drawingml/2006/wordprocessingDrawing" xmlns:w10="urn:schemas-microsoft-com:office:word" xmlns:w="http://schemas.openxmlformats.org/wordprocessingml/2006/main" xmlns:w14="http://schemas.microsoft.com/office/word/2010/wordml" xmlns:w15="http://schemas.microsoft.com/office/word/2012/wordml" xmlns:w16cex="http://schemas.microsoft.com/office/word/2018/wordml/cex" xmlns:w16cid="http://schemas.microsoft.com/office/word/2016/wordml/cid" xmlns:w16="http://schemas.microsoft.com/office/word/2018/wordml" xmlns:w16du="http://schemas.microsoft.com/office/word/2023/wordml/word16du" xmlns:w16sdtdh="http://schemas.microsoft.com/office/word/2020/wordml/sdtdatahash" xmlns:w16sdtfl="http://schemas.microsoft.com/office/word/2024/wordml/sdtformatlock" xmlns:w16se="http://schemas.microsoft.com/office/word/2015/wordml/symex" xmlns:wpg="http://schemas.microsoft.com/office/word/2010/wordprocessingGroup" xmlns:wpi="http://schemas.microsoft.com/office/word/2010/wordprocessingInk" xmlns:wne="http://schemas.microsoft.com/office/word/2006/wordml" xmlns:wps="http://schemas.microsoft.com/office/word/2010/wordprocessingShape" mc:Ignorable="w14 w15 w16se w16cid w16 w16cex w16sdtdh w16sdtfl w16du wp14">
   <w:footnote w:type="separator" w:id="-1">
     <w:p>
       <w:pPr>
@@ -15005,7 +19018,7 @@
 </file>
 
 <file path=word/header1.xml><?xml version="1.0" encoding="utf-8"?>
-<w:hdr xmlns:wpc="http://schemas.microsoft.com/office/word/2010/wordprocessingCanvas" xmlns:cx="http://schemas.microsoft.com/office/drawing/2014/chartex" xmlns:cx1="http://schemas.microsoft.com/office/drawing/2015/9/8/chartex" xmlns:cx2="http://schemas.microsoft.com/office/drawing/2015/10/21/chartex" xmlns:cx3="http://schemas.microsoft.com/office/drawing/2016/5/9/chartex" xmlns:cx4="http://schemas.microsoft.com/office/drawing/2016/5/10/chartex" xmlns:cx5="http://schemas.microsoft.com/office/drawing/2016/5/11/chartex" xmlns:cx6="http://schemas.microsoft.com/office/drawing/2016/5/12/chartex" xmlns:cx7="http://schemas.microsoft.com/office/drawing/2016/5/13/chartex" xmlns:cx8="http://schemas.microsoft.com/office/drawing/2016/5/14/chartex" xmlns:mc="http://schemas.openxmlformats.org/markup-compatibility/2006" xmlns:aink="http://schemas.microsoft.com/office/drawing/2016/ink" xmlns:am3d="http://schemas.microsoft.com/office/drawing/2017/model3d" xmlns:o="urn:schemas-microsoft-com:office:office" xmlns:oel="http://schemas.microsoft.com/office/2019/extlst" xmlns:r="http://schemas.openxmlformats.org/officeDocument/2006/relationships" xmlns:m="http://schemas.openxmlformats.org/officeDocument/2006/math" xmlns:v="urn:schemas-microsoft-com:vml" xmlns:wp14="http://schemas.microsoft.com/office/word/2010/wordprocessingDrawing" xmlns:wp="http://schemas.openxmlformats.org/drawingml/2006/wordprocessingDrawing" xmlns:w10="urn:schemas-microsoft-com:office:word" xmlns:w="http://schemas.openxmlformats.org/wordprocessingml/2006/main" xmlns:w14="http://schemas.microsoft.com/office/word/2010/wordml" xmlns:w15="http://schemas.microsoft.com/office/word/2012/wordml" xmlns:w16cex="http://schemas.microsoft.com/office/word/2018/wordml/cex" xmlns:w16cid="http://schemas.microsoft.com/office/word/2016/wordml/cid" xmlns:w16="http://schemas.microsoft.com/office/word/2018/wordml" xmlns:w16sdtdh="http://schemas.microsoft.com/office/word/2020/wordml/sdtdatahash" xmlns:w16se="http://schemas.microsoft.com/office/word/2015/wordml/symex" xmlns:wpg="http://schemas.microsoft.com/office/word/2010/wordprocessingGroup" xmlns:wpi="http://schemas.microsoft.com/office/word/2010/wordprocessingInk" xmlns:wne="http://schemas.microsoft.com/office/word/2006/wordml" xmlns:wps="http://schemas.microsoft.com/office/word/2010/wordprocessingShape" mc:Ignorable="w14 w15 w16se w16cid w16 w16cex w16sdtdh wp14">
+<w:hdr xmlns:wpc="http://schemas.microsoft.com/office/word/2010/wordprocessingCanvas" xmlns:cx="http://schemas.microsoft.com/office/drawing/2014/chartex" xmlns:cx1="http://schemas.microsoft.com/office/drawing/2015/9/8/chartex" xmlns:cx2="http://schemas.microsoft.com/office/drawing/2015/10/21/chartex" xmlns:cx3="http://schemas.microsoft.com/office/drawing/2016/5/9/chartex" xmlns:cx4="http://schemas.microsoft.com/office/drawing/2016/5/10/chartex" xmlns:cx5="http://schemas.microsoft.com/office/drawing/2016/5/11/chartex" xmlns:cx6="http://schemas.microsoft.com/office/drawing/2016/5/12/chartex" xmlns:cx7="http://schemas.microsoft.com/office/drawing/2016/5/13/chartex" xmlns:cx8="http://schemas.microsoft.com/office/drawing/2016/5/14/chartex" xmlns:mc="http://schemas.openxmlformats.org/markup-compatibility/2006" xmlns:aink="http://schemas.microsoft.com/office/drawing/2016/ink" xmlns:am3d="http://schemas.microsoft.com/office/drawing/2017/model3d" xmlns:o="urn:schemas-microsoft-com:office:office" xmlns:oel="http://schemas.microsoft.com/office/2019/extlst" xmlns:r="http://schemas.openxmlformats.org/officeDocument/2006/relationships" xmlns:m="http://schemas.openxmlformats.org/officeDocument/2006/math" xmlns:v="urn:schemas-microsoft-com:vml" xmlns:wp14="http://schemas.microsoft.com/office/word/2010/wordprocessingDrawing" xmlns:wp="http://schemas.openxmlformats.org/drawingml/2006/wordprocessingDrawing" xmlns:w10="urn:schemas-microsoft-com:office:word" xmlns:w="http://schemas.openxmlformats.org/wordprocessingml/2006/main" xmlns:w14="http://schemas.microsoft.com/office/word/2010/wordml" xmlns:w15="http://schemas.microsoft.com/office/word/2012/wordml" xmlns:w16cex="http://schemas.microsoft.com/office/word/2018/wordml/cex" xmlns:w16cid="http://schemas.microsoft.com/office/word/2016/wordml/cid" xmlns:w16="http://schemas.microsoft.com/office/word/2018/wordml" xmlns:w16du="http://schemas.microsoft.com/office/word/2023/wordml/word16du" xmlns:w16sdtdh="http://schemas.microsoft.com/office/word/2020/wordml/sdtdatahash" xmlns:w16sdtfl="http://schemas.microsoft.com/office/word/2024/wordml/sdtformatlock" xmlns:w16se="http://schemas.microsoft.com/office/word/2015/wordml/symex" xmlns:wpg="http://schemas.microsoft.com/office/word/2010/wordprocessingGroup" xmlns:wpi="http://schemas.microsoft.com/office/word/2010/wordprocessingInk" xmlns:wne="http://schemas.microsoft.com/office/word/2006/wordml" xmlns:wps="http://schemas.microsoft.com/office/word/2010/wordprocessingShape" mc:Ignorable="w14 w15 w16se w16cid w16 w16cex w16sdtdh w16sdtfl w16du wp14">
   <w:p>
     <w:pPr>
       <w:pStyle w:val="Header"/>
@@ -15026,7 +19039,7 @@
 </file>
 
 <file path=word/header2.xml><?xml version="1.0" encoding="utf-8"?>
-<w:hdr xmlns:wpc="http://schemas.microsoft.com/office/word/2010/wordprocessingCanvas" xmlns:cx="http://schemas.microsoft.com/office/drawing/2014/chartex" xmlns:cx1="http://schemas.microsoft.com/office/drawing/2015/9/8/chartex" xmlns:cx2="http://schemas.microsoft.com/office/drawing/2015/10/21/chartex" xmlns:cx3="http://schemas.microsoft.com/office/drawing/2016/5/9/chartex" xmlns:cx4="http://schemas.microsoft.com/office/drawing/2016/5/10/chartex" xmlns:cx5="http://schemas.microsoft.com/office/drawing/2016/5/11/chartex" xmlns:cx6="http://schemas.microsoft.com/office/drawing/2016/5/12/chartex" xmlns:cx7="http://schemas.microsoft.com/office/drawing/2016/5/13/chartex" xmlns:cx8="http://schemas.microsoft.com/office/drawing/2016/5/14/chartex" xmlns:mc="http://schemas.openxmlformats.org/markup-compatibility/2006" xmlns:aink="http://schemas.microsoft.com/office/drawing/2016/ink" xmlns:am3d="http://schemas.microsoft.com/office/drawing/2017/model3d" xmlns:o="urn:schemas-microsoft-com:office:office" xmlns:oel="http://schemas.microsoft.com/office/2019/extlst" xmlns:r="http://schemas.openxmlformats.org/officeDocument/2006/relationships" xmlns:m="http://schemas.openxmlformats.org/officeDocument/2006/math" xmlns:v="urn:schemas-microsoft-com:vml" xmlns:wp14="http://schemas.microsoft.com/office/word/2010/wordprocessingDrawing" xmlns:wp="http://schemas.openxmlformats.org/drawingml/2006/wordprocessingDrawing" xmlns:w10="urn:schemas-microsoft-com:office:word" xmlns:w="http://schemas.openxmlformats.org/wordprocessingml/2006/main" xmlns:w14="http://schemas.microsoft.com/office/word/2010/wordml" xmlns:w15="http://schemas.microsoft.com/office/word/2012/wordml" xmlns:w16cex="http://schemas.microsoft.com/office/word/2018/wordml/cex" xmlns:w16cid="http://schemas.microsoft.com/office/word/2016/wordml/cid" xmlns:w16="http://schemas.microsoft.com/office/word/2018/wordml" xmlns:w16sdtdh="http://schemas.microsoft.com/office/word/2020/wordml/sdtdatahash" xmlns:w16se="http://schemas.microsoft.com/office/word/2015/wordml/symex" xmlns:wpg="http://schemas.microsoft.com/office/word/2010/wordprocessingGroup" xmlns:wpi="http://schemas.microsoft.com/office/word/2010/wordprocessingInk" xmlns:wne="http://schemas.microsoft.com/office/word/2006/wordml" xmlns:wps="http://schemas.microsoft.com/office/word/2010/wordprocessingShape" mc:Ignorable="w14 w15 w16se w16cid w16 w16cex w16sdtdh wp14">
+<w:hdr xmlns:wpc="http://schemas.microsoft.com/office/word/2010/wordprocessingCanvas" xmlns:cx="http://schemas.microsoft.com/office/drawing/2014/chartex" xmlns:cx1="http://schemas.microsoft.com/office/drawing/2015/9/8/chartex" xmlns:cx2="http://schemas.microsoft.com/office/drawing/2015/10/21/chartex" xmlns:cx3="http://schemas.microsoft.com/office/drawing/2016/5/9/chartex" xmlns:cx4="http://schemas.microsoft.com/office/drawing/2016/5/10/chartex" xmlns:cx5="http://schemas.microsoft.com/office/drawing/2016/5/11/chartex" xmlns:cx6="http://schemas.microsoft.com/office/drawing/2016/5/12/chartex" xmlns:cx7="http://schemas.microsoft.com/office/drawing/2016/5/13/chartex" xmlns:cx8="http://schemas.microsoft.com/office/drawing/2016/5/14/chartex" xmlns:mc="http://schemas.openxmlformats.org/markup-compatibility/2006" xmlns:aink="http://schemas.microsoft.com/office/drawing/2016/ink" xmlns:am3d="http://schemas.microsoft.com/office/drawing/2017/model3d" xmlns:o="urn:schemas-microsoft-com:office:office" xmlns:oel="http://schemas.microsoft.com/office/2019/extlst" xmlns:r="http://schemas.openxmlformats.org/officeDocument/2006/relationships" xmlns:m="http://schemas.openxmlformats.org/officeDocument/2006/math" xmlns:v="urn:schemas-microsoft-com:vml" xmlns:wp14="http://schemas.microsoft.com/office/word/2010/wordprocessingDrawing" xmlns:wp="http://schemas.openxmlformats.org/drawingml/2006/wordprocessingDrawing" xmlns:w10="urn:schemas-microsoft-com:office:word" xmlns:w="http://schemas.openxmlformats.org/wordprocessingml/2006/main" xmlns:w14="http://schemas.microsoft.com/office/word/2010/wordml" xmlns:w15="http://schemas.microsoft.com/office/word/2012/wordml" xmlns:w16cex="http://schemas.microsoft.com/office/word/2018/wordml/cex" xmlns:w16cid="http://schemas.microsoft.com/office/word/2016/wordml/cid" xmlns:w16="http://schemas.microsoft.com/office/word/2018/wordml" xmlns:w16du="http://schemas.microsoft.com/office/word/2023/wordml/word16du" xmlns:w16sdtdh="http://schemas.microsoft.com/office/word/2020/wordml/sdtdatahash" xmlns:w16sdtfl="http://schemas.microsoft.com/office/word/2024/wordml/sdtformatlock" xmlns:w16se="http://schemas.microsoft.com/office/word/2015/wordml/symex" xmlns:wpg="http://schemas.microsoft.com/office/word/2010/wordprocessingGroup" xmlns:wpi="http://schemas.microsoft.com/office/word/2010/wordprocessingInk" xmlns:wne="http://schemas.microsoft.com/office/word/2006/wordml" xmlns:wps="http://schemas.microsoft.com/office/word/2010/wordprocessingShape" mc:Ignorable="w14 w15 w16se w16cid w16 w16cex w16sdtdh w16sdtfl w16du wp14">
   <w:p>
     <w:pPr>
       <w:pStyle w:val="Header"/>
@@ -15039,7 +19052,7 @@
 </file>
 
 <file path=word/styles.xml><?xml version="1.0" encoding="utf-8"?>
-<w:styles xmlns:mc="http://schemas.openxmlformats.org/markup-compatibility/2006" xmlns:r="http://schemas.openxmlformats.org/officeDocument/2006/relationships" xmlns:w="http://schemas.openxmlformats.org/wordprocessingml/2006/main" xmlns:w14="http://schemas.microsoft.com/office/word/2010/wordml" xmlns:w15="http://schemas.microsoft.com/office/word/2012/wordml" xmlns:w16cex="http://schemas.microsoft.com/office/word/2018/wordml/cex" xmlns:w16cid="http://schemas.microsoft.com/office/word/2016/wordml/cid" xmlns:w16="http://schemas.microsoft.com/office/word/2018/wordml" xmlns:w16sdtdh="http://schemas.microsoft.com/office/word/2020/wordml/sdtdatahash" xmlns:w16se="http://schemas.microsoft.com/office/word/2015/wordml/symex" mc:Ignorable="w14 w15 w16se w16cid w16 w16cex w16sdtdh">
+<w:styles xmlns:mc="http://schemas.openxmlformats.org/markup-compatibility/2006" xmlns:r="http://schemas.openxmlformats.org/officeDocument/2006/relationships" xmlns:w="http://schemas.openxmlformats.org/wordprocessingml/2006/main" xmlns:w14="http://schemas.microsoft.com/office/word/2010/wordml" xmlns:w15="http://schemas.microsoft.com/office/word/2012/wordml" xmlns:w16cex="http://schemas.microsoft.com/office/word/2018/wordml/cex" xmlns:w16cid="http://schemas.microsoft.com/office/word/2016/wordml/cid" xmlns:w16="http://schemas.microsoft.com/office/word/2018/wordml" xmlns:w16du="http://schemas.microsoft.com/office/word/2023/wordml/word16du" xmlns:w16sdtdh="http://schemas.microsoft.com/office/word/2020/wordml/sdtdatahash" xmlns:w16sdtfl="http://schemas.microsoft.com/office/word/2024/wordml/sdtformatlock" xmlns:w16se="http://schemas.microsoft.com/office/word/2015/wordml/symex" mc:Ignorable="w14 w15 w16se w16cid w16 w16cex w16sdtdh w16sdtfl w16du">
   <w:docDefaults>
     <w:rPrDefault>
       <w:rPr>
